--- a/插件详细手册/6.地图/地图设计-动画序列小房间.docx
+++ b/插件详细手册/6.地图/地图设计-动画序列小房间.docx
@@ -1,30 +1,34 @@
 
 <file path=word/document.xml><?xml version="1.0" encoding="utf-8"?>
-<w:document xmlns:wpc="http://schemas.microsoft.com/office/word/2010/wordprocessingCanvas" xmlns:cx="http://schemas.microsoft.com/office/drawing/2014/chartex" xmlns:cx1="http://schemas.microsoft.com/office/drawing/2015/9/8/chartex" xmlns:cx2="http://schemas.microsoft.com/office/drawing/2015/10/21/chartex" xmlns:cx3="http://schemas.microsoft.com/office/drawing/2016/5/9/chartex" xmlns:cx4="http://schemas.microsoft.com/office/drawing/2016/5/10/chartex" xmlns:cx5="http://schemas.microsoft.com/office/drawing/2016/5/11/chartex" xmlns:cx6="http://schemas.microsoft.com/office/drawing/2016/5/12/chartex" xmlns:cx7="http://schemas.microsoft.com/office/drawing/2016/5/13/chartex" xmlns:cx8="http://schemas.microsoft.com/office/drawing/2016/5/14/chartex" xmlns:mc="http://schemas.openxmlformats.org/markup-compatibility/2006" xmlns:aink="http://schemas.microsoft.com/office/drawing/2016/ink" xmlns:am3d="http://schemas.microsoft.com/office/drawing/2017/model3d" xmlns:o="urn:schemas-microsoft-com:office:office" xmlns:oel="http://schemas.microsoft.com/office/2019/extlst" xmlns:r="http://schemas.openxmlformats.org/officeDocument/2006/relationships" xmlns:m="http://schemas.openxmlformats.org/officeDocument/2006/math" xmlns:v="urn:schemas-microsoft-com:vml" xmlns:wp14="http://schemas.microsoft.com/office/word/2010/wordprocessingDrawing" xmlns:wp="http://schemas.openxmlformats.org/drawingml/2006/wordprocessingDrawing" xmlns:w10="urn:schemas-microsoft-com:office:word" xmlns:w="http://schemas.openxmlformats.org/wordprocessingml/2006/main" xmlns:w14="http://schemas.microsoft.com/office/word/2010/wordml" xmlns:w15="http://schemas.microsoft.com/office/word/2012/wordml" xmlns:w16cex="http://schemas.microsoft.com/office/word/2018/wordml/cex" xmlns:w16cid="http://schemas.microsoft.com/office/word/2016/wordml/cid" xmlns:w16="http://schemas.microsoft.com/office/word/2018/wordml" xmlns:w16sdtdh="http://schemas.microsoft.com/office/word/2020/wordml/sdtdatahash" xmlns:w16se="http://schemas.microsoft.com/office/word/2015/wordml/symex" xmlns:wpg="http://schemas.microsoft.com/office/word/2010/wordprocessingGroup" xmlns:wpi="http://schemas.microsoft.com/office/word/2010/wordprocessingInk" xmlns:wne="http://schemas.microsoft.com/office/word/2006/wordml" xmlns:wps="http://schemas.microsoft.com/office/word/2010/wordprocessingShape" mc:Ignorable="w14 w15 w16se w16cid w16 w16cex w16sdtdh wp14">
+<w:document xmlns:wpc="http://schemas.microsoft.com/office/word/2010/wordprocessingCanvas" xmlns:cx="http://schemas.microsoft.com/office/drawing/2014/chartex" xmlns:cx1="http://schemas.microsoft.com/office/drawing/2015/9/8/chartex" xmlns:cx2="http://schemas.microsoft.com/office/drawing/2015/10/21/chartex" xmlns:cx3="http://schemas.microsoft.com/office/drawing/2016/5/9/chartex" xmlns:cx4="http://schemas.microsoft.com/office/drawing/2016/5/10/chartex" xmlns:cx5="http://schemas.microsoft.com/office/drawing/2016/5/11/chartex" xmlns:cx6="http://schemas.microsoft.com/office/drawing/2016/5/12/chartex" xmlns:cx7="http://schemas.microsoft.com/office/drawing/2016/5/13/chartex" xmlns:cx8="http://schemas.microsoft.com/office/drawing/2016/5/14/chartex" xmlns:mc="http://schemas.openxmlformats.org/markup-compatibility/2006" xmlns:aink="http://schemas.microsoft.com/office/drawing/2016/ink" xmlns:am3d="http://schemas.microsoft.com/office/drawing/2017/model3d" xmlns:o="urn:schemas-microsoft-com:office:office" xmlns:oel="http://schemas.microsoft.com/office/2019/extlst" xmlns:r="http://schemas.openxmlformats.org/officeDocument/2006/relationships" xmlns:m="http://schemas.openxmlformats.org/officeDocument/2006/math" xmlns:v="urn:schemas-microsoft-com:vml" xmlns:wp14="http://schemas.microsoft.com/office/word/2010/wordprocessingDrawing" xmlns:wp="http://schemas.openxmlformats.org/drawingml/2006/wordprocessingDrawing" xmlns:w10="urn:schemas-microsoft-com:office:word" xmlns:w="http://schemas.openxmlformats.org/wordprocessingml/2006/main" xmlns:w14="http://schemas.microsoft.com/office/word/2010/wordml" xmlns:w15="http://schemas.microsoft.com/office/word/2012/wordml" xmlns:w16cex="http://schemas.microsoft.com/office/word/2018/wordml/cex" xmlns:w16cid="http://schemas.microsoft.com/office/word/2016/wordml/cid" xmlns:w16="http://schemas.microsoft.com/office/word/2018/wordml" xmlns:w16du="http://schemas.microsoft.com/office/word/2023/wordml/word16du" xmlns:w16sdtdh="http://schemas.microsoft.com/office/word/2020/wordml/sdtdatahash" xmlns:w16sdtfl="http://schemas.microsoft.com/office/word/2024/wordml/sdtformatlock" xmlns:w16se="http://schemas.microsoft.com/office/word/2015/wordml/symex" xmlns:wpg="http://schemas.microsoft.com/office/word/2010/wordprocessingGroup" xmlns:wpi="http://schemas.microsoft.com/office/word/2010/wordprocessingInk" xmlns:wne="http://schemas.microsoft.com/office/word/2006/wordml" xmlns:wps="http://schemas.microsoft.com/office/word/2010/wordprocessingShape" mc:Ignorable="w14 w15 w16se w16cid w16 w16cex w16sdtdh w16sdtfl w16du wp14">
   <w:body>
     <w:p>
       <w:pPr>
         <w:pStyle w:val="2"/>
-      </w:pPr>
-      <w:r>
         <w:rPr>
           <w:rFonts w:hint="eastAsia"/>
         </w:rPr>
+      </w:pPr>
+      <w:r>
+        <w:rPr>
+          <w:rFonts w:hint="eastAsia"/>
+        </w:rPr>
         <w:t>概述</w:t>
       </w:r>
     </w:p>
     <w:p>
       <w:pPr>
         <w:pStyle w:val="3"/>
-        <w:rPr>
-          <w:sz w:val="28"/>
-        </w:rPr>
-      </w:pPr>
-      <w:r>
         <w:rPr>
           <w:rFonts w:hint="eastAsia"/>
           <w:sz w:val="28"/>
         </w:rPr>
+      </w:pPr>
+      <w:r>
+        <w:rPr>
+          <w:rFonts w:hint="eastAsia"/>
+          <w:sz w:val="28"/>
+        </w:rPr>
         <w:t>地图简介</w:t>
       </w:r>
     </w:p>
@@ -61,24 +65,23 @@
         <w:widowControl/>
         <w:jc w:val="center"/>
         <w:rPr>
+          <w:rFonts w:ascii="Tahoma" w:eastAsia="微软雅黑" w:hAnsi="Tahoma"/>
+          <w:kern w:val="0"/>
+          <w:sz w:val="22"/>
+        </w:rPr>
+      </w:pPr>
+      <w:r>
+        <w:rPr>
           <w:rFonts w:ascii="宋体" w:eastAsia="宋体" w:hAnsi="宋体" w:cs="宋体"/>
+          <w:noProof/>
           <w:kern w:val="0"/>
           <w:sz w:val="24"/>
           <w:szCs w:val="24"/>
         </w:rPr>
-      </w:pPr>
-      <w:r>
-        <w:rPr>
-          <w:rFonts w:ascii="宋体" w:eastAsia="宋体" w:hAnsi="宋体" w:cs="宋体"/>
-          <w:noProof/>
-          <w:kern w:val="0"/>
-          <w:sz w:val="24"/>
-          <w:szCs w:val="24"/>
-        </w:rPr>
         <w:drawing>
-          <wp:inline distT="0" distB="0" distL="0" distR="0" wp14:anchorId="1EFC6826" wp14:editId="12431DDD">
-            <wp:extent cx="3268635" cy="2453640"/>
-            <wp:effectExtent l="0" t="0" r="8255" b="3810"/>
+          <wp:inline distT="0" distB="0" distL="0" distR="0" wp14:anchorId="1EFC6826" wp14:editId="3BE91801">
+            <wp:extent cx="3040380" cy="2282297"/>
+            <wp:effectExtent l="0" t="0" r="7620" b="3810"/>
             <wp:docPr id="994707139" name="图片 1"/>
             <wp:cNvGraphicFramePr>
               <a:graphicFrameLocks xmlns:a="http://schemas.openxmlformats.org/drawingml/2006/main" noChangeAspect="1"/>
@@ -108,7 +111,7 @@
                   <pic:spPr bwMode="auto">
                     <a:xfrm>
                       <a:off x="0" y="0"/>
-                      <a:ext cx="3273760" cy="2457487"/>
+                      <a:ext cx="3045945" cy="2286474"/>
                     </a:xfrm>
                     <a:prstGeom prst="rect">
                       <a:avLst/>
@@ -125,6 +128,386 @@
         </w:drawing>
       </w:r>
     </w:p>
+    <w:tbl>
+      <w:tblPr>
+        <w:tblStyle w:val="af"/>
+        <w:tblW w:w="0" w:type="auto"/>
+        <w:shd w:val="clear" w:color="auto" w:fill="DEEAF6" w:themeFill="accent1" w:themeFillTint="33"/>
+        <w:tblLook w:val="04A0" w:firstRow="1" w:lastRow="0" w:firstColumn="1" w:lastColumn="0" w:noHBand="0" w:noVBand="1"/>
+      </w:tblPr>
+      <w:tblGrid>
+        <w:gridCol w:w="8522"/>
+      </w:tblGrid>
+      <w:tr>
+        <w:tc>
+          <w:tcPr>
+            <w:tcW w:w="8522" w:type="dxa"/>
+            <w:shd w:val="clear" w:color="auto" w:fill="DEEAF6" w:themeFill="accent1" w:themeFillTint="33"/>
+          </w:tcPr>
+          <w:p>
+            <w:pPr>
+              <w:widowControl/>
+              <w:snapToGrid w:val="0"/>
+              <w:jc w:val="left"/>
+              <w:rPr>
+                <w:rFonts w:ascii="Tahoma" w:eastAsia="微软雅黑" w:hAnsi="Tahoma"/>
+                <w:kern w:val="0"/>
+                <w:sz w:val="22"/>
+              </w:rPr>
+            </w:pPr>
+            <w:r>
+              <w:rPr>
+                <w:rFonts w:ascii="Tahoma" w:eastAsia="微软雅黑" w:hAnsi="Tahoma" w:hint="eastAsia"/>
+                <w:kern w:val="0"/>
+                <w:sz w:val="22"/>
+              </w:rPr>
+              <w:t>示例</w:t>
+            </w:r>
+            <w:r>
+              <w:rPr>
+                <w:rFonts w:ascii="Tahoma" w:eastAsia="微软雅黑" w:hAnsi="Tahoma" w:hint="eastAsia"/>
+                <w:kern w:val="0"/>
+                <w:sz w:val="22"/>
+              </w:rPr>
+              <w:t>中</w:t>
+            </w:r>
+            <w:r>
+              <w:rPr>
+                <w:rFonts w:ascii="Tahoma" w:eastAsia="微软雅黑" w:hAnsi="Tahoma" w:hint="eastAsia"/>
+                <w:kern w:val="0"/>
+                <w:sz w:val="22"/>
+              </w:rPr>
+              <w:t>的地图为“动画序列小房间”</w:t>
+            </w:r>
+            <w:r>
+              <w:rPr>
+                <w:rFonts w:ascii="Tahoma" w:eastAsia="微软雅黑" w:hAnsi="Tahoma" w:hint="eastAsia"/>
+                <w:kern w:val="0"/>
+                <w:sz w:val="22"/>
+              </w:rPr>
+              <w:t>，</w:t>
+            </w:r>
+            <w:r>
+              <w:rPr>
+                <w:rFonts w:ascii="Tahoma" w:eastAsia="微软雅黑" w:hAnsi="Tahoma" w:hint="eastAsia"/>
+                <w:kern w:val="0"/>
+                <w:sz w:val="22"/>
+              </w:rPr>
+              <w:t>你</w:t>
+            </w:r>
+            <w:r>
+              <w:rPr>
+                <w:rFonts w:ascii="Tahoma" w:eastAsia="微软雅黑" w:hAnsi="Tahoma" w:hint="eastAsia"/>
+                <w:kern w:val="0"/>
+                <w:sz w:val="22"/>
+              </w:rPr>
+              <w:t>可以</w:t>
+            </w:r>
+            <w:r>
+              <w:rPr>
+                <w:rFonts w:ascii="Tahoma" w:eastAsia="微软雅黑" w:hAnsi="Tahoma" w:hint="eastAsia"/>
+                <w:kern w:val="0"/>
+                <w:sz w:val="22"/>
+              </w:rPr>
+              <w:t>设置</w:t>
+            </w:r>
+            <w:r>
+              <w:rPr>
+                <w:rFonts w:ascii="Tahoma" w:eastAsia="微软雅黑" w:hAnsi="Tahoma" w:hint="eastAsia"/>
+                <w:kern w:val="0"/>
+                <w:sz w:val="22"/>
+              </w:rPr>
+              <w:t xml:space="preserve"> </w:t>
+            </w:r>
+            <w:r>
+              <w:rPr>
+                <w:rFonts w:ascii="Tahoma" w:eastAsia="微软雅黑" w:hAnsi="Tahoma" w:hint="eastAsia"/>
+                <w:kern w:val="0"/>
+                <w:sz w:val="22"/>
+              </w:rPr>
+              <w:t>玩家起始位置</w:t>
+            </w:r>
+            <w:r>
+              <w:rPr>
+                <w:rFonts w:ascii="Tahoma" w:eastAsia="微软雅黑" w:hAnsi="Tahoma" w:hint="eastAsia"/>
+                <w:kern w:val="0"/>
+                <w:sz w:val="22"/>
+              </w:rPr>
+              <w:t xml:space="preserve"> </w:t>
+            </w:r>
+            <w:r>
+              <w:rPr>
+                <w:rFonts w:ascii="Tahoma" w:eastAsia="微软雅黑" w:hAnsi="Tahoma" w:hint="eastAsia"/>
+                <w:kern w:val="0"/>
+                <w:sz w:val="22"/>
+              </w:rPr>
+              <w:t>在</w:t>
+            </w:r>
+            <w:r>
+              <w:rPr>
+                <w:rFonts w:ascii="Tahoma" w:eastAsia="微软雅黑" w:hAnsi="Tahoma" w:hint="eastAsia"/>
+                <w:kern w:val="0"/>
+                <w:sz w:val="22"/>
+              </w:rPr>
+              <w:t>该</w:t>
+            </w:r>
+            <w:r>
+              <w:rPr>
+                <w:rFonts w:ascii="Tahoma" w:eastAsia="微软雅黑" w:hAnsi="Tahoma" w:hint="eastAsia"/>
+                <w:kern w:val="0"/>
+                <w:sz w:val="22"/>
+              </w:rPr>
+              <w:t>地图。</w:t>
+            </w:r>
+          </w:p>
+          <w:p>
+            <w:pPr>
+              <w:widowControl/>
+              <w:snapToGrid w:val="0"/>
+              <w:jc w:val="left"/>
+              <w:rPr>
+                <w:rFonts w:ascii="Tahoma" w:eastAsia="微软雅黑" w:hAnsi="Tahoma"/>
+                <w:kern w:val="0"/>
+                <w:sz w:val="22"/>
+              </w:rPr>
+            </w:pPr>
+            <w:r>
+              <w:rPr>
+                <w:rFonts w:ascii="Tahoma" w:eastAsia="微软雅黑" w:hAnsi="Tahoma" w:hint="eastAsia"/>
+                <w:kern w:val="0"/>
+                <w:sz w:val="22"/>
+              </w:rPr>
+              <w:t>但注意，进入游戏后玩家不是</w:t>
+            </w:r>
+            <w:proofErr w:type="gramStart"/>
+            <w:r>
+              <w:rPr>
+                <w:rFonts w:ascii="Tahoma" w:eastAsia="微软雅黑" w:hAnsi="Tahoma" w:hint="eastAsia"/>
+                <w:kern w:val="0"/>
+                <w:sz w:val="22"/>
+              </w:rPr>
+              <w:t>二方向</w:t>
+            </w:r>
+            <w:proofErr w:type="gramEnd"/>
+            <w:r>
+              <w:rPr>
+                <w:rFonts w:ascii="Tahoma" w:eastAsia="微软雅黑" w:hAnsi="Tahoma" w:hint="eastAsia"/>
+                <w:kern w:val="0"/>
+                <w:sz w:val="22"/>
+              </w:rPr>
+              <w:t>行走图，</w:t>
+            </w:r>
+            <w:r>
+              <w:rPr>
+                <w:rFonts w:ascii="Tahoma" w:eastAsia="微软雅黑" w:hAnsi="Tahoma" w:hint="eastAsia"/>
+                <w:kern w:val="0"/>
+                <w:sz w:val="22"/>
+              </w:rPr>
+              <w:t>你</w:t>
+            </w:r>
+            <w:r>
+              <w:rPr>
+                <w:rFonts w:ascii="Tahoma" w:eastAsia="微软雅黑" w:hAnsi="Tahoma" w:hint="eastAsia"/>
+                <w:kern w:val="0"/>
+                <w:sz w:val="22"/>
+              </w:rPr>
+              <w:t>需要</w:t>
+            </w:r>
+            <w:r>
+              <w:rPr>
+                <w:rFonts w:ascii="Tahoma" w:eastAsia="微软雅黑" w:hAnsi="Tahoma" w:hint="eastAsia"/>
+                <w:kern w:val="0"/>
+                <w:sz w:val="22"/>
+              </w:rPr>
+              <w:t>先离开地图再返回，就</w:t>
+            </w:r>
+            <w:r>
+              <w:rPr>
+                <w:rFonts w:ascii="Tahoma" w:eastAsia="微软雅黑" w:hAnsi="Tahoma" w:hint="eastAsia"/>
+                <w:kern w:val="0"/>
+                <w:sz w:val="22"/>
+              </w:rPr>
+              <w:t>成功切换</w:t>
+            </w:r>
+            <w:r>
+              <w:rPr>
+                <w:rFonts w:ascii="Tahoma" w:eastAsia="微软雅黑" w:hAnsi="Tahoma" w:hint="eastAsia"/>
+                <w:kern w:val="0"/>
+                <w:sz w:val="22"/>
+              </w:rPr>
+              <w:t>了。</w:t>
+            </w:r>
+          </w:p>
+          <w:p>
+            <w:pPr>
+              <w:widowControl/>
+              <w:snapToGrid w:val="0"/>
+              <w:jc w:val="center"/>
+              <w:rPr>
+                <w:rFonts w:ascii="Tahoma" w:eastAsia="微软雅黑" w:hAnsi="Tahoma"/>
+                <w:kern w:val="0"/>
+                <w:sz w:val="22"/>
+              </w:rPr>
+            </w:pPr>
+            <w:r>
+              <w:rPr>
+                <w:rFonts w:ascii="Tahoma" w:eastAsia="微软雅黑" w:hAnsi="Tahoma" w:hint="eastAsia"/>
+                <w:noProof/>
+                <w:kern w:val="0"/>
+                <w:sz w:val="22"/>
+              </w:rPr>
+              <w:drawing>
+                <wp:inline distT="0" distB="0" distL="0" distR="0" wp14:anchorId="24893D03" wp14:editId="3FF65EDA">
+                  <wp:extent cx="2438400" cy="856735"/>
+                  <wp:effectExtent l="0" t="0" r="0" b="635"/>
+                  <wp:docPr id="329690298" name="图片 1"/>
+                  <wp:cNvGraphicFramePr>
+                    <a:graphicFrameLocks xmlns:a="http://schemas.openxmlformats.org/drawingml/2006/main" noChangeAspect="1"/>
+                  </wp:cNvGraphicFramePr>
+                  <a:graphic xmlns:a="http://schemas.openxmlformats.org/drawingml/2006/main">
+                    <a:graphicData uri="http://schemas.openxmlformats.org/drawingml/2006/picture">
+                      <pic:pic xmlns:pic="http://schemas.openxmlformats.org/drawingml/2006/picture">
+                        <pic:nvPicPr>
+                          <pic:cNvPr id="0" name="Picture 1"/>
+                          <pic:cNvPicPr>
+                            <a:picLocks noChangeAspect="1" noChangeArrowheads="1"/>
+                          </pic:cNvPicPr>
+                        </pic:nvPicPr>
+                        <pic:blipFill>
+                          <a:blip r:embed="rId8">
+                            <a:extLst>
+                              <a:ext uri="{28A0092B-C50C-407E-A947-70E740481C1C}">
+                                <a14:useLocalDpi xmlns:a14="http://schemas.microsoft.com/office/drawing/2010/main" val="0"/>
+                              </a:ext>
+                            </a:extLst>
+                          </a:blip>
+                          <a:srcRect/>
+                          <a:stretch>
+                            <a:fillRect/>
+                          </a:stretch>
+                        </pic:blipFill>
+                        <pic:spPr bwMode="auto">
+                          <a:xfrm>
+                            <a:off x="0" y="0"/>
+                            <a:ext cx="2439957" cy="857282"/>
+                          </a:xfrm>
+                          <a:prstGeom prst="rect">
+                            <a:avLst/>
+                          </a:prstGeom>
+                          <a:noFill/>
+                          <a:ln>
+                            <a:noFill/>
+                          </a:ln>
+                        </pic:spPr>
+                      </pic:pic>
+                    </a:graphicData>
+                  </a:graphic>
+                </wp:inline>
+              </w:drawing>
+            </w:r>
+            <w:r>
+              <w:rPr>
+                <w:rFonts w:ascii="Tahoma" w:eastAsia="微软雅黑" w:hAnsi="Tahoma" w:hint="eastAsia"/>
+                <w:kern w:val="0"/>
+                <w:sz w:val="22"/>
+              </w:rPr>
+              <w:t xml:space="preserve"> </w:t>
+            </w:r>
+            <w:r>
+              <w:rPr>
+                <w:rFonts w:hint="eastAsia"/>
+                <w:noProof/>
+              </w:rPr>
+              <w:drawing>
+                <wp:inline distT="0" distB="0" distL="0" distR="0" wp14:anchorId="69A1A4F7" wp14:editId="2582EE6D">
+                  <wp:extent cx="1561564" cy="853449"/>
+                  <wp:effectExtent l="0" t="0" r="635" b="3810"/>
+                  <wp:docPr id="98176956" name="图片 2"/>
+                  <wp:cNvGraphicFramePr>
+                    <a:graphicFrameLocks xmlns:a="http://schemas.openxmlformats.org/drawingml/2006/main" noChangeAspect="1"/>
+                  </wp:cNvGraphicFramePr>
+                  <a:graphic xmlns:a="http://schemas.openxmlformats.org/drawingml/2006/main">
+                    <a:graphicData uri="http://schemas.openxmlformats.org/drawingml/2006/picture">
+                      <pic:pic xmlns:pic="http://schemas.openxmlformats.org/drawingml/2006/picture">
+                        <pic:nvPicPr>
+                          <pic:cNvPr id="0" name="Picture 3"/>
+                          <pic:cNvPicPr>
+                            <a:picLocks noChangeAspect="1" noChangeArrowheads="1"/>
+                          </pic:cNvPicPr>
+                        </pic:nvPicPr>
+                        <pic:blipFill>
+                          <a:blip r:embed="rId9" cstate="print">
+                            <a:extLst>
+                              <a:ext uri="{28A0092B-C50C-407E-A947-70E740481C1C}">
+                                <a14:useLocalDpi xmlns:a14="http://schemas.microsoft.com/office/drawing/2010/main" val="0"/>
+                              </a:ext>
+                            </a:extLst>
+                          </a:blip>
+                          <a:srcRect/>
+                          <a:stretch>
+                            <a:fillRect/>
+                          </a:stretch>
+                        </pic:blipFill>
+                        <pic:spPr bwMode="auto">
+                          <a:xfrm>
+                            <a:off x="0" y="0"/>
+                            <a:ext cx="1572235" cy="859281"/>
+                          </a:xfrm>
+                          <a:prstGeom prst="rect">
+                            <a:avLst/>
+                          </a:prstGeom>
+                          <a:noFill/>
+                          <a:ln>
+                            <a:noFill/>
+                          </a:ln>
+                        </pic:spPr>
+                      </pic:pic>
+                    </a:graphicData>
+                  </a:graphic>
+                </wp:inline>
+              </w:drawing>
+            </w:r>
+          </w:p>
+        </w:tc>
+      </w:tr>
+    </w:tbl>
+    <w:p>
+      <w:pPr>
+        <w:widowControl/>
+        <w:snapToGrid w:val="0"/>
+        <w:spacing w:before="120"/>
+        <w:jc w:val="left"/>
+        <w:rPr>
+          <w:rFonts w:ascii="Tahoma" w:eastAsia="微软雅黑" w:hAnsi="Tahoma"/>
+          <w:kern w:val="0"/>
+          <w:sz w:val="22"/>
+        </w:rPr>
+      </w:pPr>
+      <w:r>
+        <w:rPr>
+          <w:rFonts w:ascii="Tahoma" w:eastAsia="微软雅黑" w:hAnsi="Tahoma" w:hint="eastAsia"/>
+          <w:kern w:val="0"/>
+          <w:sz w:val="22"/>
+        </w:rPr>
+        <w:t>注意，该文档只详细说明</w:t>
+      </w:r>
+      <w:r>
+        <w:rPr>
+          <w:rFonts w:ascii="Tahoma" w:eastAsia="微软雅黑" w:hAnsi="Tahoma" w:hint="eastAsia"/>
+          <w:kern w:val="0"/>
+          <w:sz w:val="22"/>
+        </w:rPr>
+        <w:t xml:space="preserve"> </w:t>
+      </w:r>
+      <w:r>
+        <w:rPr>
+          <w:rFonts w:ascii="Tahoma" w:eastAsia="微软雅黑" w:hAnsi="Tahoma" w:hint="eastAsia"/>
+          <w:kern w:val="0"/>
+          <w:sz w:val="22"/>
+        </w:rPr>
+        <w:t>整体设计思路。</w:t>
+      </w:r>
+    </w:p>
     <w:p>
       <w:pPr>
         <w:widowControl/>
@@ -132,47 +515,21 @@
         <w:jc w:val="left"/>
         <w:rPr>
           <w:rFonts w:ascii="Tahoma" w:eastAsia="微软雅黑" w:hAnsi="Tahoma"/>
-          <w:b/>
-          <w:bCs/>
-          <w:kern w:val="0"/>
-          <w:sz w:val="22"/>
-        </w:rPr>
-      </w:pPr>
-      <w:r>
-        <w:rPr>
-          <w:rFonts w:ascii="Tahoma" w:eastAsia="微软雅黑" w:hAnsi="Tahoma" w:hint="eastAsia"/>
-          <w:b/>
-          <w:bCs/>
-          <w:kern w:val="0"/>
-          <w:sz w:val="22"/>
-        </w:rPr>
-        <w:t>注意，该文档</w:t>
-      </w:r>
-      <w:r>
-        <w:rPr>
-          <w:rFonts w:ascii="Tahoma" w:eastAsia="微软雅黑" w:hAnsi="Tahoma" w:hint="eastAsia"/>
-          <w:b/>
-          <w:bCs/>
-          <w:kern w:val="0"/>
-          <w:sz w:val="22"/>
-        </w:rPr>
-        <w:t>只</w:t>
-      </w:r>
-      <w:r>
-        <w:rPr>
-          <w:rFonts w:ascii="Tahoma" w:eastAsia="微软雅黑" w:hAnsi="Tahoma" w:hint="eastAsia"/>
-          <w:b/>
-          <w:bCs/>
-          <w:kern w:val="0"/>
-          <w:sz w:val="22"/>
-        </w:rPr>
-        <w:t>详细说明</w:t>
-      </w:r>
-      <w:r>
-        <w:rPr>
-          <w:rFonts w:ascii="Tahoma" w:eastAsia="微软雅黑" w:hAnsi="Tahoma" w:hint="eastAsia"/>
-          <w:b/>
-          <w:bCs/>
+          <w:kern w:val="0"/>
+          <w:sz w:val="22"/>
+        </w:rPr>
+      </w:pPr>
+      <w:r>
+        <w:rPr>
+          <w:rFonts w:ascii="Tahoma" w:eastAsia="微软雅黑" w:hAnsi="Tahoma" w:hint="eastAsia"/>
+          <w:kern w:val="0"/>
+          <w:sz w:val="22"/>
+        </w:rPr>
+        <w:t>对于具体</w:t>
+      </w:r>
+      <w:r>
+        <w:rPr>
+          <w:rFonts w:ascii="Tahoma" w:eastAsia="微软雅黑" w:hAnsi="Tahoma" w:hint="eastAsia"/>
           <w:kern w:val="0"/>
           <w:sz w:val="22"/>
         </w:rPr>
@@ -181,92 +538,6 @@
       <w:r>
         <w:rPr>
           <w:rFonts w:ascii="Tahoma" w:eastAsia="微软雅黑" w:hAnsi="Tahoma" w:hint="eastAsia"/>
-          <w:b/>
-          <w:bCs/>
-          <w:kern w:val="0"/>
-          <w:sz w:val="22"/>
-        </w:rPr>
-        <w:t>整体</w:t>
-      </w:r>
-      <w:r>
-        <w:rPr>
-          <w:rFonts w:ascii="Tahoma" w:eastAsia="微软雅黑" w:hAnsi="Tahoma" w:hint="eastAsia"/>
-          <w:b/>
-          <w:bCs/>
-          <w:kern w:val="0"/>
-          <w:sz w:val="22"/>
-        </w:rPr>
-        <w:t>设计</w:t>
-      </w:r>
-      <w:r>
-        <w:rPr>
-          <w:rFonts w:ascii="Tahoma" w:eastAsia="微软雅黑" w:hAnsi="Tahoma" w:hint="eastAsia"/>
-          <w:b/>
-          <w:bCs/>
-          <w:kern w:val="0"/>
-          <w:sz w:val="22"/>
-        </w:rPr>
-        <w:t>思路</w:t>
-      </w:r>
-      <w:r>
-        <w:rPr>
-          <w:rFonts w:ascii="Tahoma" w:eastAsia="微软雅黑" w:hAnsi="Tahoma" w:hint="eastAsia"/>
-          <w:b/>
-          <w:bCs/>
-          <w:kern w:val="0"/>
-          <w:sz w:val="22"/>
-        </w:rPr>
-        <w:t>。</w:t>
-      </w:r>
-    </w:p>
-    <w:p>
-      <w:pPr>
-        <w:widowControl/>
-        <w:snapToGrid w:val="0"/>
-        <w:jc w:val="left"/>
-        <w:rPr>
-          <w:rFonts w:ascii="Tahoma" w:eastAsia="微软雅黑" w:hAnsi="Tahoma"/>
-          <w:b/>
-          <w:bCs/>
-          <w:kern w:val="0"/>
-          <w:sz w:val="22"/>
-        </w:rPr>
-      </w:pPr>
-      <w:r>
-        <w:rPr>
-          <w:rFonts w:ascii="Tahoma" w:eastAsia="微软雅黑" w:hAnsi="Tahoma" w:hint="eastAsia"/>
-          <w:b/>
-          <w:bCs/>
-          <w:kern w:val="0"/>
-          <w:sz w:val="22"/>
-        </w:rPr>
-        <w:t>对于</w:t>
-      </w:r>
-      <w:r>
-        <w:rPr>
-          <w:rFonts w:ascii="Tahoma" w:eastAsia="微软雅黑" w:hAnsi="Tahoma" w:hint="eastAsia"/>
-          <w:b/>
-          <w:bCs/>
-          <w:kern w:val="0"/>
-          <w:sz w:val="22"/>
-        </w:rPr>
-        <w:t>具体</w:t>
-      </w:r>
-      <w:r>
-        <w:rPr>
-          <w:rFonts w:ascii="Tahoma" w:eastAsia="微软雅黑" w:hAnsi="Tahoma" w:hint="eastAsia"/>
-          <w:b/>
-          <w:bCs/>
-          <w:kern w:val="0"/>
-          <w:sz w:val="22"/>
-        </w:rPr>
-        <w:t xml:space="preserve"> </w:t>
-      </w:r>
-      <w:r>
-        <w:rPr>
-          <w:rFonts w:ascii="Tahoma" w:eastAsia="微软雅黑" w:hAnsi="Tahoma" w:hint="eastAsia"/>
-          <w:b/>
-          <w:bCs/>
           <w:kern w:val="0"/>
           <w:sz w:val="22"/>
         </w:rPr>
@@ -275,8 +546,6 @@
       <w:r>
         <w:rPr>
           <w:rFonts w:ascii="Tahoma" w:eastAsia="微软雅黑" w:hAnsi="Tahoma" w:hint="eastAsia"/>
-          <w:b/>
-          <w:bCs/>
           <w:kern w:val="0"/>
           <w:sz w:val="22"/>
         </w:rPr>
@@ -285,8 +554,6 @@
       <w:r>
         <w:rPr>
           <w:rFonts w:ascii="Tahoma" w:eastAsia="微软雅黑" w:hAnsi="Tahoma" w:hint="eastAsia"/>
-          <w:b/>
-          <w:bCs/>
           <w:kern w:val="0"/>
           <w:sz w:val="22"/>
         </w:rPr>
@@ -295,8 +562,6 @@
       <w:r>
         <w:rPr>
           <w:rFonts w:ascii="Tahoma" w:eastAsia="微软雅黑" w:hAnsi="Tahoma" w:hint="eastAsia"/>
-          <w:b/>
-          <w:bCs/>
           <w:kern w:val="0"/>
           <w:sz w:val="22"/>
         </w:rPr>
@@ -305,8 +570,6 @@
       <w:r>
         <w:rPr>
           <w:rFonts w:ascii="Tahoma" w:eastAsia="微软雅黑" w:hAnsi="Tahoma" w:hint="eastAsia"/>
-          <w:b/>
-          <w:bCs/>
           <w:kern w:val="0"/>
           <w:sz w:val="22"/>
         </w:rPr>
@@ -314,15 +577,21 @@
       </w:r>
     </w:p>
     <w:p>
+      <w:pPr>
+        <w:jc w:val="center"/>
+        <w:rPr>
+          <w:rFonts w:hint="eastAsia"/>
+        </w:rPr>
+      </w:pPr>
       <w:r>
         <w:rPr>
           <w:noProof/>
         </w:rPr>
         <w:drawing>
-          <wp:inline distT="0" distB="0" distL="0" distR="0" wp14:anchorId="07668F8B" wp14:editId="4D2157CF">
-            <wp:extent cx="5274310" cy="2637155"/>
-            <wp:effectExtent l="0" t="0" r="2540" b="0"/>
-            <wp:docPr id="2058032934" name="图片 1"/>
+          <wp:inline distT="0" distB="0" distL="0" distR="0" wp14:anchorId="4BF61B57" wp14:editId="2921BAE9">
+            <wp:extent cx="5044440" cy="2520398"/>
+            <wp:effectExtent l="0" t="0" r="3810" b="0"/>
+            <wp:docPr id="1390889902" name="图片 1"/>
             <wp:cNvGraphicFramePr>
               <a:graphicFrameLocks xmlns:a="http://schemas.openxmlformats.org/drawingml/2006/main" noChangeAspect="1"/>
             </wp:cNvGraphicFramePr>
@@ -336,7 +605,7 @@
                     </pic:cNvPicPr>
                   </pic:nvPicPr>
                   <pic:blipFill>
-                    <a:blip r:embed="rId8">
+                    <a:blip r:embed="rId10">
                       <a:extLst>
                         <a:ext uri="{28A0092B-C50C-407E-A947-70E740481C1C}">
                           <a14:useLocalDpi xmlns:a14="http://schemas.microsoft.com/office/drawing/2010/main" val="0"/>
@@ -351,7 +620,7 @@
                   <pic:spPr bwMode="auto">
                     <a:xfrm>
                       <a:off x="0" y="0"/>
-                      <a:ext cx="5274310" cy="2637155"/>
+                      <a:ext cx="5045295" cy="2520825"/>
                     </a:xfrm>
                     <a:prstGeom prst="rect">
                       <a:avLst/>
@@ -373,7 +642,7 @@
         <w:widowControl/>
         <w:jc w:val="left"/>
         <w:rPr>
-          <w:rFonts w:ascii="宋体" w:eastAsia="宋体" w:hAnsi="宋体" w:cs="宋体"/>
+          <w:rFonts w:ascii="宋体" w:eastAsia="宋体" w:hAnsi="宋体" w:cs="宋体" w:hint="eastAsia"/>
           <w:kern w:val="0"/>
           <w:sz w:val="24"/>
           <w:szCs w:val="24"/>
@@ -385,7 +654,7 @@
         <w:widowControl/>
         <w:jc w:val="left"/>
         <w:rPr>
-          <w:rFonts w:ascii="宋体" w:eastAsia="宋体" w:hAnsi="宋体" w:cs="宋体"/>
+          <w:rFonts w:ascii="宋体" w:eastAsia="宋体" w:hAnsi="宋体" w:cs="宋体" w:hint="eastAsia"/>
           <w:kern w:val="0"/>
           <w:sz w:val="24"/>
           <w:szCs w:val="24"/>
@@ -405,6 +674,7 @@
       <w:pPr>
         <w:pStyle w:val="3"/>
         <w:rPr>
+          <w:rFonts w:hint="eastAsia"/>
           <w:sz w:val="28"/>
         </w:rPr>
       </w:pPr>
@@ -534,8 +804,18 @@
           <w:kern w:val="0"/>
           <w:sz w:val="22"/>
         </w:rPr>
-        <w:t>（位移比设置</w:t>
-      </w:r>
+        <w:t>（位移</w:t>
+      </w:r>
+      <w:proofErr w:type="gramStart"/>
+      <w:r>
+        <w:rPr>
+          <w:rFonts w:ascii="Tahoma" w:eastAsia="微软雅黑" w:hAnsi="Tahoma" w:hint="eastAsia"/>
+          <w:kern w:val="0"/>
+          <w:sz w:val="22"/>
+        </w:rPr>
+        <w:t>比设置</w:t>
+      </w:r>
+      <w:proofErr w:type="gramEnd"/>
       <w:r>
         <w:rPr>
           <w:rFonts w:ascii="Tahoma" w:eastAsia="微软雅黑" w:hAnsi="Tahoma" w:hint="eastAsia"/>
@@ -566,7 +846,7 @@
         <w:widowControl/>
         <w:jc w:val="center"/>
         <w:rPr>
-          <w:rFonts w:ascii="宋体" w:eastAsia="宋体" w:hAnsi="宋体" w:cs="宋体"/>
+          <w:rFonts w:ascii="宋体" w:eastAsia="宋体" w:hAnsi="宋体" w:cs="宋体" w:hint="eastAsia"/>
           <w:kern w:val="0"/>
           <w:sz w:val="24"/>
           <w:szCs w:val="24"/>
@@ -598,7 +878,7 @@
                     </pic:cNvPicPr>
                   </pic:nvPicPr>
                   <pic:blipFill>
-                    <a:blip r:embed="rId9">
+                    <a:blip r:embed="rId11">
                       <a:extLst>
                         <a:ext uri="{28A0092B-C50C-407E-A947-70E740481C1C}">
                           <a14:useLocalDpi xmlns:a14="http://schemas.microsoft.com/office/drawing/2010/main" val="0"/>
@@ -774,7 +1054,7 @@
         <w:widowControl/>
         <w:jc w:val="center"/>
         <w:rPr>
-          <w:rFonts w:ascii="宋体" w:eastAsia="宋体" w:hAnsi="宋体" w:cs="宋体"/>
+          <w:rFonts w:ascii="宋体" w:eastAsia="宋体" w:hAnsi="宋体" w:cs="宋体" w:hint="eastAsia"/>
           <w:kern w:val="0"/>
           <w:sz w:val="24"/>
           <w:szCs w:val="24"/>
@@ -806,7 +1086,7 @@
                     </pic:cNvPicPr>
                   </pic:nvPicPr>
                   <pic:blipFill>
-                    <a:blip r:embed="rId10">
+                    <a:blip r:embed="rId12">
                       <a:extLst>
                         <a:ext uri="{28A0092B-C50C-407E-A947-70E740481C1C}">
                           <a14:useLocalDpi xmlns:a14="http://schemas.microsoft.com/office/drawing/2010/main" val="0"/>
@@ -863,7 +1143,7 @@
                     </pic:cNvPicPr>
                   </pic:nvPicPr>
                   <pic:blipFill>
-                    <a:blip r:embed="rId11">
+                    <a:blip r:embed="rId13">
                       <a:extLst>
                         <a:ext uri="{28A0092B-C50C-407E-A947-70E740481C1C}">
                           <a14:useLocalDpi xmlns:a14="http://schemas.microsoft.com/office/drawing/2010/main" val="0"/>
@@ -969,13 +1249,23 @@
         </w:rPr>
         <w:t xml:space="preserve"> </w:t>
       </w:r>
-      <w:r>
-        <w:rPr>
-          <w:rFonts w:ascii="Tahoma" w:eastAsia="微软雅黑" w:hAnsi="Tahoma" w:hint="eastAsia"/>
-          <w:kern w:val="0"/>
-          <w:sz w:val="22"/>
-        </w:rPr>
-        <w:t>二方向行走图</w:t>
+      <w:proofErr w:type="gramStart"/>
+      <w:r>
+        <w:rPr>
+          <w:rFonts w:ascii="Tahoma" w:eastAsia="微软雅黑" w:hAnsi="Tahoma" w:hint="eastAsia"/>
+          <w:kern w:val="0"/>
+          <w:sz w:val="22"/>
+        </w:rPr>
+        <w:t>二方向</w:t>
+      </w:r>
+      <w:proofErr w:type="gramEnd"/>
+      <w:r>
+        <w:rPr>
+          <w:rFonts w:ascii="Tahoma" w:eastAsia="微软雅黑" w:hAnsi="Tahoma" w:hint="eastAsia"/>
+          <w:kern w:val="0"/>
+          <w:sz w:val="22"/>
+        </w:rPr>
+        <w:t>行走图</w:t>
       </w:r>
       <w:r>
         <w:rPr>
@@ -1036,15 +1326,7 @@
           <w:kern w:val="0"/>
           <w:sz w:val="22"/>
         </w:rPr>
-        <w:t>静止</w:t>
-      </w:r>
-      <w:r>
-        <w:rPr>
-          <w:rFonts w:ascii="Tahoma" w:eastAsia="微软雅黑" w:hAnsi="Tahoma" w:hint="eastAsia"/>
-          <w:kern w:val="0"/>
-          <w:sz w:val="22"/>
-        </w:rPr>
-        <w:t>、</w:t>
+        <w:t>静止、</w:t>
       </w:r>
       <w:r>
         <w:rPr>
@@ -1115,13 +1397,23 @@
           <w:sz w:val="22"/>
         </w:rPr>
       </w:pPr>
-      <w:r>
-        <w:rPr>
-          <w:rFonts w:ascii="Tahoma" w:eastAsia="微软雅黑" w:hAnsi="Tahoma" w:hint="eastAsia"/>
-          <w:kern w:val="0"/>
-          <w:sz w:val="22"/>
-        </w:rPr>
-        <w:t>详细去看看：“</w:t>
+      <w:proofErr w:type="gramStart"/>
+      <w:r>
+        <w:rPr>
+          <w:rFonts w:ascii="Tahoma" w:eastAsia="微软雅黑" w:hAnsi="Tahoma" w:hint="eastAsia"/>
+          <w:kern w:val="0"/>
+          <w:sz w:val="22"/>
+        </w:rPr>
+        <w:t>详细去</w:t>
+      </w:r>
+      <w:proofErr w:type="gramEnd"/>
+      <w:r>
+        <w:rPr>
+          <w:rFonts w:ascii="Tahoma" w:eastAsia="微软雅黑" w:hAnsi="Tahoma" w:hint="eastAsia"/>
+          <w:kern w:val="0"/>
+          <w:sz w:val="22"/>
+        </w:rPr>
+        <w:t>看看：“</w:t>
       </w:r>
       <w:r>
         <w:rPr>
@@ -1262,6 +1554,7 @@
         </w:rPr>
         <w:t>）</w:t>
       </w:r>
+      <w:proofErr w:type="gramStart"/>
       <w:r>
         <w:rPr>
           <w:rFonts w:ascii="Tahoma" w:eastAsia="微软雅黑" w:hAnsi="Tahoma" w:hint="eastAsia"/>
@@ -1280,7 +1573,18 @@
           <w:kern w:val="0"/>
           <w:sz w:val="22"/>
         </w:rPr>
-        <w:t>与可通行</w:t>
+        <w:t>与</w:t>
+      </w:r>
+      <w:proofErr w:type="gramEnd"/>
+      <w:r>
+        <w:rPr>
+          <w:rFonts w:ascii="Tahoma" w:eastAsia="微软雅黑" w:hAnsi="Tahoma" w:hint="eastAsia"/>
+          <w:b/>
+          <w:bCs/>
+          <w:kern w:val="0"/>
+          <w:sz w:val="22"/>
+        </w:rPr>
+        <w:t>可通行</w:t>
       </w:r>
       <w:r>
         <w:rPr>
@@ -1305,13 +1609,23 @@
           <w:sz w:val="22"/>
         </w:rPr>
       </w:pPr>
-      <w:r>
-        <w:rPr>
-          <w:rFonts w:ascii="Tahoma" w:eastAsia="微软雅黑" w:hAnsi="Tahoma" w:hint="eastAsia"/>
-          <w:kern w:val="0"/>
-          <w:sz w:val="22"/>
-        </w:rPr>
-        <w:t>图块在该地图中只用于铺可通行性设置</w:t>
+      <w:proofErr w:type="gramStart"/>
+      <w:r>
+        <w:rPr>
+          <w:rFonts w:ascii="Tahoma" w:eastAsia="微软雅黑" w:hAnsi="Tahoma" w:hint="eastAsia"/>
+          <w:kern w:val="0"/>
+          <w:sz w:val="22"/>
+        </w:rPr>
+        <w:t>图块在</w:t>
+      </w:r>
+      <w:proofErr w:type="gramEnd"/>
+      <w:r>
+        <w:rPr>
+          <w:rFonts w:ascii="Tahoma" w:eastAsia="微软雅黑" w:hAnsi="Tahoma" w:hint="eastAsia"/>
+          <w:kern w:val="0"/>
+          <w:sz w:val="22"/>
+        </w:rPr>
+        <w:t>该地图中只用于铺可通行性设置</w:t>
       </w:r>
       <w:r>
         <w:rPr>
@@ -1329,7 +1643,7 @@
         <w:snapToGrid w:val="0"/>
         <w:jc w:val="center"/>
         <w:rPr>
-          <w:rFonts w:ascii="宋体" w:eastAsia="宋体" w:hAnsi="宋体" w:cs="宋体"/>
+          <w:rFonts w:ascii="宋体" w:eastAsia="宋体" w:hAnsi="宋体" w:cs="宋体" w:hint="eastAsia"/>
           <w:kern w:val="0"/>
           <w:sz w:val="24"/>
           <w:szCs w:val="24"/>
@@ -1361,7 +1675,7 @@
                     </pic:cNvPicPr>
                   </pic:nvPicPr>
                   <pic:blipFill>
-                    <a:blip r:embed="rId12">
+                    <a:blip r:embed="rId14">
                       <a:extLst>
                         <a:ext uri="{28A0092B-C50C-407E-A947-70E740481C1C}">
                           <a14:useLocalDpi xmlns:a14="http://schemas.microsoft.com/office/drawing/2010/main" val="0"/>
@@ -1397,7 +1711,7 @@
       <w:pPr>
         <w:widowControl/>
         <w:rPr>
-          <w:rFonts w:ascii="宋体" w:eastAsia="宋体" w:hAnsi="宋体" w:cs="宋体"/>
+          <w:rFonts w:ascii="宋体" w:eastAsia="宋体" w:hAnsi="宋体" w:cs="宋体" w:hint="eastAsia"/>
           <w:kern w:val="0"/>
           <w:sz w:val="24"/>
           <w:szCs w:val="24"/>
@@ -1409,7 +1723,7 @@
         <w:widowControl/>
         <w:jc w:val="left"/>
         <w:rPr>
-          <w:rFonts w:ascii="宋体" w:eastAsia="宋体" w:hAnsi="宋体" w:cs="宋体"/>
+          <w:rFonts w:ascii="宋体" w:eastAsia="宋体" w:hAnsi="宋体" w:cs="宋体" w:hint="eastAsia"/>
           <w:kern w:val="0"/>
           <w:sz w:val="24"/>
           <w:szCs w:val="24"/>
@@ -1428,6 +1742,9 @@
     <w:p>
       <w:pPr>
         <w:pStyle w:val="2"/>
+        <w:rPr>
+          <w:rFonts w:hint="eastAsia"/>
+        </w:rPr>
       </w:pPr>
       <w:r>
         <w:rPr>
@@ -1453,27 +1770,31 @@
       <w:pPr>
         <w:pStyle w:val="3"/>
         <w:rPr>
-          <w:sz w:val="28"/>
-        </w:rPr>
-      </w:pPr>
-      <w:r>
-        <w:rPr>
           <w:rFonts w:hint="eastAsia"/>
           <w:sz w:val="28"/>
         </w:rPr>
-        <w:t>设计</w:t>
-      </w:r>
+      </w:pPr>
       <w:r>
         <w:rPr>
           <w:rFonts w:hint="eastAsia"/>
           <w:sz w:val="28"/>
         </w:rPr>
+        <w:t>设计</w:t>
+      </w:r>
+      <w:r>
+        <w:rPr>
+          <w:rFonts w:hint="eastAsia"/>
+          <w:sz w:val="28"/>
+        </w:rPr>
         <w:t>简介</w:t>
       </w:r>
     </w:p>
     <w:p>
       <w:pPr>
         <w:pStyle w:val="4"/>
+        <w:rPr>
+          <w:rFonts w:hint="eastAsia"/>
+        </w:rPr>
       </w:pPr>
       <w:r>
         <w:rPr>
@@ -1625,7 +1946,7 @@
         <w:widowControl/>
         <w:jc w:val="center"/>
         <w:rPr>
-          <w:rFonts w:ascii="宋体" w:eastAsia="宋体" w:hAnsi="宋体" w:cs="宋体"/>
+          <w:rFonts w:ascii="宋体" w:eastAsia="宋体" w:hAnsi="宋体" w:cs="宋体" w:hint="eastAsia"/>
           <w:kern w:val="0"/>
           <w:sz w:val="24"/>
           <w:szCs w:val="24"/>
@@ -1657,7 +1978,7 @@
                     </pic:cNvPicPr>
                   </pic:nvPicPr>
                   <pic:blipFill>
-                    <a:blip r:embed="rId13">
+                    <a:blip r:embed="rId15">
                       <a:extLst>
                         <a:ext uri="{28A0092B-C50C-407E-A947-70E740481C1C}">
                           <a14:useLocalDpi xmlns:a14="http://schemas.microsoft.com/office/drawing/2010/main" val="0"/>
@@ -1850,7 +2171,25 @@
           <w:kern w:val="0"/>
           <w:sz w:val="22"/>
         </w:rPr>
-        <w:t>日完成了二方向行走图，所以打算画房间了）</w:t>
+        <w:t>日完成了</w:t>
+      </w:r>
+      <w:proofErr w:type="gramStart"/>
+      <w:r>
+        <w:rPr>
+          <w:rFonts w:ascii="Tahoma" w:eastAsia="微软雅黑" w:hAnsi="Tahoma" w:hint="eastAsia"/>
+          <w:kern w:val="0"/>
+          <w:sz w:val="22"/>
+        </w:rPr>
+        <w:t>二方向</w:t>
+      </w:r>
+      <w:proofErr w:type="gramEnd"/>
+      <w:r>
+        <w:rPr>
+          <w:rFonts w:ascii="Tahoma" w:eastAsia="微软雅黑" w:hAnsi="Tahoma" w:hint="eastAsia"/>
+          <w:kern w:val="0"/>
+          <w:sz w:val="22"/>
+        </w:rPr>
+        <w:t>行走图，所以打算画房间了）</w:t>
       </w:r>
     </w:p>
     <w:p>
@@ -1886,7 +2225,7 @@
                     </pic:cNvPicPr>
                   </pic:nvPicPr>
                   <pic:blipFill>
-                    <a:blip r:embed="rId14">
+                    <a:blip r:embed="rId16">
                       <a:extLst>
                         <a:ext uri="{28A0092B-C50C-407E-A947-70E740481C1C}">
                           <a14:useLocalDpi xmlns:a14="http://schemas.microsoft.com/office/drawing/2010/main" val="0"/>
@@ -1952,14 +2291,15 @@
       <w:pPr>
         <w:pStyle w:val="3"/>
         <w:rPr>
-          <w:sz w:val="28"/>
-        </w:rPr>
-      </w:pPr>
-      <w:r>
-        <w:rPr>
           <w:rFonts w:hint="eastAsia"/>
           <w:sz w:val="28"/>
         </w:rPr>
+      </w:pPr>
+      <w:r>
+        <w:rPr>
+          <w:rFonts w:hint="eastAsia"/>
+          <w:sz w:val="28"/>
+        </w:rPr>
         <w:lastRenderedPageBreak/>
         <w:t>房间</w:t>
       </w:r>
@@ -1974,11 +2314,14 @@
     <w:p>
       <w:pPr>
         <w:pStyle w:val="4"/>
-      </w:pPr>
-      <w:r>
         <w:rPr>
           <w:rFonts w:hint="eastAsia"/>
         </w:rPr>
+      </w:pPr>
+      <w:r>
+        <w:rPr>
+          <w:rFonts w:hint="eastAsia"/>
+        </w:rPr>
         <w:t>1）</w:t>
       </w:r>
       <w:r>
@@ -2079,15 +2422,7 @@
           <w:kern w:val="0"/>
           <w:sz w:val="22"/>
         </w:rPr>
-        <w:t>具备</w:t>
-      </w:r>
-      <w:r>
-        <w:rPr>
-          <w:rFonts w:ascii="Tahoma" w:eastAsia="微软雅黑" w:hAnsi="Tahoma" w:hint="eastAsia"/>
-          <w:kern w:val="0"/>
-          <w:sz w:val="22"/>
-        </w:rPr>
-        <w:t>基本的</w:t>
+        <w:t>具备基本的</w:t>
       </w:r>
       <w:r>
         <w:rPr>
@@ -2151,7 +2486,7 @@
         <w:widowControl/>
         <w:jc w:val="center"/>
         <w:rPr>
-          <w:rFonts w:ascii="宋体" w:eastAsia="宋体" w:hAnsi="宋体" w:cs="宋体"/>
+          <w:rFonts w:ascii="宋体" w:eastAsia="宋体" w:hAnsi="宋体" w:cs="宋体" w:hint="eastAsia"/>
           <w:kern w:val="0"/>
           <w:sz w:val="24"/>
           <w:szCs w:val="24"/>
@@ -2166,7 +2501,7 @@
           <w:szCs w:val="24"/>
         </w:rPr>
         <w:drawing>
-          <wp:inline distT="0" distB="0" distL="0" distR="0" wp14:anchorId="475E738F" wp14:editId="75DC6E91">
+          <wp:inline distT="0" distB="0" distL="0" distR="0" wp14:anchorId="475E738F" wp14:editId="619FBD62">
             <wp:extent cx="5274310" cy="2389505"/>
             <wp:effectExtent l="0" t="0" r="2540" b="0"/>
             <wp:docPr id="548088087" name="图片 10"/>
@@ -2183,7 +2518,7 @@
                     </pic:cNvPicPr>
                   </pic:nvPicPr>
                   <pic:blipFill>
-                    <a:blip r:embed="rId15" cstate="print">
+                    <a:blip r:embed="rId17" cstate="print">
                       <a:extLst>
                         <a:ext uri="{28A0092B-C50C-407E-A947-70E740481C1C}">
                           <a14:useLocalDpi xmlns:a14="http://schemas.microsoft.com/office/drawing/2010/main" val="0"/>
@@ -2249,6 +2584,9 @@
     <w:p>
       <w:pPr>
         <w:pStyle w:val="4"/>
+        <w:rPr>
+          <w:rFonts w:hint="eastAsia"/>
+        </w:rPr>
       </w:pPr>
       <w:bookmarkStart w:id="0" w:name="_2）可通行图块填涂"/>
       <w:bookmarkEnd w:id="0"/>
@@ -2263,14 +2601,22 @@
         <w:rPr>
           <w:rFonts w:hint="eastAsia"/>
         </w:rPr>
-        <w:t>可通行</w:t>
-      </w:r>
+        <w:t>可</w:t>
+      </w:r>
+      <w:proofErr w:type="gramStart"/>
       <w:r>
         <w:rPr>
           <w:rFonts w:hint="eastAsia"/>
         </w:rPr>
+        <w:t>通行</w:t>
+      </w:r>
+      <w:r>
+        <w:rPr>
+          <w:rFonts w:hint="eastAsia"/>
+        </w:rPr>
         <w:t>图块填涂</w:t>
       </w:r>
+      <w:proofErr w:type="gramEnd"/>
     </w:p>
     <w:p>
       <w:pPr>
@@ -2299,13 +2645,23 @@
         </w:rPr>
         <w:t>下图的</w:t>
       </w:r>
-      <w:r>
-        <w:rPr>
-          <w:rFonts w:ascii="Tahoma" w:eastAsia="微软雅黑" w:hAnsi="Tahoma" w:hint="eastAsia"/>
-          <w:kern w:val="0"/>
-          <w:sz w:val="22"/>
-        </w:rPr>
-        <w:t>图块铺满地图，</w:t>
+      <w:proofErr w:type="gramStart"/>
+      <w:r>
+        <w:rPr>
+          <w:rFonts w:ascii="Tahoma" w:eastAsia="微软雅黑" w:hAnsi="Tahoma" w:hint="eastAsia"/>
+          <w:kern w:val="0"/>
+          <w:sz w:val="22"/>
+        </w:rPr>
+        <w:t>图块铺</w:t>
+      </w:r>
+      <w:proofErr w:type="gramEnd"/>
+      <w:r>
+        <w:rPr>
+          <w:rFonts w:ascii="Tahoma" w:eastAsia="微软雅黑" w:hAnsi="Tahoma" w:hint="eastAsia"/>
+          <w:kern w:val="0"/>
+          <w:sz w:val="22"/>
+        </w:rPr>
+        <w:t>满地图，</w:t>
       </w:r>
     </w:p>
     <w:p>
@@ -2335,13 +2691,23 @@
         </w:rPr>
         <w:t>一个个</w:t>
       </w:r>
-      <w:r>
-        <w:rPr>
-          <w:rFonts w:ascii="Tahoma" w:eastAsia="微软雅黑" w:hAnsi="Tahoma" w:hint="eastAsia"/>
-          <w:kern w:val="0"/>
-          <w:sz w:val="22"/>
-        </w:rPr>
-        <w:t>涂不可通行的图块</w:t>
+      <w:proofErr w:type="gramStart"/>
+      <w:r>
+        <w:rPr>
+          <w:rFonts w:ascii="Tahoma" w:eastAsia="微软雅黑" w:hAnsi="Tahoma" w:hint="eastAsia"/>
+          <w:kern w:val="0"/>
+          <w:sz w:val="22"/>
+        </w:rPr>
+        <w:t>涂不可</w:t>
+      </w:r>
+      <w:proofErr w:type="gramEnd"/>
+      <w:r>
+        <w:rPr>
+          <w:rFonts w:ascii="Tahoma" w:eastAsia="微软雅黑" w:hAnsi="Tahoma" w:hint="eastAsia"/>
+          <w:kern w:val="0"/>
+          <w:sz w:val="22"/>
+        </w:rPr>
+        <w:t>通行的图块</w:t>
       </w:r>
       <w:r>
         <w:rPr>
@@ -2366,6 +2732,7 @@
       <w:r>
         <w:rPr>
           <w:rFonts w:ascii="Tahoma" w:eastAsia="微软雅黑" w:hAnsi="Tahoma"/>
+          <w:noProof/>
           <w:kern w:val="0"/>
           <w:sz w:val="22"/>
         </w:rPr>
@@ -2387,7 +2754,7 @@
                     </pic:cNvPicPr>
                   </pic:nvPicPr>
                   <pic:blipFill>
-                    <a:blip r:embed="rId16">
+                    <a:blip r:embed="rId18">
                       <a:extLst>
                         <a:ext uri="{28A0092B-C50C-407E-A947-70E740481C1C}">
                           <a14:useLocalDpi xmlns:a14="http://schemas.microsoft.com/office/drawing/2010/main" val="0"/>
@@ -2453,11 +2820,12 @@
       <w:r>
         <w:rPr>
           <w:rFonts w:ascii="Tahoma" w:eastAsia="微软雅黑" w:hAnsi="Tahoma"/>
+          <w:noProof/>
           <w:kern w:val="0"/>
           <w:sz w:val="22"/>
         </w:rPr>
         <w:drawing>
-          <wp:inline distT="0" distB="0" distL="0" distR="0" wp14:anchorId="25E52105" wp14:editId="02403FCE">
+          <wp:inline distT="0" distB="0" distL="0" distR="0" wp14:anchorId="25E52105" wp14:editId="589EDD61">
             <wp:extent cx="2628900" cy="1620828"/>
             <wp:effectExtent l="0" t="0" r="0" b="0"/>
             <wp:docPr id="87103591" name="图片 12"/>
@@ -2474,7 +2842,7 @@
                     </pic:cNvPicPr>
                   </pic:nvPicPr>
                   <pic:blipFill>
-                    <a:blip r:embed="rId17" cstate="print">
+                    <a:blip r:embed="rId19" cstate="print">
                       <a:extLst>
                         <a:ext uri="{28A0092B-C50C-407E-A947-70E740481C1C}">
                           <a14:useLocalDpi xmlns:a14="http://schemas.microsoft.com/office/drawing/2010/main" val="0"/>
@@ -2607,7 +2975,25 @@
           <w:kern w:val="0"/>
           <w:sz w:val="22"/>
         </w:rPr>
-        <w:t>覆盖涂刚才可通行的图块即可。</w:t>
+        <w:t>覆盖涂刚才可通行</w:t>
+      </w:r>
+      <w:proofErr w:type="gramStart"/>
+      <w:r>
+        <w:rPr>
+          <w:rFonts w:ascii="Tahoma" w:eastAsia="微软雅黑" w:hAnsi="Tahoma" w:hint="eastAsia"/>
+          <w:kern w:val="0"/>
+          <w:sz w:val="22"/>
+        </w:rPr>
+        <w:t>的图块即</w:t>
+      </w:r>
+      <w:proofErr w:type="gramEnd"/>
+      <w:r>
+        <w:rPr>
+          <w:rFonts w:ascii="Tahoma" w:eastAsia="微软雅黑" w:hAnsi="Tahoma" w:hint="eastAsia"/>
+          <w:kern w:val="0"/>
+          <w:sz w:val="22"/>
+        </w:rPr>
+        <w:t>可。</w:t>
       </w:r>
     </w:p>
     <w:p>
@@ -2615,7 +3001,7 @@
         <w:widowControl/>
         <w:jc w:val="center"/>
         <w:rPr>
-          <w:rFonts w:ascii="宋体" w:eastAsia="宋体" w:hAnsi="宋体" w:cs="宋体"/>
+          <w:rFonts w:ascii="宋体" w:eastAsia="宋体" w:hAnsi="宋体" w:cs="宋体" w:hint="eastAsia"/>
           <w:kern w:val="0"/>
           <w:sz w:val="24"/>
           <w:szCs w:val="24"/>
@@ -2646,7 +3032,7 @@
                     </pic:cNvPicPr>
                   </pic:nvPicPr>
                   <pic:blipFill>
-                    <a:blip r:embed="rId12">
+                    <a:blip r:embed="rId14">
                       <a:extLst>
                         <a:ext uri="{28A0092B-C50C-407E-A947-70E740481C1C}">
                           <a14:useLocalDpi xmlns:a14="http://schemas.microsoft.com/office/drawing/2010/main" val="0"/>
@@ -2703,7 +3089,7 @@
                     </pic:cNvPicPr>
                   </pic:nvPicPr>
                   <pic:blipFill>
-                    <a:blip r:embed="rId18">
+                    <a:blip r:embed="rId20">
                       <a:extLst>
                         <a:ext uri="{28A0092B-C50C-407E-A947-70E740481C1C}">
                           <a14:useLocalDpi xmlns:a14="http://schemas.microsoft.com/office/drawing/2010/main" val="0"/>
@@ -2740,7 +3126,7 @@
         <w:widowControl/>
         <w:jc w:val="center"/>
         <w:rPr>
-          <w:rFonts w:ascii="宋体" w:eastAsia="宋体" w:hAnsi="宋体" w:cs="宋体"/>
+          <w:rFonts w:ascii="宋体" w:eastAsia="宋体" w:hAnsi="宋体" w:cs="宋体" w:hint="eastAsia"/>
           <w:kern w:val="0"/>
           <w:sz w:val="24"/>
           <w:szCs w:val="24"/>
@@ -2755,7 +3141,7 @@
           <w:szCs w:val="24"/>
         </w:rPr>
         <w:drawing>
-          <wp:inline distT="0" distB="0" distL="0" distR="0" wp14:anchorId="57AB0DD6" wp14:editId="1E88D42B">
+          <wp:inline distT="0" distB="0" distL="0" distR="0" wp14:anchorId="57AB0DD6" wp14:editId="07C98278">
             <wp:extent cx="2371090" cy="1768754"/>
             <wp:effectExtent l="0" t="0" r="0" b="3175"/>
             <wp:docPr id="983056349" name="图片 14"/>
@@ -2772,7 +3158,7 @@
                     </pic:cNvPicPr>
                   </pic:nvPicPr>
                   <pic:blipFill>
-                    <a:blip r:embed="rId19" cstate="print">
+                    <a:blip r:embed="rId21" cstate="print">
                       <a:extLst>
                         <a:ext uri="{28A0092B-C50C-407E-A947-70E740481C1C}">
                           <a14:useLocalDpi xmlns:a14="http://schemas.microsoft.com/office/drawing/2010/main" val="0"/>
@@ -2838,6 +3224,9 @@
     <w:p>
       <w:pPr>
         <w:pStyle w:val="2"/>
+        <w:rPr>
+          <w:rFonts w:hint="eastAsia"/>
+        </w:rPr>
       </w:pPr>
       <w:bookmarkStart w:id="1" w:name="_基础规律"/>
       <w:bookmarkEnd w:id="1"/>
@@ -2865,6 +3254,7 @@
       <w:pPr>
         <w:pStyle w:val="3"/>
         <w:rPr>
+          <w:rFonts w:hint="eastAsia"/>
           <w:sz w:val="28"/>
         </w:rPr>
       </w:pPr>
@@ -2926,8 +3316,19 @@
             <w:kern w:val="0"/>
             <w:sz w:val="22"/>
           </w:rPr>
-          <w:t>）可通行图块填涂</w:t>
+          <w:t>）可</w:t>
         </w:r>
+        <w:proofErr w:type="gramStart"/>
+        <w:r>
+          <w:rPr>
+            <w:rStyle w:val="a4"/>
+            <w:rFonts w:ascii="Tahoma" w:eastAsia="微软雅黑" w:hAnsi="Tahoma" w:hint="eastAsia"/>
+            <w:kern w:val="0"/>
+            <w:sz w:val="22"/>
+          </w:rPr>
+          <w:t>通行图块填涂</w:t>
+        </w:r>
+        <w:proofErr w:type="gramEnd"/>
       </w:hyperlink>
       <w:r>
         <w:rPr>
@@ -2971,7 +3372,43 @@
           <w:kern w:val="0"/>
           <w:sz w:val="22"/>
         </w:rPr>
-        <w:t>，用可通行但是能看见的图块，覆盖涂之前透明的图块即可</w:t>
+        <w:t>，用可通行但是能看见的图块，覆盖</w:t>
+      </w:r>
+      <w:proofErr w:type="gramStart"/>
+      <w:r>
+        <w:rPr>
+          <w:rFonts w:ascii="Tahoma" w:eastAsia="微软雅黑" w:hAnsi="Tahoma" w:hint="eastAsia"/>
+          <w:kern w:val="0"/>
+          <w:sz w:val="22"/>
+        </w:rPr>
+        <w:t>涂之前</w:t>
+      </w:r>
+      <w:proofErr w:type="gramEnd"/>
+      <w:r>
+        <w:rPr>
+          <w:rFonts w:ascii="Tahoma" w:eastAsia="微软雅黑" w:hAnsi="Tahoma" w:hint="eastAsia"/>
+          <w:kern w:val="0"/>
+          <w:sz w:val="22"/>
+        </w:rPr>
+        <w:t>透明</w:t>
+      </w:r>
+      <w:proofErr w:type="gramStart"/>
+      <w:r>
+        <w:rPr>
+          <w:rFonts w:ascii="Tahoma" w:eastAsia="微软雅黑" w:hAnsi="Tahoma" w:hint="eastAsia"/>
+          <w:kern w:val="0"/>
+          <w:sz w:val="22"/>
+        </w:rPr>
+        <w:t>的图块即</w:t>
+      </w:r>
+      <w:proofErr w:type="gramEnd"/>
+      <w:r>
+        <w:rPr>
+          <w:rFonts w:ascii="Tahoma" w:eastAsia="微软雅黑" w:hAnsi="Tahoma" w:hint="eastAsia"/>
+          <w:kern w:val="0"/>
+          <w:sz w:val="22"/>
+        </w:rPr>
+        <w:t>可</w:t>
       </w:r>
       <w:r>
         <w:rPr>
@@ -3019,7 +3456,7 @@
                     </pic:cNvPicPr>
                   </pic:nvPicPr>
                   <pic:blipFill>
-                    <a:blip r:embed="rId18">
+                    <a:blip r:embed="rId20">
                       <a:extLst>
                         <a:ext uri="{28A0092B-C50C-407E-A947-70E740481C1C}">
                           <a14:useLocalDpi xmlns:a14="http://schemas.microsoft.com/office/drawing/2010/main" val="0"/>
@@ -3076,7 +3513,7 @@
                     </pic:cNvPicPr>
                   </pic:nvPicPr>
                   <pic:blipFill>
-                    <a:blip r:embed="rId16">
+                    <a:blip r:embed="rId18">
                       <a:extLst>
                         <a:ext uri="{28A0092B-C50C-407E-A947-70E740481C1C}">
                           <a14:useLocalDpi xmlns:a14="http://schemas.microsoft.com/office/drawing/2010/main" val="0"/>
@@ -3127,7 +3564,7 @@
           <w:sz w:val="22"/>
         </w:rPr>
         <w:drawing>
-          <wp:inline distT="0" distB="0" distL="0" distR="0" wp14:anchorId="64BD1F0B" wp14:editId="6032F90A">
+          <wp:inline distT="0" distB="0" distL="0" distR="0" wp14:anchorId="64BD1F0B" wp14:editId="0E0C4541">
             <wp:extent cx="2628900" cy="1620828"/>
             <wp:effectExtent l="0" t="0" r="0" b="0"/>
             <wp:docPr id="957115732" name="图片 957115732"/>
@@ -3144,7 +3581,7 @@
                     </pic:cNvPicPr>
                   </pic:nvPicPr>
                   <pic:blipFill>
-                    <a:blip r:embed="rId17" cstate="print">
+                    <a:blip r:embed="rId19" cstate="print">
                       <a:extLst>
                         <a:ext uri="{28A0092B-C50C-407E-A947-70E740481C1C}">
                           <a14:useLocalDpi xmlns:a14="http://schemas.microsoft.com/office/drawing/2010/main" val="0"/>
@@ -3189,7 +3626,7 @@
       </w:pPr>
     </w:p>
     <w:sectPr>
-      <w:headerReference w:type="default" r:id="rId20"/>
+      <w:headerReference w:type="default" r:id="rId22"/>
       <w:pgSz w:w="11906" w:h="16838"/>
       <w:pgMar w:top="1440" w:right="1800" w:bottom="1440" w:left="1800" w:header="851" w:footer="992" w:gutter="0"/>
       <w:cols w:space="425"/>
@@ -3200,9 +3637,14 @@
 </file>
 
 <file path=word/endnotes.xml><?xml version="1.0" encoding="utf-8"?>
-<w:endnotes xmlns:wpc="http://schemas.microsoft.com/office/word/2010/wordprocessingCanvas" xmlns:cx="http://schemas.microsoft.com/office/drawing/2014/chartex" xmlns:cx1="http://schemas.microsoft.com/office/drawing/2015/9/8/chartex" xmlns:cx2="http://schemas.microsoft.com/office/drawing/2015/10/21/chartex" xmlns:cx3="http://schemas.microsoft.com/office/drawing/2016/5/9/chartex" xmlns:cx4="http://schemas.microsoft.com/office/drawing/2016/5/10/chartex" xmlns:cx5="http://schemas.microsoft.com/office/drawing/2016/5/11/chartex" xmlns:cx6="http://schemas.microsoft.com/office/drawing/2016/5/12/chartex" xmlns:cx7="http://schemas.microsoft.com/office/drawing/2016/5/13/chartex" xmlns:cx8="http://schemas.microsoft.com/office/drawing/2016/5/14/chartex" xmlns:mc="http://schemas.openxmlformats.org/markup-compatibility/2006" xmlns:aink="http://schemas.microsoft.com/office/drawing/2016/ink" xmlns:am3d="http://schemas.microsoft.com/office/drawing/2017/model3d" xmlns:o="urn:schemas-microsoft-com:office:office" xmlns:oel="http://schemas.microsoft.com/office/2019/extlst" xmlns:r="http://schemas.openxmlformats.org/officeDocument/2006/relationships" xmlns:m="http://schemas.openxmlformats.org/officeDocument/2006/math" xmlns:v="urn:schemas-microsoft-com:vml" xmlns:wp14="http://schemas.microsoft.com/office/word/2010/wordprocessingDrawing" xmlns:wp="http://schemas.openxmlformats.org/drawingml/2006/wordprocessingDrawing" xmlns:w10="urn:schemas-microsoft-com:office:word" xmlns:w="http://schemas.openxmlformats.org/wordprocessingml/2006/main" xmlns:w14="http://schemas.microsoft.com/office/word/2010/wordml" xmlns:w15="http://schemas.microsoft.com/office/word/2012/wordml" xmlns:w16cex="http://schemas.microsoft.com/office/word/2018/wordml/cex" xmlns:w16cid="http://schemas.microsoft.com/office/word/2016/wordml/cid" xmlns:w16="http://schemas.microsoft.com/office/word/2018/wordml" xmlns:w16sdtdh="http://schemas.microsoft.com/office/word/2020/wordml/sdtdatahash" xmlns:w16se="http://schemas.microsoft.com/office/word/2015/wordml/symex" xmlns:wpg="http://schemas.microsoft.com/office/word/2010/wordprocessingGroup" xmlns:wpi="http://schemas.microsoft.com/office/word/2010/wordprocessingInk" xmlns:wne="http://schemas.microsoft.com/office/word/2006/wordml" xmlns:wps="http://schemas.microsoft.com/office/word/2010/wordprocessingShape" mc:Ignorable="w14 w15 w16se w16cid w16 w16cex w16sdtdh wp14">
+<w:endnotes xmlns:wpc="http://schemas.microsoft.com/office/word/2010/wordprocessingCanvas" xmlns:cx="http://schemas.microsoft.com/office/drawing/2014/chartex" xmlns:cx1="http://schemas.microsoft.com/office/drawing/2015/9/8/chartex" xmlns:cx2="http://schemas.microsoft.com/office/drawing/2015/10/21/chartex" xmlns:cx3="http://schemas.microsoft.com/office/drawing/2016/5/9/chartex" xmlns:cx4="http://schemas.microsoft.com/office/drawing/2016/5/10/chartex" xmlns:cx5="http://schemas.microsoft.com/office/drawing/2016/5/11/chartex" xmlns:cx6="http://schemas.microsoft.com/office/drawing/2016/5/12/chartex" xmlns:cx7="http://schemas.microsoft.com/office/drawing/2016/5/13/chartex" xmlns:cx8="http://schemas.microsoft.com/office/drawing/2016/5/14/chartex" xmlns:mc="http://schemas.openxmlformats.org/markup-compatibility/2006" xmlns:aink="http://schemas.microsoft.com/office/drawing/2016/ink" xmlns:am3d="http://schemas.microsoft.com/office/drawing/2017/model3d" xmlns:o="urn:schemas-microsoft-com:office:office" xmlns:oel="http://schemas.microsoft.com/office/2019/extlst" xmlns:r="http://schemas.openxmlformats.org/officeDocument/2006/relationships" xmlns:m="http://schemas.openxmlformats.org/officeDocument/2006/math" xmlns:v="urn:schemas-microsoft-com:vml" xmlns:wp14="http://schemas.microsoft.com/office/word/2010/wordprocessingDrawing" xmlns:wp="http://schemas.openxmlformats.org/drawingml/2006/wordprocessingDrawing" xmlns:w10="urn:schemas-microsoft-com:office:word" xmlns:w="http://schemas.openxmlformats.org/wordprocessingml/2006/main" xmlns:w14="http://schemas.microsoft.com/office/word/2010/wordml" xmlns:w15="http://schemas.microsoft.com/office/word/2012/wordml" xmlns:w16cex="http://schemas.microsoft.com/office/word/2018/wordml/cex" xmlns:w16cid="http://schemas.microsoft.com/office/word/2016/wordml/cid" xmlns:w16="http://schemas.microsoft.com/office/word/2018/wordml" xmlns:w16du="http://schemas.microsoft.com/office/word/2023/wordml/word16du" xmlns:w16sdtdh="http://schemas.microsoft.com/office/word/2020/wordml/sdtdatahash" xmlns:w16sdtfl="http://schemas.microsoft.com/office/word/2024/wordml/sdtformatlock" xmlns:w16se="http://schemas.microsoft.com/office/word/2015/wordml/symex" xmlns:wpg="http://schemas.microsoft.com/office/word/2010/wordprocessingGroup" xmlns:wpi="http://schemas.microsoft.com/office/word/2010/wordprocessingInk" xmlns:wne="http://schemas.microsoft.com/office/word/2006/wordml" xmlns:wps="http://schemas.microsoft.com/office/word/2010/wordprocessingShape" mc:Ignorable="w14 w15 w16se w16cid w16 w16cex w16sdtdh w16sdtfl w16du wp14">
   <w:endnote w:type="separator" w:id="-1">
     <w:p>
+      <w:pPr>
+        <w:rPr>
+          <w:rFonts w:hint="eastAsia"/>
+        </w:rPr>
+      </w:pPr>
       <w:r>
         <w:separator/>
       </w:r>
@@ -3210,6 +3652,11 @@
   </w:endnote>
   <w:endnote w:type="continuationSeparator" w:id="0">
     <w:p>
+      <w:pPr>
+        <w:rPr>
+          <w:rFonts w:hint="eastAsia"/>
+        </w:rPr>
+      </w:pPr>
       <w:r>
         <w:continuationSeparator/>
       </w:r>
@@ -3219,9 +3666,14 @@
 </file>
 
 <file path=word/footnotes.xml><?xml version="1.0" encoding="utf-8"?>
-<w:footnotes xmlns:wpc="http://schemas.microsoft.com/office/word/2010/wordprocessingCanvas" xmlns:cx="http://schemas.microsoft.com/office/drawing/2014/chartex" xmlns:cx1="http://schemas.microsoft.com/office/drawing/2015/9/8/chartex" xmlns:cx2="http://schemas.microsoft.com/office/drawing/2015/10/21/chartex" xmlns:cx3="http://schemas.microsoft.com/office/drawing/2016/5/9/chartex" xmlns:cx4="http://schemas.microsoft.com/office/drawing/2016/5/10/chartex" xmlns:cx5="http://schemas.microsoft.com/office/drawing/2016/5/11/chartex" xmlns:cx6="http://schemas.microsoft.com/office/drawing/2016/5/12/chartex" xmlns:cx7="http://schemas.microsoft.com/office/drawing/2016/5/13/chartex" xmlns:cx8="http://schemas.microsoft.com/office/drawing/2016/5/14/chartex" xmlns:mc="http://schemas.openxmlformats.org/markup-compatibility/2006" xmlns:aink="http://schemas.microsoft.com/office/drawing/2016/ink" xmlns:am3d="http://schemas.microsoft.com/office/drawing/2017/model3d" xmlns:o="urn:schemas-microsoft-com:office:office" xmlns:oel="http://schemas.microsoft.com/office/2019/extlst" xmlns:r="http://schemas.openxmlformats.org/officeDocument/2006/relationships" xmlns:m="http://schemas.openxmlformats.org/officeDocument/2006/math" xmlns:v="urn:schemas-microsoft-com:vml" xmlns:wp14="http://schemas.microsoft.com/office/word/2010/wordprocessingDrawing" xmlns:wp="http://schemas.openxmlformats.org/drawingml/2006/wordprocessingDrawing" xmlns:w10="urn:schemas-microsoft-com:office:word" xmlns:w="http://schemas.openxmlformats.org/wordprocessingml/2006/main" xmlns:w14="http://schemas.microsoft.com/office/word/2010/wordml" xmlns:w15="http://schemas.microsoft.com/office/word/2012/wordml" xmlns:w16cex="http://schemas.microsoft.com/office/word/2018/wordml/cex" xmlns:w16cid="http://schemas.microsoft.com/office/word/2016/wordml/cid" xmlns:w16="http://schemas.microsoft.com/office/word/2018/wordml" xmlns:w16sdtdh="http://schemas.microsoft.com/office/word/2020/wordml/sdtdatahash" xmlns:w16se="http://schemas.microsoft.com/office/word/2015/wordml/symex" xmlns:wpg="http://schemas.microsoft.com/office/word/2010/wordprocessingGroup" xmlns:wpi="http://schemas.microsoft.com/office/word/2010/wordprocessingInk" xmlns:wne="http://schemas.microsoft.com/office/word/2006/wordml" xmlns:wps="http://schemas.microsoft.com/office/word/2010/wordprocessingShape" mc:Ignorable="w14 w15 w16se w16cid w16 w16cex w16sdtdh wp14">
+<w:footnotes xmlns:wpc="http://schemas.microsoft.com/office/word/2010/wordprocessingCanvas" xmlns:cx="http://schemas.microsoft.com/office/drawing/2014/chartex" xmlns:cx1="http://schemas.microsoft.com/office/drawing/2015/9/8/chartex" xmlns:cx2="http://schemas.microsoft.com/office/drawing/2015/10/21/chartex" xmlns:cx3="http://schemas.microsoft.com/office/drawing/2016/5/9/chartex" xmlns:cx4="http://schemas.microsoft.com/office/drawing/2016/5/10/chartex" xmlns:cx5="http://schemas.microsoft.com/office/drawing/2016/5/11/chartex" xmlns:cx6="http://schemas.microsoft.com/office/drawing/2016/5/12/chartex" xmlns:cx7="http://schemas.microsoft.com/office/drawing/2016/5/13/chartex" xmlns:cx8="http://schemas.microsoft.com/office/drawing/2016/5/14/chartex" xmlns:mc="http://schemas.openxmlformats.org/markup-compatibility/2006" xmlns:aink="http://schemas.microsoft.com/office/drawing/2016/ink" xmlns:am3d="http://schemas.microsoft.com/office/drawing/2017/model3d" xmlns:o="urn:schemas-microsoft-com:office:office" xmlns:oel="http://schemas.microsoft.com/office/2019/extlst" xmlns:r="http://schemas.openxmlformats.org/officeDocument/2006/relationships" xmlns:m="http://schemas.openxmlformats.org/officeDocument/2006/math" xmlns:v="urn:schemas-microsoft-com:vml" xmlns:wp14="http://schemas.microsoft.com/office/word/2010/wordprocessingDrawing" xmlns:wp="http://schemas.openxmlformats.org/drawingml/2006/wordprocessingDrawing" xmlns:w10="urn:schemas-microsoft-com:office:word" xmlns:w="http://schemas.openxmlformats.org/wordprocessingml/2006/main" xmlns:w14="http://schemas.microsoft.com/office/word/2010/wordml" xmlns:w15="http://schemas.microsoft.com/office/word/2012/wordml" xmlns:w16cex="http://schemas.microsoft.com/office/word/2018/wordml/cex" xmlns:w16cid="http://schemas.microsoft.com/office/word/2016/wordml/cid" xmlns:w16="http://schemas.microsoft.com/office/word/2018/wordml" xmlns:w16du="http://schemas.microsoft.com/office/word/2023/wordml/word16du" xmlns:w16sdtdh="http://schemas.microsoft.com/office/word/2020/wordml/sdtdatahash" xmlns:w16sdtfl="http://schemas.microsoft.com/office/word/2024/wordml/sdtformatlock" xmlns:w16se="http://schemas.microsoft.com/office/word/2015/wordml/symex" xmlns:wpg="http://schemas.microsoft.com/office/word/2010/wordprocessingGroup" xmlns:wpi="http://schemas.microsoft.com/office/word/2010/wordprocessingInk" xmlns:wne="http://schemas.microsoft.com/office/word/2006/wordml" xmlns:wps="http://schemas.microsoft.com/office/word/2010/wordprocessingShape" mc:Ignorable="w14 w15 w16se w16cid w16 w16cex w16sdtdh w16sdtfl w16du wp14">
   <w:footnote w:type="separator" w:id="-1">
     <w:p>
+      <w:pPr>
+        <w:rPr>
+          <w:rFonts w:hint="eastAsia"/>
+        </w:rPr>
+      </w:pPr>
       <w:r>
         <w:separator/>
       </w:r>
@@ -3229,6 +3681,11 @@
   </w:footnote>
   <w:footnote w:type="continuationSeparator" w:id="0">
     <w:p>
+      <w:pPr>
+        <w:rPr>
+          <w:rFonts w:hint="eastAsia"/>
+        </w:rPr>
+      </w:pPr>
       <w:r>
         <w:continuationSeparator/>
       </w:r>
@@ -3238,12 +3695,12 @@
 </file>
 
 <file path=word/header1.xml><?xml version="1.0" encoding="utf-8"?>
-<w:hdr xmlns:wpc="http://schemas.microsoft.com/office/word/2010/wordprocessingCanvas" xmlns:cx="http://schemas.microsoft.com/office/drawing/2014/chartex" xmlns:cx1="http://schemas.microsoft.com/office/drawing/2015/9/8/chartex" xmlns:cx2="http://schemas.microsoft.com/office/drawing/2015/10/21/chartex" xmlns:cx3="http://schemas.microsoft.com/office/drawing/2016/5/9/chartex" xmlns:cx4="http://schemas.microsoft.com/office/drawing/2016/5/10/chartex" xmlns:cx5="http://schemas.microsoft.com/office/drawing/2016/5/11/chartex" xmlns:cx6="http://schemas.microsoft.com/office/drawing/2016/5/12/chartex" xmlns:cx7="http://schemas.microsoft.com/office/drawing/2016/5/13/chartex" xmlns:cx8="http://schemas.microsoft.com/office/drawing/2016/5/14/chartex" xmlns:mc="http://schemas.openxmlformats.org/markup-compatibility/2006" xmlns:aink="http://schemas.microsoft.com/office/drawing/2016/ink" xmlns:am3d="http://schemas.microsoft.com/office/drawing/2017/model3d" xmlns:o="urn:schemas-microsoft-com:office:office" xmlns:oel="http://schemas.microsoft.com/office/2019/extlst" xmlns:r="http://schemas.openxmlformats.org/officeDocument/2006/relationships" xmlns:m="http://schemas.openxmlformats.org/officeDocument/2006/math" xmlns:v="urn:schemas-microsoft-com:vml" xmlns:wp14="http://schemas.microsoft.com/office/word/2010/wordprocessingDrawing" xmlns:wp="http://schemas.openxmlformats.org/drawingml/2006/wordprocessingDrawing" xmlns:w10="urn:schemas-microsoft-com:office:word" xmlns:w="http://schemas.openxmlformats.org/wordprocessingml/2006/main" xmlns:w14="http://schemas.microsoft.com/office/word/2010/wordml" xmlns:w15="http://schemas.microsoft.com/office/word/2012/wordml" xmlns:w16cex="http://schemas.microsoft.com/office/word/2018/wordml/cex" xmlns:w16cid="http://schemas.microsoft.com/office/word/2016/wordml/cid" xmlns:w16="http://schemas.microsoft.com/office/word/2018/wordml" xmlns:w16sdtdh="http://schemas.microsoft.com/office/word/2020/wordml/sdtdatahash" xmlns:w16se="http://schemas.microsoft.com/office/word/2015/wordml/symex" xmlns:wpg="http://schemas.microsoft.com/office/word/2010/wordprocessingGroup" xmlns:wpi="http://schemas.microsoft.com/office/word/2010/wordprocessingInk" xmlns:wne="http://schemas.microsoft.com/office/word/2006/wordml" xmlns:wps="http://schemas.microsoft.com/office/word/2010/wordprocessingShape" mc:Ignorable="w14 w15 w16se w16cid w16 w16cex w16sdtdh wp14">
+<w:hdr xmlns:wpc="http://schemas.microsoft.com/office/word/2010/wordprocessingCanvas" xmlns:cx="http://schemas.microsoft.com/office/drawing/2014/chartex" xmlns:cx1="http://schemas.microsoft.com/office/drawing/2015/9/8/chartex" xmlns:cx2="http://schemas.microsoft.com/office/drawing/2015/10/21/chartex" xmlns:cx3="http://schemas.microsoft.com/office/drawing/2016/5/9/chartex" xmlns:cx4="http://schemas.microsoft.com/office/drawing/2016/5/10/chartex" xmlns:cx5="http://schemas.microsoft.com/office/drawing/2016/5/11/chartex" xmlns:cx6="http://schemas.microsoft.com/office/drawing/2016/5/12/chartex" xmlns:cx7="http://schemas.microsoft.com/office/drawing/2016/5/13/chartex" xmlns:cx8="http://schemas.microsoft.com/office/drawing/2016/5/14/chartex" xmlns:mc="http://schemas.openxmlformats.org/markup-compatibility/2006" xmlns:aink="http://schemas.microsoft.com/office/drawing/2016/ink" xmlns:am3d="http://schemas.microsoft.com/office/drawing/2017/model3d" xmlns:o="urn:schemas-microsoft-com:office:office" xmlns:oel="http://schemas.microsoft.com/office/2019/extlst" xmlns:r="http://schemas.openxmlformats.org/officeDocument/2006/relationships" xmlns:m="http://schemas.openxmlformats.org/officeDocument/2006/math" xmlns:v="urn:schemas-microsoft-com:vml" xmlns:wp14="http://schemas.microsoft.com/office/word/2010/wordprocessingDrawing" xmlns:wp="http://schemas.openxmlformats.org/drawingml/2006/wordprocessingDrawing" xmlns:w10="urn:schemas-microsoft-com:office:word" xmlns:w="http://schemas.openxmlformats.org/wordprocessingml/2006/main" xmlns:w14="http://schemas.microsoft.com/office/word/2010/wordml" xmlns:w15="http://schemas.microsoft.com/office/word/2012/wordml" xmlns:w16cex="http://schemas.microsoft.com/office/word/2018/wordml/cex" xmlns:w16cid="http://schemas.microsoft.com/office/word/2016/wordml/cid" xmlns:w16="http://schemas.microsoft.com/office/word/2018/wordml" xmlns:w16du="http://schemas.microsoft.com/office/word/2023/wordml/word16du" xmlns:w16sdtdh="http://schemas.microsoft.com/office/word/2020/wordml/sdtdatahash" xmlns:w16sdtfl="http://schemas.microsoft.com/office/word/2024/wordml/sdtformatlock" xmlns:w16se="http://schemas.microsoft.com/office/word/2015/wordml/symex" xmlns:wpg="http://schemas.microsoft.com/office/word/2010/wordprocessingGroup" xmlns:wpi="http://schemas.microsoft.com/office/word/2010/wordprocessingInk" xmlns:wne="http://schemas.microsoft.com/office/word/2006/wordml" xmlns:wps="http://schemas.microsoft.com/office/word/2010/wordprocessingShape" mc:Ignorable="w14 w15 w16se w16cid w16 w16cex w16sdtdh w16sdtfl w16du wp14">
   <w:p>
     <w:pPr>
       <w:jc w:val="center"/>
       <w:rPr>
-        <w:rFonts w:ascii="微软雅黑" w:eastAsia="微软雅黑" w:hAnsi="微软雅黑"/>
+        <w:rFonts w:ascii="微软雅黑" w:eastAsia="微软雅黑" w:hAnsi="微软雅黑" w:hint="eastAsia"/>
         <w:sz w:val="20"/>
       </w:rPr>
     </w:pPr>
@@ -3348,7 +3805,7 @@
 </file>
 
 <file path=word/styles.xml><?xml version="1.0" encoding="utf-8"?>
-<w:styles xmlns:mc="http://schemas.openxmlformats.org/markup-compatibility/2006" xmlns:r="http://schemas.openxmlformats.org/officeDocument/2006/relationships" xmlns:w="http://schemas.openxmlformats.org/wordprocessingml/2006/main" xmlns:w14="http://schemas.microsoft.com/office/word/2010/wordml" xmlns:w15="http://schemas.microsoft.com/office/word/2012/wordml" xmlns:w16cex="http://schemas.microsoft.com/office/word/2018/wordml/cex" xmlns:w16cid="http://schemas.microsoft.com/office/word/2016/wordml/cid" xmlns:w16="http://schemas.microsoft.com/office/word/2018/wordml" xmlns:w16sdtdh="http://schemas.microsoft.com/office/word/2020/wordml/sdtdatahash" xmlns:w16se="http://schemas.microsoft.com/office/word/2015/wordml/symex" mc:Ignorable="w14 w15 w16se w16cid w16 w16cex w16sdtdh">
+<w:styles xmlns:mc="http://schemas.openxmlformats.org/markup-compatibility/2006" xmlns:r="http://schemas.openxmlformats.org/officeDocument/2006/relationships" xmlns:w="http://schemas.openxmlformats.org/wordprocessingml/2006/main" xmlns:w14="http://schemas.microsoft.com/office/word/2010/wordml" xmlns:w15="http://schemas.microsoft.com/office/word/2012/wordml" xmlns:w16cex="http://schemas.microsoft.com/office/word/2018/wordml/cex" xmlns:w16cid="http://schemas.microsoft.com/office/word/2016/wordml/cid" xmlns:w16="http://schemas.microsoft.com/office/word/2018/wordml" xmlns:w16du="http://schemas.microsoft.com/office/word/2023/wordml/word16du" xmlns:w16sdtdh="http://schemas.microsoft.com/office/word/2020/wordml/sdtdatahash" xmlns:w16sdtfl="http://schemas.microsoft.com/office/word/2024/wordml/sdtformatlock" xmlns:w16se="http://schemas.microsoft.com/office/word/2015/wordml/symex" mc:Ignorable="w14 w15 w16se w16cid w16 w16cex w16sdtdh w16sdtfl w16du">
   <w:docDefaults>
     <w:rPrDefault>
       <w:rPr>

--- a/插件详细手册/6.地图/地图设计-动画序列小房间.docx
+++ b/插件详细手册/6.地图/地图设计-动画序列小房间.docx
@@ -13,23 +13,33 @@
         <w:rPr>
           <w:rFonts w:hint="eastAsia"/>
         </w:rPr>
+        <w:t>===</w:t>
+      </w:r>
+      <w:r>
+        <w:rPr>
+          <w:rFonts w:hint="eastAsia"/>
+        </w:rPr>
         <w:t>概述</w:t>
       </w:r>
+      <w:r>
+        <w:rPr>
+          <w:rFonts w:hint="eastAsia"/>
+        </w:rPr>
+        <w:t>===</w:t>
+      </w:r>
     </w:p>
     <w:p>
       <w:pPr>
         <w:pStyle w:val="3"/>
         <w:rPr>
           <w:rFonts w:hint="eastAsia"/>
-          <w:sz w:val="28"/>
         </w:rPr>
       </w:pPr>
       <w:r>
         <w:rPr>
           <w:rFonts w:hint="eastAsia"/>
-          <w:sz w:val="28"/>
-        </w:rPr>
-        <w:t>地图简介</w:t>
+        </w:rPr>
+        <w:t>示例图</w:t>
       </w:r>
     </w:p>
     <w:p>
@@ -79,9 +89,9 @@
           <w:szCs w:val="24"/>
         </w:rPr>
         <w:drawing>
-          <wp:inline distT="0" distB="0" distL="0" distR="0" wp14:anchorId="1EFC6826" wp14:editId="3BE91801">
-            <wp:extent cx="3040380" cy="2282297"/>
-            <wp:effectExtent l="0" t="0" r="7620" b="3810"/>
+          <wp:inline distT="0" distB="0" distL="0" distR="0" wp14:anchorId="1EFC6826" wp14:editId="756A56AC">
+            <wp:extent cx="3557905" cy="2670783"/>
+            <wp:effectExtent l="0" t="0" r="4445" b="0"/>
             <wp:docPr id="994707139" name="图片 1"/>
             <wp:cNvGraphicFramePr>
               <a:graphicFrameLocks xmlns:a="http://schemas.openxmlformats.org/drawingml/2006/main" noChangeAspect="1"/>
@@ -111,7 +121,7 @@
                   <pic:spPr bwMode="auto">
                     <a:xfrm>
                       <a:off x="0" y="0"/>
-                      <a:ext cx="3045945" cy="2286474"/>
+                      <a:ext cx="3568270" cy="2678564"/>
                     </a:xfrm>
                     <a:prstGeom prst="rect">
                       <a:avLst/>
@@ -128,384 +138,38 @@
         </w:drawing>
       </w:r>
     </w:p>
-    <w:tbl>
-      <w:tblPr>
-        <w:tblStyle w:val="af"/>
-        <w:tblW w:w="0" w:type="auto"/>
-        <w:shd w:val="clear" w:color="auto" w:fill="DEEAF6" w:themeFill="accent1" w:themeFillTint="33"/>
-        <w:tblLook w:val="04A0" w:firstRow="1" w:lastRow="0" w:firstColumn="1" w:lastColumn="0" w:noHBand="0" w:noVBand="1"/>
-      </w:tblPr>
-      <w:tblGrid>
-        <w:gridCol w:w="8522"/>
-      </w:tblGrid>
-      <w:tr>
-        <w:tc>
-          <w:tcPr>
-            <w:tcW w:w="8522" w:type="dxa"/>
-            <w:shd w:val="clear" w:color="auto" w:fill="DEEAF6" w:themeFill="accent1" w:themeFillTint="33"/>
-          </w:tcPr>
-          <w:p>
-            <w:pPr>
-              <w:widowControl/>
-              <w:snapToGrid w:val="0"/>
-              <w:jc w:val="left"/>
-              <w:rPr>
-                <w:rFonts w:ascii="Tahoma" w:eastAsia="微软雅黑" w:hAnsi="Tahoma"/>
-                <w:kern w:val="0"/>
-                <w:sz w:val="22"/>
-              </w:rPr>
-            </w:pPr>
-            <w:r>
-              <w:rPr>
-                <w:rFonts w:ascii="Tahoma" w:eastAsia="微软雅黑" w:hAnsi="Tahoma" w:hint="eastAsia"/>
-                <w:kern w:val="0"/>
-                <w:sz w:val="22"/>
-              </w:rPr>
-              <w:t>示例</w:t>
-            </w:r>
-            <w:r>
-              <w:rPr>
-                <w:rFonts w:ascii="Tahoma" w:eastAsia="微软雅黑" w:hAnsi="Tahoma" w:hint="eastAsia"/>
-                <w:kern w:val="0"/>
-                <w:sz w:val="22"/>
-              </w:rPr>
-              <w:t>中</w:t>
-            </w:r>
-            <w:r>
-              <w:rPr>
-                <w:rFonts w:ascii="Tahoma" w:eastAsia="微软雅黑" w:hAnsi="Tahoma" w:hint="eastAsia"/>
-                <w:kern w:val="0"/>
-                <w:sz w:val="22"/>
-              </w:rPr>
-              <w:t>的地图为“动画序列小房间”</w:t>
-            </w:r>
-            <w:r>
-              <w:rPr>
-                <w:rFonts w:ascii="Tahoma" w:eastAsia="微软雅黑" w:hAnsi="Tahoma" w:hint="eastAsia"/>
-                <w:kern w:val="0"/>
-                <w:sz w:val="22"/>
-              </w:rPr>
-              <w:t>，</w:t>
-            </w:r>
-            <w:r>
-              <w:rPr>
-                <w:rFonts w:ascii="Tahoma" w:eastAsia="微软雅黑" w:hAnsi="Tahoma" w:hint="eastAsia"/>
-                <w:kern w:val="0"/>
-                <w:sz w:val="22"/>
-              </w:rPr>
-              <w:t>你</w:t>
-            </w:r>
-            <w:r>
-              <w:rPr>
-                <w:rFonts w:ascii="Tahoma" w:eastAsia="微软雅黑" w:hAnsi="Tahoma" w:hint="eastAsia"/>
-                <w:kern w:val="0"/>
-                <w:sz w:val="22"/>
-              </w:rPr>
-              <w:t>可以</w:t>
-            </w:r>
-            <w:r>
-              <w:rPr>
-                <w:rFonts w:ascii="Tahoma" w:eastAsia="微软雅黑" w:hAnsi="Tahoma" w:hint="eastAsia"/>
-                <w:kern w:val="0"/>
-                <w:sz w:val="22"/>
-              </w:rPr>
-              <w:t>设置</w:t>
-            </w:r>
-            <w:r>
-              <w:rPr>
-                <w:rFonts w:ascii="Tahoma" w:eastAsia="微软雅黑" w:hAnsi="Tahoma" w:hint="eastAsia"/>
-                <w:kern w:val="0"/>
-                <w:sz w:val="22"/>
-              </w:rPr>
-              <w:t xml:space="preserve"> </w:t>
-            </w:r>
-            <w:r>
-              <w:rPr>
-                <w:rFonts w:ascii="Tahoma" w:eastAsia="微软雅黑" w:hAnsi="Tahoma" w:hint="eastAsia"/>
-                <w:kern w:val="0"/>
-                <w:sz w:val="22"/>
-              </w:rPr>
-              <w:t>玩家起始位置</w:t>
-            </w:r>
-            <w:r>
-              <w:rPr>
-                <w:rFonts w:ascii="Tahoma" w:eastAsia="微软雅黑" w:hAnsi="Tahoma" w:hint="eastAsia"/>
-                <w:kern w:val="0"/>
-                <w:sz w:val="22"/>
-              </w:rPr>
-              <w:t xml:space="preserve"> </w:t>
-            </w:r>
-            <w:r>
-              <w:rPr>
-                <w:rFonts w:ascii="Tahoma" w:eastAsia="微软雅黑" w:hAnsi="Tahoma" w:hint="eastAsia"/>
-                <w:kern w:val="0"/>
-                <w:sz w:val="22"/>
-              </w:rPr>
-              <w:t>在</w:t>
-            </w:r>
-            <w:r>
-              <w:rPr>
-                <w:rFonts w:ascii="Tahoma" w:eastAsia="微软雅黑" w:hAnsi="Tahoma" w:hint="eastAsia"/>
-                <w:kern w:val="0"/>
-                <w:sz w:val="22"/>
-              </w:rPr>
-              <w:t>该</w:t>
-            </w:r>
-            <w:r>
-              <w:rPr>
-                <w:rFonts w:ascii="Tahoma" w:eastAsia="微软雅黑" w:hAnsi="Tahoma" w:hint="eastAsia"/>
-                <w:kern w:val="0"/>
-                <w:sz w:val="22"/>
-              </w:rPr>
-              <w:t>地图。</w:t>
-            </w:r>
-          </w:p>
-          <w:p>
-            <w:pPr>
-              <w:widowControl/>
-              <w:snapToGrid w:val="0"/>
-              <w:jc w:val="left"/>
-              <w:rPr>
-                <w:rFonts w:ascii="Tahoma" w:eastAsia="微软雅黑" w:hAnsi="Tahoma"/>
-                <w:kern w:val="0"/>
-                <w:sz w:val="22"/>
-              </w:rPr>
-            </w:pPr>
-            <w:r>
-              <w:rPr>
-                <w:rFonts w:ascii="Tahoma" w:eastAsia="微软雅黑" w:hAnsi="Tahoma" w:hint="eastAsia"/>
-                <w:kern w:val="0"/>
-                <w:sz w:val="22"/>
-              </w:rPr>
-              <w:t>但注意，进入游戏后玩家不是</w:t>
-            </w:r>
-            <w:proofErr w:type="gramStart"/>
-            <w:r>
-              <w:rPr>
-                <w:rFonts w:ascii="Tahoma" w:eastAsia="微软雅黑" w:hAnsi="Tahoma" w:hint="eastAsia"/>
-                <w:kern w:val="0"/>
-                <w:sz w:val="22"/>
-              </w:rPr>
-              <w:t>二方向</w:t>
-            </w:r>
-            <w:proofErr w:type="gramEnd"/>
-            <w:r>
-              <w:rPr>
-                <w:rFonts w:ascii="Tahoma" w:eastAsia="微软雅黑" w:hAnsi="Tahoma" w:hint="eastAsia"/>
-                <w:kern w:val="0"/>
-                <w:sz w:val="22"/>
-              </w:rPr>
-              <w:t>行走图，</w:t>
-            </w:r>
-            <w:r>
-              <w:rPr>
-                <w:rFonts w:ascii="Tahoma" w:eastAsia="微软雅黑" w:hAnsi="Tahoma" w:hint="eastAsia"/>
-                <w:kern w:val="0"/>
-                <w:sz w:val="22"/>
-              </w:rPr>
-              <w:t>你</w:t>
-            </w:r>
-            <w:r>
-              <w:rPr>
-                <w:rFonts w:ascii="Tahoma" w:eastAsia="微软雅黑" w:hAnsi="Tahoma" w:hint="eastAsia"/>
-                <w:kern w:val="0"/>
-                <w:sz w:val="22"/>
-              </w:rPr>
-              <w:t>需要</w:t>
-            </w:r>
-            <w:r>
-              <w:rPr>
-                <w:rFonts w:ascii="Tahoma" w:eastAsia="微软雅黑" w:hAnsi="Tahoma" w:hint="eastAsia"/>
-                <w:kern w:val="0"/>
-                <w:sz w:val="22"/>
-              </w:rPr>
-              <w:t>先离开地图再返回，就</w:t>
-            </w:r>
-            <w:r>
-              <w:rPr>
-                <w:rFonts w:ascii="Tahoma" w:eastAsia="微软雅黑" w:hAnsi="Tahoma" w:hint="eastAsia"/>
-                <w:kern w:val="0"/>
-                <w:sz w:val="22"/>
-              </w:rPr>
-              <w:t>成功切换</w:t>
-            </w:r>
-            <w:r>
-              <w:rPr>
-                <w:rFonts w:ascii="Tahoma" w:eastAsia="微软雅黑" w:hAnsi="Tahoma" w:hint="eastAsia"/>
-                <w:kern w:val="0"/>
-                <w:sz w:val="22"/>
-              </w:rPr>
-              <w:t>了。</w:t>
-            </w:r>
-          </w:p>
-          <w:p>
-            <w:pPr>
-              <w:widowControl/>
-              <w:snapToGrid w:val="0"/>
-              <w:jc w:val="center"/>
-              <w:rPr>
-                <w:rFonts w:ascii="Tahoma" w:eastAsia="微软雅黑" w:hAnsi="Tahoma"/>
-                <w:kern w:val="0"/>
-                <w:sz w:val="22"/>
-              </w:rPr>
-            </w:pPr>
-            <w:r>
-              <w:rPr>
-                <w:rFonts w:ascii="Tahoma" w:eastAsia="微软雅黑" w:hAnsi="Tahoma" w:hint="eastAsia"/>
-                <w:noProof/>
-                <w:kern w:val="0"/>
-                <w:sz w:val="22"/>
-              </w:rPr>
-              <w:drawing>
-                <wp:inline distT="0" distB="0" distL="0" distR="0" wp14:anchorId="24893D03" wp14:editId="3FF65EDA">
-                  <wp:extent cx="2438400" cy="856735"/>
-                  <wp:effectExtent l="0" t="0" r="0" b="635"/>
-                  <wp:docPr id="329690298" name="图片 1"/>
-                  <wp:cNvGraphicFramePr>
-                    <a:graphicFrameLocks xmlns:a="http://schemas.openxmlformats.org/drawingml/2006/main" noChangeAspect="1"/>
-                  </wp:cNvGraphicFramePr>
-                  <a:graphic xmlns:a="http://schemas.openxmlformats.org/drawingml/2006/main">
-                    <a:graphicData uri="http://schemas.openxmlformats.org/drawingml/2006/picture">
-                      <pic:pic xmlns:pic="http://schemas.openxmlformats.org/drawingml/2006/picture">
-                        <pic:nvPicPr>
-                          <pic:cNvPr id="0" name="Picture 1"/>
-                          <pic:cNvPicPr>
-                            <a:picLocks noChangeAspect="1" noChangeArrowheads="1"/>
-                          </pic:cNvPicPr>
-                        </pic:nvPicPr>
-                        <pic:blipFill>
-                          <a:blip r:embed="rId8">
-                            <a:extLst>
-                              <a:ext uri="{28A0092B-C50C-407E-A947-70E740481C1C}">
-                                <a14:useLocalDpi xmlns:a14="http://schemas.microsoft.com/office/drawing/2010/main" val="0"/>
-                              </a:ext>
-                            </a:extLst>
-                          </a:blip>
-                          <a:srcRect/>
-                          <a:stretch>
-                            <a:fillRect/>
-                          </a:stretch>
-                        </pic:blipFill>
-                        <pic:spPr bwMode="auto">
-                          <a:xfrm>
-                            <a:off x="0" y="0"/>
-                            <a:ext cx="2439957" cy="857282"/>
-                          </a:xfrm>
-                          <a:prstGeom prst="rect">
-                            <a:avLst/>
-                          </a:prstGeom>
-                          <a:noFill/>
-                          <a:ln>
-                            <a:noFill/>
-                          </a:ln>
-                        </pic:spPr>
-                      </pic:pic>
-                    </a:graphicData>
-                  </a:graphic>
-                </wp:inline>
-              </w:drawing>
-            </w:r>
-            <w:r>
-              <w:rPr>
-                <w:rFonts w:ascii="Tahoma" w:eastAsia="微软雅黑" w:hAnsi="Tahoma" w:hint="eastAsia"/>
-                <w:kern w:val="0"/>
-                <w:sz w:val="22"/>
-              </w:rPr>
-              <w:t xml:space="preserve"> </w:t>
-            </w:r>
-            <w:r>
-              <w:rPr>
-                <w:rFonts w:hint="eastAsia"/>
-                <w:noProof/>
-              </w:rPr>
-              <w:drawing>
-                <wp:inline distT="0" distB="0" distL="0" distR="0" wp14:anchorId="69A1A4F7" wp14:editId="2582EE6D">
-                  <wp:extent cx="1561564" cy="853449"/>
-                  <wp:effectExtent l="0" t="0" r="635" b="3810"/>
-                  <wp:docPr id="98176956" name="图片 2"/>
-                  <wp:cNvGraphicFramePr>
-                    <a:graphicFrameLocks xmlns:a="http://schemas.openxmlformats.org/drawingml/2006/main" noChangeAspect="1"/>
-                  </wp:cNvGraphicFramePr>
-                  <a:graphic xmlns:a="http://schemas.openxmlformats.org/drawingml/2006/main">
-                    <a:graphicData uri="http://schemas.openxmlformats.org/drawingml/2006/picture">
-                      <pic:pic xmlns:pic="http://schemas.openxmlformats.org/drawingml/2006/picture">
-                        <pic:nvPicPr>
-                          <pic:cNvPr id="0" name="Picture 3"/>
-                          <pic:cNvPicPr>
-                            <a:picLocks noChangeAspect="1" noChangeArrowheads="1"/>
-                          </pic:cNvPicPr>
-                        </pic:nvPicPr>
-                        <pic:blipFill>
-                          <a:blip r:embed="rId9" cstate="print">
-                            <a:extLst>
-                              <a:ext uri="{28A0092B-C50C-407E-A947-70E740481C1C}">
-                                <a14:useLocalDpi xmlns:a14="http://schemas.microsoft.com/office/drawing/2010/main" val="0"/>
-                              </a:ext>
-                            </a:extLst>
-                          </a:blip>
-                          <a:srcRect/>
-                          <a:stretch>
-                            <a:fillRect/>
-                          </a:stretch>
-                        </pic:blipFill>
-                        <pic:spPr bwMode="auto">
-                          <a:xfrm>
-                            <a:off x="0" y="0"/>
-                            <a:ext cx="1572235" cy="859281"/>
-                          </a:xfrm>
-                          <a:prstGeom prst="rect">
-                            <a:avLst/>
-                          </a:prstGeom>
-                          <a:noFill/>
-                          <a:ln>
-                            <a:noFill/>
-                          </a:ln>
-                        </pic:spPr>
-                      </pic:pic>
-                    </a:graphicData>
-                  </a:graphic>
-                </wp:inline>
-              </w:drawing>
-            </w:r>
-          </w:p>
-        </w:tc>
-      </w:tr>
-    </w:tbl>
-    <w:p>
-      <w:pPr>
-        <w:widowControl/>
-        <w:snapToGrid w:val="0"/>
-        <w:spacing w:before="120"/>
-        <w:jc w:val="left"/>
-        <w:rPr>
-          <w:rFonts w:ascii="Tahoma" w:eastAsia="微软雅黑" w:hAnsi="Tahoma"/>
-          <w:kern w:val="0"/>
-          <w:sz w:val="22"/>
-        </w:rPr>
-      </w:pPr>
-      <w:r>
-        <w:rPr>
-          <w:rFonts w:ascii="Tahoma" w:eastAsia="微软雅黑" w:hAnsi="Tahoma" w:hint="eastAsia"/>
-          <w:kern w:val="0"/>
-          <w:sz w:val="22"/>
-        </w:rPr>
-        <w:t>注意，该文档只详细说明</w:t>
-      </w:r>
-      <w:r>
-        <w:rPr>
-          <w:rFonts w:ascii="Tahoma" w:eastAsia="微软雅黑" w:hAnsi="Tahoma" w:hint="eastAsia"/>
-          <w:kern w:val="0"/>
-          <w:sz w:val="22"/>
-        </w:rPr>
-        <w:t xml:space="preserve"> </w:t>
-      </w:r>
-      <w:r>
-        <w:rPr>
-          <w:rFonts w:ascii="Tahoma" w:eastAsia="微软雅黑" w:hAnsi="Tahoma" w:hint="eastAsia"/>
-          <w:kern w:val="0"/>
-          <w:sz w:val="22"/>
-        </w:rPr>
-        <w:t>整体设计思路。</w:t>
+    <w:p>
+      <w:pPr>
+        <w:widowControl/>
+        <w:rPr>
+          <w:rFonts w:ascii="Tahoma" w:eastAsia="微软雅黑" w:hAnsi="Tahoma"/>
+          <w:kern w:val="0"/>
+          <w:sz w:val="22"/>
+        </w:rPr>
+      </w:pPr>
+    </w:p>
+    <w:p>
+      <w:pPr>
+        <w:widowControl/>
+        <w:rPr>
+          <w:rFonts w:ascii="Tahoma" w:eastAsia="微软雅黑" w:hAnsi="Tahoma"/>
+          <w:kern w:val="0"/>
+          <w:sz w:val="22"/>
+        </w:rPr>
+      </w:pPr>
+    </w:p>
+    <w:p>
+      <w:pPr>
+        <w:pStyle w:val="3"/>
+        <w:rPr>
+          <w:rFonts w:hint="eastAsia"/>
+        </w:rPr>
+      </w:pPr>
+      <w:r>
+        <w:rPr>
+          <w:rFonts w:hint="eastAsia"/>
+        </w:rPr>
+        <w:t>示例位置</w:t>
       </w:r>
     </w:p>
     <w:p>
@@ -525,7 +189,47 @@
           <w:kern w:val="0"/>
           <w:sz w:val="22"/>
         </w:rPr>
-        <w:t>对于具体</w:t>
+        <w:t>示例</w:t>
+      </w:r>
+      <w:r>
+        <w:rPr>
+          <w:rFonts w:ascii="Tahoma" w:eastAsia="微软雅黑" w:hAnsi="Tahoma" w:hint="eastAsia"/>
+          <w:kern w:val="0"/>
+          <w:sz w:val="22"/>
+        </w:rPr>
+        <w:t>中的地图为“动画序列小房间”</w:t>
+      </w:r>
+      <w:r>
+        <w:rPr>
+          <w:rFonts w:ascii="Tahoma" w:eastAsia="微软雅黑" w:hAnsi="Tahoma" w:hint="eastAsia"/>
+          <w:kern w:val="0"/>
+          <w:sz w:val="22"/>
+        </w:rPr>
+        <w:t>，</w:t>
+      </w:r>
+      <w:r>
+        <w:rPr>
+          <w:rFonts w:ascii="Tahoma" w:eastAsia="微软雅黑" w:hAnsi="Tahoma" w:hint="eastAsia"/>
+          <w:kern w:val="0"/>
+          <w:sz w:val="22"/>
+        </w:rPr>
+        <w:t>你</w:t>
+      </w:r>
+      <w:r>
+        <w:rPr>
+          <w:rFonts w:ascii="Tahoma" w:eastAsia="微软雅黑" w:hAnsi="Tahoma" w:hint="eastAsia"/>
+          <w:kern w:val="0"/>
+          <w:sz w:val="22"/>
+        </w:rPr>
+        <w:t>可以</w:t>
+      </w:r>
+      <w:r>
+        <w:rPr>
+          <w:rFonts w:ascii="Tahoma" w:eastAsia="微软雅黑" w:hAnsi="Tahoma" w:hint="eastAsia"/>
+          <w:kern w:val="0"/>
+          <w:sz w:val="22"/>
+        </w:rPr>
+        <w:t>设置</w:t>
       </w:r>
       <w:r>
         <w:rPr>
@@ -541,57 +245,124 @@
           <w:kern w:val="0"/>
           <w:sz w:val="22"/>
         </w:rPr>
-        <w:t>的</w:t>
-      </w:r>
-      <w:r>
-        <w:rPr>
-          <w:rFonts w:ascii="Tahoma" w:eastAsia="微软雅黑" w:hAnsi="Tahoma" w:hint="eastAsia"/>
-          <w:kern w:val="0"/>
-          <w:sz w:val="22"/>
-        </w:rPr>
-        <w:t>背景</w:t>
-      </w:r>
-      <w:r>
-        <w:rPr>
-          <w:rFonts w:ascii="Tahoma" w:eastAsia="微软雅黑" w:hAnsi="Tahoma" w:hint="eastAsia"/>
-          <w:kern w:val="0"/>
-          <w:sz w:val="22"/>
-        </w:rPr>
-        <w:t>素材</w:t>
-      </w:r>
-      <w:r>
-        <w:rPr>
-          <w:rFonts w:ascii="Tahoma" w:eastAsia="微软雅黑" w:hAnsi="Tahoma" w:hint="eastAsia"/>
-          <w:kern w:val="0"/>
-          <w:sz w:val="22"/>
-        </w:rPr>
-        <w:t>、动画序列素材</w:t>
-      </w:r>
-      <w:r>
-        <w:rPr>
-          <w:rFonts w:ascii="Tahoma" w:eastAsia="微软雅黑" w:hAnsi="Tahoma" w:hint="eastAsia"/>
-          <w:kern w:val="0"/>
-          <w:sz w:val="22"/>
-        </w:rPr>
-        <w:t>……只能靠自己画画了。</w:t>
+        <w:t>玩家起始位置</w:t>
+      </w:r>
+      <w:r>
+        <w:rPr>
+          <w:rFonts w:ascii="Tahoma" w:eastAsia="微软雅黑" w:hAnsi="Tahoma" w:hint="eastAsia"/>
+          <w:kern w:val="0"/>
+          <w:sz w:val="22"/>
+        </w:rPr>
+        <w:t xml:space="preserve"> </w:t>
+      </w:r>
+      <w:r>
+        <w:rPr>
+          <w:rFonts w:ascii="Tahoma" w:eastAsia="微软雅黑" w:hAnsi="Tahoma" w:hint="eastAsia"/>
+          <w:kern w:val="0"/>
+          <w:sz w:val="22"/>
+        </w:rPr>
+        <w:t>在该地图。</w:t>
+      </w:r>
+    </w:p>
+    <w:p>
+      <w:pPr>
+        <w:widowControl/>
+        <w:snapToGrid w:val="0"/>
+        <w:jc w:val="left"/>
+        <w:rPr>
+          <w:rFonts w:ascii="Tahoma" w:eastAsia="微软雅黑" w:hAnsi="Tahoma"/>
+          <w:kern w:val="0"/>
+          <w:sz w:val="22"/>
+        </w:rPr>
+      </w:pPr>
+      <w:r>
+        <w:rPr>
+          <w:rFonts w:ascii="Tahoma" w:eastAsia="微软雅黑" w:hAnsi="Tahoma" w:hint="eastAsia"/>
+          <w:kern w:val="0"/>
+          <w:sz w:val="22"/>
+        </w:rPr>
+        <w:t>但注意，进入游戏后玩家不是</w:t>
+      </w:r>
+      <w:proofErr w:type="gramStart"/>
+      <w:r>
+        <w:rPr>
+          <w:rFonts w:ascii="Tahoma" w:eastAsia="微软雅黑" w:hAnsi="Tahoma" w:hint="eastAsia"/>
+          <w:kern w:val="0"/>
+          <w:sz w:val="22"/>
+        </w:rPr>
+        <w:t>二方向</w:t>
+      </w:r>
+      <w:proofErr w:type="gramEnd"/>
+      <w:r>
+        <w:rPr>
+          <w:rFonts w:ascii="Tahoma" w:eastAsia="微软雅黑" w:hAnsi="Tahoma" w:hint="eastAsia"/>
+          <w:kern w:val="0"/>
+          <w:sz w:val="22"/>
+        </w:rPr>
+        <w:t>行走图，</w:t>
+      </w:r>
+      <w:r>
+        <w:rPr>
+          <w:rFonts w:ascii="Tahoma" w:eastAsia="微软雅黑" w:hAnsi="Tahoma" w:hint="eastAsia"/>
+          <w:kern w:val="0"/>
+          <w:sz w:val="22"/>
+        </w:rPr>
+        <w:t>你</w:t>
+      </w:r>
+      <w:r>
+        <w:rPr>
+          <w:rFonts w:ascii="Tahoma" w:eastAsia="微软雅黑" w:hAnsi="Tahoma" w:hint="eastAsia"/>
+          <w:kern w:val="0"/>
+          <w:sz w:val="22"/>
+        </w:rPr>
+        <w:t>需要</w:t>
+      </w:r>
+      <w:r>
+        <w:rPr>
+          <w:rFonts w:ascii="Tahoma" w:eastAsia="微软雅黑" w:hAnsi="Tahoma" w:hint="eastAsia"/>
+          <w:kern w:val="0"/>
+          <w:sz w:val="22"/>
+        </w:rPr>
+        <w:t>先离开地图再返回，就</w:t>
+      </w:r>
+      <w:r>
+        <w:rPr>
+          <w:rFonts w:ascii="Tahoma" w:eastAsia="微软雅黑" w:hAnsi="Tahoma" w:hint="eastAsia"/>
+          <w:kern w:val="0"/>
+          <w:sz w:val="22"/>
+        </w:rPr>
+        <w:t>成功切换</w:t>
+      </w:r>
+      <w:r>
+        <w:rPr>
+          <w:rFonts w:ascii="Tahoma" w:eastAsia="微软雅黑" w:hAnsi="Tahoma" w:hint="eastAsia"/>
+          <w:kern w:val="0"/>
+          <w:sz w:val="22"/>
+        </w:rPr>
+        <w:t>了。</w:t>
       </w:r>
     </w:p>
     <w:p>
       <w:pPr>
         <w:jc w:val="center"/>
         <w:rPr>
-          <w:rFonts w:hint="eastAsia"/>
-        </w:rPr>
-      </w:pPr>
-      <w:r>
-        <w:rPr>
+          <w:rFonts w:ascii="Tahoma" w:eastAsia="微软雅黑" w:hAnsi="Tahoma"/>
+          <w:kern w:val="0"/>
+          <w:sz w:val="22"/>
+        </w:rPr>
+      </w:pPr>
+      <w:r>
+        <w:rPr>
+          <w:rFonts w:ascii="Tahoma" w:eastAsia="微软雅黑" w:hAnsi="Tahoma" w:hint="eastAsia"/>
           <w:noProof/>
+          <w:kern w:val="0"/>
+          <w:sz w:val="22"/>
         </w:rPr>
         <w:drawing>
-          <wp:inline distT="0" distB="0" distL="0" distR="0" wp14:anchorId="4BF61B57" wp14:editId="2921BAE9">
-            <wp:extent cx="5044440" cy="2520398"/>
-            <wp:effectExtent l="0" t="0" r="3810" b="0"/>
-            <wp:docPr id="1390889902" name="图片 1"/>
+          <wp:inline distT="0" distB="0" distL="0" distR="0" wp14:anchorId="1992C4D2" wp14:editId="2E9558DF">
+            <wp:extent cx="2438400" cy="856735"/>
+            <wp:effectExtent l="0" t="0" r="0" b="635"/>
+            <wp:docPr id="329690298" name="图片 1"/>
             <wp:cNvGraphicFramePr>
               <a:graphicFrameLocks xmlns:a="http://schemas.openxmlformats.org/drawingml/2006/main" noChangeAspect="1"/>
             </wp:cNvGraphicFramePr>
@@ -600,6 +371,264 @@
                 <pic:pic xmlns:pic="http://schemas.openxmlformats.org/drawingml/2006/picture">
                   <pic:nvPicPr>
                     <pic:cNvPr id="0" name="Picture 1"/>
+                    <pic:cNvPicPr>
+                      <a:picLocks noChangeAspect="1" noChangeArrowheads="1"/>
+                    </pic:cNvPicPr>
+                  </pic:nvPicPr>
+                  <pic:blipFill>
+                    <a:blip r:embed="rId8">
+                      <a:extLst>
+                        <a:ext uri="{28A0092B-C50C-407E-A947-70E740481C1C}">
+                          <a14:useLocalDpi xmlns:a14="http://schemas.microsoft.com/office/drawing/2010/main" val="0"/>
+                        </a:ext>
+                      </a:extLst>
+                    </a:blip>
+                    <a:srcRect/>
+                    <a:stretch>
+                      <a:fillRect/>
+                    </a:stretch>
+                  </pic:blipFill>
+                  <pic:spPr bwMode="auto">
+                    <a:xfrm>
+                      <a:off x="0" y="0"/>
+                      <a:ext cx="2439957" cy="857282"/>
+                    </a:xfrm>
+                    <a:prstGeom prst="rect">
+                      <a:avLst/>
+                    </a:prstGeom>
+                    <a:noFill/>
+                    <a:ln>
+                      <a:noFill/>
+                    </a:ln>
+                  </pic:spPr>
+                </pic:pic>
+              </a:graphicData>
+            </a:graphic>
+          </wp:inline>
+        </w:drawing>
+      </w:r>
+      <w:r>
+        <w:rPr>
+          <w:rFonts w:ascii="Tahoma" w:eastAsia="微软雅黑" w:hAnsi="Tahoma" w:hint="eastAsia"/>
+          <w:kern w:val="0"/>
+          <w:sz w:val="22"/>
+        </w:rPr>
+        <w:t xml:space="preserve"> </w:t>
+      </w:r>
+      <w:r>
+        <w:rPr>
+          <w:rFonts w:hint="eastAsia"/>
+          <w:noProof/>
+        </w:rPr>
+        <w:drawing>
+          <wp:inline distT="0" distB="0" distL="0" distR="0" wp14:anchorId="327F3FC6" wp14:editId="56BE63D3">
+            <wp:extent cx="1561564" cy="853449"/>
+            <wp:effectExtent l="0" t="0" r="635" b="3810"/>
+            <wp:docPr id="98176956" name="图片 2"/>
+            <wp:cNvGraphicFramePr>
+              <a:graphicFrameLocks xmlns:a="http://schemas.openxmlformats.org/drawingml/2006/main" noChangeAspect="1"/>
+            </wp:cNvGraphicFramePr>
+            <a:graphic xmlns:a="http://schemas.openxmlformats.org/drawingml/2006/main">
+              <a:graphicData uri="http://schemas.openxmlformats.org/drawingml/2006/picture">
+                <pic:pic xmlns:pic="http://schemas.openxmlformats.org/drawingml/2006/picture">
+                  <pic:nvPicPr>
+                    <pic:cNvPr id="0" name="Picture 3"/>
+                    <pic:cNvPicPr>
+                      <a:picLocks noChangeAspect="1" noChangeArrowheads="1"/>
+                    </pic:cNvPicPr>
+                  </pic:nvPicPr>
+                  <pic:blipFill>
+                    <a:blip r:embed="rId9" cstate="print">
+                      <a:extLst>
+                        <a:ext uri="{28A0092B-C50C-407E-A947-70E740481C1C}">
+                          <a14:useLocalDpi xmlns:a14="http://schemas.microsoft.com/office/drawing/2010/main" val="0"/>
+                        </a:ext>
+                      </a:extLst>
+                    </a:blip>
+                    <a:srcRect/>
+                    <a:stretch>
+                      <a:fillRect/>
+                    </a:stretch>
+                  </pic:blipFill>
+                  <pic:spPr bwMode="auto">
+                    <a:xfrm>
+                      <a:off x="0" y="0"/>
+                      <a:ext cx="1572235" cy="859281"/>
+                    </a:xfrm>
+                    <a:prstGeom prst="rect">
+                      <a:avLst/>
+                    </a:prstGeom>
+                    <a:noFill/>
+                    <a:ln>
+                      <a:noFill/>
+                    </a:ln>
+                  </pic:spPr>
+                </pic:pic>
+              </a:graphicData>
+            </a:graphic>
+          </wp:inline>
+        </w:drawing>
+      </w:r>
+    </w:p>
+    <w:p>
+      <w:pPr>
+        <w:rPr>
+          <w:rFonts w:hint="eastAsia"/>
+        </w:rPr>
+      </w:pPr>
+    </w:p>
+    <w:p>
+      <w:pPr>
+        <w:widowControl/>
+        <w:jc w:val="left"/>
+        <w:rPr>
+          <w:rFonts w:ascii="宋体" w:eastAsia="宋体" w:hAnsi="宋体" w:cs="宋体" w:hint="eastAsia"/>
+          <w:kern w:val="0"/>
+          <w:sz w:val="24"/>
+          <w:szCs w:val="24"/>
+        </w:rPr>
+      </w:pPr>
+      <w:r>
+        <w:rPr>
+          <w:rFonts w:ascii="宋体" w:eastAsia="宋体" w:hAnsi="宋体" w:cs="宋体"/>
+          <w:kern w:val="0"/>
+          <w:sz w:val="24"/>
+          <w:szCs w:val="24"/>
+        </w:rPr>
+        <w:br w:type="page"/>
+      </w:r>
+    </w:p>
+    <w:p>
+      <w:pPr>
+        <w:pStyle w:val="3"/>
+        <w:rPr>
+          <w:rFonts w:hint="eastAsia"/>
+        </w:rPr>
+      </w:pPr>
+      <w:r>
+        <w:rPr>
+          <w:rFonts w:hint="eastAsia"/>
+        </w:rPr>
+        <w:lastRenderedPageBreak/>
+        <w:t>灵感来源</w:t>
+      </w:r>
+    </w:p>
+    <w:p>
+      <w:pPr>
+        <w:widowControl/>
+        <w:snapToGrid w:val="0"/>
+        <w:jc w:val="left"/>
+        <w:rPr>
+          <w:rFonts w:ascii="Tahoma" w:eastAsia="微软雅黑" w:hAnsi="Tahoma"/>
+          <w:kern w:val="0"/>
+          <w:sz w:val="22"/>
+        </w:rPr>
+      </w:pPr>
+      <w:r>
+        <w:rPr>
+          <w:rFonts w:ascii="Tahoma" w:eastAsia="微软雅黑" w:hAnsi="Tahoma" w:hint="eastAsia"/>
+          <w:kern w:val="0"/>
+          <w:sz w:val="22"/>
+        </w:rPr>
+        <w:t>2</w:t>
+      </w:r>
+      <w:r>
+        <w:rPr>
+          <w:rFonts w:ascii="Tahoma" w:eastAsia="微软雅黑" w:hAnsi="Tahoma"/>
+          <w:kern w:val="0"/>
+          <w:sz w:val="22"/>
+        </w:rPr>
+        <w:t>023</w:t>
+      </w:r>
+      <w:r>
+        <w:rPr>
+          <w:rFonts w:ascii="Tahoma" w:eastAsia="微软雅黑" w:hAnsi="Tahoma" w:hint="eastAsia"/>
+          <w:kern w:val="0"/>
+          <w:sz w:val="22"/>
+        </w:rPr>
+        <w:t>年</w:t>
+      </w:r>
+      <w:r>
+        <w:rPr>
+          <w:rFonts w:ascii="Tahoma" w:eastAsia="微软雅黑" w:hAnsi="Tahoma"/>
+          <w:kern w:val="0"/>
+          <w:sz w:val="22"/>
+        </w:rPr>
+        <w:t>4</w:t>
+      </w:r>
+      <w:r>
+        <w:rPr>
+          <w:rFonts w:ascii="Tahoma" w:eastAsia="微软雅黑" w:hAnsi="Tahoma" w:hint="eastAsia"/>
+          <w:kern w:val="0"/>
+          <w:sz w:val="22"/>
+        </w:rPr>
+        <w:t>月</w:t>
+      </w:r>
+      <w:r>
+        <w:rPr>
+          <w:rFonts w:ascii="Tahoma" w:eastAsia="微软雅黑" w:hAnsi="Tahoma"/>
+          <w:kern w:val="0"/>
+          <w:sz w:val="22"/>
+        </w:rPr>
+        <w:t>17</w:t>
+      </w:r>
+      <w:r>
+        <w:rPr>
+          <w:rFonts w:ascii="Tahoma" w:eastAsia="微软雅黑" w:hAnsi="Tahoma" w:hint="eastAsia"/>
+          <w:kern w:val="0"/>
+          <w:sz w:val="22"/>
+        </w:rPr>
+        <w:t>日，我在</w:t>
+      </w:r>
+      <w:r>
+        <w:rPr>
+          <w:rFonts w:ascii="Tahoma" w:eastAsia="微软雅黑" w:hAnsi="Tahoma" w:hint="eastAsia"/>
+          <w:kern w:val="0"/>
+          <w:sz w:val="22"/>
+        </w:rPr>
+        <w:t>b</w:t>
+      </w:r>
+      <w:r>
+        <w:rPr>
+          <w:rFonts w:ascii="Tahoma" w:eastAsia="微软雅黑" w:hAnsi="Tahoma" w:hint="eastAsia"/>
+          <w:kern w:val="0"/>
+          <w:sz w:val="22"/>
+        </w:rPr>
+        <w:t>站到处逛，碰巧看见了一个东方解谜游戏（名字很长如下图）。</w:t>
+      </w:r>
+    </w:p>
+    <w:p>
+      <w:pPr>
+        <w:widowControl/>
+        <w:jc w:val="center"/>
+        <w:rPr>
+          <w:rFonts w:ascii="宋体" w:eastAsia="宋体" w:hAnsi="宋体" w:cs="宋体" w:hint="eastAsia"/>
+          <w:kern w:val="0"/>
+          <w:sz w:val="24"/>
+          <w:szCs w:val="24"/>
+        </w:rPr>
+      </w:pPr>
+      <w:r>
+        <w:rPr>
+          <w:rFonts w:ascii="宋体" w:eastAsia="宋体" w:hAnsi="宋体" w:cs="宋体"/>
+          <w:noProof/>
+          <w:kern w:val="0"/>
+          <w:sz w:val="24"/>
+          <w:szCs w:val="24"/>
+        </w:rPr>
+        <w:drawing>
+          <wp:inline distT="0" distB="0" distL="0" distR="0" wp14:anchorId="67CDEB63" wp14:editId="61CC2AD3">
+            <wp:extent cx="3497580" cy="723900"/>
+            <wp:effectExtent l="0" t="0" r="7620" b="0"/>
+            <wp:docPr id="167891201" name="图片 7"/>
+            <wp:cNvGraphicFramePr>
+              <a:graphicFrameLocks xmlns:a="http://schemas.openxmlformats.org/drawingml/2006/main" noChangeAspect="1"/>
+            </wp:cNvGraphicFramePr>
+            <a:graphic xmlns:a="http://schemas.openxmlformats.org/drawingml/2006/main">
+              <a:graphicData uri="http://schemas.openxmlformats.org/drawingml/2006/picture">
+                <pic:pic xmlns:pic="http://schemas.openxmlformats.org/drawingml/2006/picture">
+                  <pic:nvPicPr>
+                    <pic:cNvPr id="0" name="Picture 16"/>
                     <pic:cNvPicPr>
                       <a:picLocks noChangeAspect="1" noChangeArrowheads="1"/>
                     </pic:cNvPicPr>
@@ -620,7 +649,7 @@
                   <pic:spPr bwMode="auto">
                     <a:xfrm>
                       <a:off x="0" y="0"/>
-                      <a:ext cx="5045295" cy="2520825"/>
+                      <a:ext cx="3497580" cy="723900"/>
                     </a:xfrm>
                     <a:prstGeom prst="rect">
                       <a:avLst/>
@@ -640,58 +669,410 @@
     <w:p>
       <w:pPr>
         <w:widowControl/>
+        <w:snapToGrid w:val="0"/>
         <w:jc w:val="left"/>
         <w:rPr>
-          <w:rFonts w:ascii="宋体" w:eastAsia="宋体" w:hAnsi="宋体" w:cs="宋体" w:hint="eastAsia"/>
-          <w:kern w:val="0"/>
-          <w:sz w:val="24"/>
-          <w:szCs w:val="24"/>
-        </w:rPr>
-      </w:pPr>
-    </w:p>
-    <w:p>
-      <w:pPr>
-        <w:widowControl/>
+          <w:rFonts w:ascii="Tahoma" w:eastAsia="微软雅黑" w:hAnsi="Tahoma"/>
+          <w:kern w:val="0"/>
+          <w:sz w:val="22"/>
+        </w:rPr>
+      </w:pPr>
+      <w:r>
+        <w:rPr>
+          <w:rFonts w:ascii="Tahoma" w:eastAsia="微软雅黑" w:hAnsi="Tahoma" w:hint="eastAsia"/>
+          <w:kern w:val="0"/>
+          <w:sz w:val="22"/>
+        </w:rPr>
+        <w:t>大部分场景都是一个简单的房间，</w:t>
+      </w:r>
+    </w:p>
+    <w:p>
+      <w:pPr>
+        <w:widowControl/>
+        <w:snapToGrid w:val="0"/>
         <w:jc w:val="left"/>
         <w:rPr>
-          <w:rFonts w:ascii="宋体" w:eastAsia="宋体" w:hAnsi="宋体" w:cs="宋体" w:hint="eastAsia"/>
-          <w:kern w:val="0"/>
-          <w:sz w:val="24"/>
-          <w:szCs w:val="24"/>
-        </w:rPr>
-      </w:pPr>
-      <w:r>
-        <w:rPr>
-          <w:rFonts w:ascii="宋体" w:eastAsia="宋体" w:hAnsi="宋体" w:cs="宋体"/>
-          <w:kern w:val="0"/>
-          <w:sz w:val="24"/>
-          <w:szCs w:val="24"/>
+          <w:rFonts w:ascii="Tahoma" w:eastAsia="微软雅黑" w:hAnsi="Tahoma"/>
+          <w:kern w:val="0"/>
+          <w:sz w:val="22"/>
+        </w:rPr>
+      </w:pPr>
+      <w:r>
+        <w:rPr>
+          <w:rFonts w:ascii="Tahoma" w:eastAsia="微软雅黑" w:hAnsi="Tahoma" w:hint="eastAsia"/>
+          <w:kern w:val="0"/>
+          <w:sz w:val="22"/>
+        </w:rPr>
+        <w:t>正是由于足够简单，于是作者我就想模仿了。</w:t>
+      </w:r>
+    </w:p>
+    <w:p>
+      <w:pPr>
+        <w:widowControl/>
+        <w:snapToGrid w:val="0"/>
+        <w:jc w:val="left"/>
+        <w:rPr>
+          <w:rFonts w:ascii="Tahoma" w:eastAsia="微软雅黑" w:hAnsi="Tahoma"/>
+          <w:kern w:val="0"/>
+          <w:sz w:val="22"/>
+        </w:rPr>
+      </w:pPr>
+      <w:r>
+        <w:rPr>
+          <w:rFonts w:ascii="Tahoma" w:eastAsia="微软雅黑" w:hAnsi="Tahoma" w:hint="eastAsia"/>
+          <w:kern w:val="0"/>
+          <w:sz w:val="22"/>
+        </w:rPr>
+        <w:t>（另外，也是因为最近</w:t>
+      </w:r>
+      <w:r>
+        <w:rPr>
+          <w:rFonts w:ascii="Tahoma" w:eastAsia="微软雅黑" w:hAnsi="Tahoma" w:hint="eastAsia"/>
+          <w:kern w:val="0"/>
+          <w:sz w:val="22"/>
+        </w:rPr>
+        <w:t>9</w:t>
+      </w:r>
+      <w:r>
+        <w:rPr>
+          <w:rFonts w:ascii="Tahoma" w:eastAsia="微软雅黑" w:hAnsi="Tahoma" w:hint="eastAsia"/>
+          <w:kern w:val="0"/>
+          <w:sz w:val="22"/>
+        </w:rPr>
+        <w:t>月</w:t>
+      </w:r>
+      <w:r>
+        <w:rPr>
+          <w:rFonts w:ascii="Tahoma" w:eastAsia="微软雅黑" w:hAnsi="Tahoma" w:hint="eastAsia"/>
+          <w:kern w:val="0"/>
+          <w:sz w:val="22"/>
+        </w:rPr>
+        <w:t>2</w:t>
+      </w:r>
+      <w:r>
+        <w:rPr>
+          <w:rFonts w:ascii="Tahoma" w:eastAsia="微软雅黑" w:hAnsi="Tahoma"/>
+          <w:kern w:val="0"/>
+          <w:sz w:val="22"/>
+        </w:rPr>
+        <w:t>4</w:t>
+      </w:r>
+      <w:r>
+        <w:rPr>
+          <w:rFonts w:ascii="Tahoma" w:eastAsia="微软雅黑" w:hAnsi="Tahoma" w:hint="eastAsia"/>
+          <w:kern w:val="0"/>
+          <w:sz w:val="22"/>
+        </w:rPr>
+        <w:t>日完成了</w:t>
+      </w:r>
+      <w:proofErr w:type="gramStart"/>
+      <w:r>
+        <w:rPr>
+          <w:rFonts w:ascii="Tahoma" w:eastAsia="微软雅黑" w:hAnsi="Tahoma" w:hint="eastAsia"/>
+          <w:kern w:val="0"/>
+          <w:sz w:val="22"/>
+        </w:rPr>
+        <w:t>二方向</w:t>
+      </w:r>
+      <w:proofErr w:type="gramEnd"/>
+      <w:r>
+        <w:rPr>
+          <w:rFonts w:ascii="Tahoma" w:eastAsia="微软雅黑" w:hAnsi="Tahoma" w:hint="eastAsia"/>
+          <w:kern w:val="0"/>
+          <w:sz w:val="22"/>
+        </w:rPr>
+        <w:t>行走图，所以打算画房间了）</w:t>
+      </w:r>
+    </w:p>
+    <w:p>
+      <w:pPr>
+        <w:widowControl/>
+        <w:snapToGrid w:val="0"/>
+        <w:jc w:val="center"/>
+        <w:rPr>
+          <w:rFonts w:ascii="Tahoma" w:eastAsia="微软雅黑" w:hAnsi="Tahoma"/>
+          <w:kern w:val="0"/>
+          <w:sz w:val="22"/>
+        </w:rPr>
+      </w:pPr>
+      <w:r>
+        <w:rPr>
+          <w:noProof/>
+        </w:rPr>
+        <w:drawing>
+          <wp:inline distT="0" distB="0" distL="0" distR="0" wp14:anchorId="7093D623" wp14:editId="728AF5B9">
+            <wp:extent cx="4785899" cy="2667797"/>
+            <wp:effectExtent l="0" t="0" r="0" b="0"/>
+            <wp:docPr id="1117085372" name="图片 9"/>
+            <wp:cNvGraphicFramePr>
+              <a:graphicFrameLocks xmlns:a="http://schemas.openxmlformats.org/drawingml/2006/main" noChangeAspect="1"/>
+            </wp:cNvGraphicFramePr>
+            <a:graphic xmlns:a="http://schemas.openxmlformats.org/drawingml/2006/main">
+              <a:graphicData uri="http://schemas.openxmlformats.org/drawingml/2006/picture">
+                <pic:pic xmlns:pic="http://schemas.openxmlformats.org/drawingml/2006/picture">
+                  <pic:nvPicPr>
+                    <pic:cNvPr id="0" name="Picture 20"/>
+                    <pic:cNvPicPr>
+                      <a:picLocks noChangeAspect="1" noChangeArrowheads="1"/>
+                    </pic:cNvPicPr>
+                  </pic:nvPicPr>
+                  <pic:blipFill>
+                    <a:blip r:embed="rId11">
+                      <a:extLst>
+                        <a:ext uri="{28A0092B-C50C-407E-A947-70E740481C1C}">
+                          <a14:useLocalDpi xmlns:a14="http://schemas.microsoft.com/office/drawing/2010/main" val="0"/>
+                        </a:ext>
+                      </a:extLst>
+                    </a:blip>
+                    <a:srcRect/>
+                    <a:stretch>
+                      <a:fillRect/>
+                    </a:stretch>
+                  </pic:blipFill>
+                  <pic:spPr bwMode="auto">
+                    <a:xfrm>
+                      <a:off x="0" y="0"/>
+                      <a:ext cx="4798825" cy="2675003"/>
+                    </a:xfrm>
+                    <a:prstGeom prst="rect">
+                      <a:avLst/>
+                    </a:prstGeom>
+                    <a:noFill/>
+                    <a:ln>
+                      <a:noFill/>
+                    </a:ln>
+                  </pic:spPr>
+                </pic:pic>
+              </a:graphicData>
+            </a:graphic>
+          </wp:inline>
+        </w:drawing>
+      </w:r>
+    </w:p>
+    <w:p>
+      <w:pPr>
+        <w:widowControl/>
+        <w:snapToGrid w:val="0"/>
+        <w:rPr>
+          <w:rFonts w:ascii="Tahoma" w:eastAsia="微软雅黑" w:hAnsi="Tahoma"/>
+          <w:kern w:val="0"/>
+          <w:sz w:val="22"/>
+        </w:rPr>
+      </w:pPr>
+    </w:p>
+    <w:p>
+      <w:pPr>
+        <w:widowControl/>
+        <w:jc w:val="left"/>
+        <w:rPr>
+          <w:rFonts w:ascii="Tahoma" w:eastAsia="微软雅黑" w:hAnsi="Tahoma"/>
+          <w:kern w:val="0"/>
+          <w:sz w:val="22"/>
+        </w:rPr>
+      </w:pPr>
+      <w:r>
+        <w:rPr>
+          <w:rFonts w:ascii="Tahoma" w:eastAsia="微软雅黑" w:hAnsi="Tahoma"/>
+          <w:kern w:val="0"/>
+          <w:sz w:val="22"/>
         </w:rPr>
         <w:br w:type="page"/>
       </w:r>
     </w:p>
     <w:p>
       <w:pPr>
+        <w:pStyle w:val="2"/>
+        <w:rPr>
+          <w:rFonts w:hint="eastAsia"/>
+        </w:rPr>
+      </w:pPr>
+      <w:r>
+        <w:rPr>
+          <w:rFonts w:hint="eastAsia"/>
+        </w:rPr>
+        <w:lastRenderedPageBreak/>
+        <w:t>===</w:t>
+      </w:r>
+      <w:r>
+        <w:rPr>
+          <w:rFonts w:hint="eastAsia"/>
+        </w:rPr>
+        <w:t>动画序列小房间</w:t>
+      </w:r>
+      <w:r>
+        <w:rPr>
+          <w:rFonts w:hint="eastAsia"/>
+        </w:rPr>
+        <w:t xml:space="preserve"> - 实现===</w:t>
+      </w:r>
+    </w:p>
+    <w:p>
+      <w:pPr>
         <w:pStyle w:val="3"/>
         <w:rPr>
           <w:rFonts w:hint="eastAsia"/>
-          <w:sz w:val="28"/>
         </w:rPr>
       </w:pPr>
       <w:r>
         <w:rPr>
           <w:rFonts w:hint="eastAsia"/>
-          <w:sz w:val="28"/>
-        </w:rPr>
-        <w:lastRenderedPageBreak/>
-        <w:t>基础</w:t>
-      </w:r>
-      <w:r>
+        </w:rPr>
+        <w:t>基础说明</w:t>
+      </w:r>
+    </w:p>
+    <w:p>
+      <w:pPr>
+        <w:widowControl/>
+        <w:snapToGrid w:val="0"/>
+        <w:spacing w:before="120"/>
+        <w:jc w:val="left"/>
+        <w:rPr>
+          <w:rFonts w:ascii="Tahoma" w:eastAsia="微软雅黑" w:hAnsi="Tahoma"/>
+          <w:kern w:val="0"/>
+          <w:sz w:val="22"/>
+        </w:rPr>
+      </w:pPr>
+      <w:r>
+        <w:rPr>
+          <w:rFonts w:ascii="Tahoma" w:eastAsia="微软雅黑" w:hAnsi="Tahoma" w:hint="eastAsia"/>
+          <w:kern w:val="0"/>
+          <w:sz w:val="22"/>
+        </w:rPr>
+        <w:t>注意，该文档只详细说明</w:t>
+      </w:r>
+      <w:r>
+        <w:rPr>
+          <w:rFonts w:ascii="Tahoma" w:eastAsia="微软雅黑" w:hAnsi="Tahoma" w:hint="eastAsia"/>
+          <w:kern w:val="0"/>
+          <w:sz w:val="22"/>
+        </w:rPr>
+        <w:t xml:space="preserve"> </w:t>
+      </w:r>
+      <w:r>
+        <w:rPr>
+          <w:rFonts w:ascii="Tahoma" w:eastAsia="微软雅黑" w:hAnsi="Tahoma" w:hint="eastAsia"/>
+          <w:kern w:val="0"/>
+          <w:sz w:val="22"/>
+        </w:rPr>
+        <w:t>整体设计思路。</w:t>
+      </w:r>
+    </w:p>
+    <w:p>
+      <w:pPr>
+        <w:widowControl/>
+        <w:snapToGrid w:val="0"/>
+        <w:jc w:val="left"/>
+        <w:rPr>
+          <w:rFonts w:ascii="Tahoma" w:eastAsia="微软雅黑" w:hAnsi="Tahoma"/>
+          <w:kern w:val="0"/>
+          <w:sz w:val="22"/>
+        </w:rPr>
+      </w:pPr>
+      <w:r>
+        <w:rPr>
+          <w:rFonts w:ascii="Tahoma" w:eastAsia="微软雅黑" w:hAnsi="Tahoma" w:hint="eastAsia"/>
+          <w:kern w:val="0"/>
+          <w:sz w:val="22"/>
+        </w:rPr>
+        <w:t>对于具体</w:t>
+      </w:r>
+      <w:r>
+        <w:rPr>
+          <w:rFonts w:ascii="Tahoma" w:eastAsia="微软雅黑" w:hAnsi="Tahoma" w:hint="eastAsia"/>
+          <w:kern w:val="0"/>
+          <w:sz w:val="22"/>
+        </w:rPr>
+        <w:t xml:space="preserve"> </w:t>
+      </w:r>
+      <w:r>
+        <w:rPr>
+          <w:rFonts w:ascii="Tahoma" w:eastAsia="微软雅黑" w:hAnsi="Tahoma" w:hint="eastAsia"/>
+          <w:kern w:val="0"/>
+          <w:sz w:val="22"/>
+        </w:rPr>
+        <w:t>的背景素材、动画序列素材……只能靠自己画画了。</w:t>
+      </w:r>
+    </w:p>
+    <w:p>
+      <w:pPr>
+        <w:jc w:val="center"/>
         <w:rPr>
           <w:rFonts w:hint="eastAsia"/>
-          <w:sz w:val="28"/>
-        </w:rPr>
-        <w:t>配置</w:t>
+        </w:rPr>
+      </w:pPr>
+      <w:r>
+        <w:rPr>
+          <w:noProof/>
+        </w:rPr>
+        <w:drawing>
+          <wp:inline distT="0" distB="0" distL="0" distR="0" wp14:anchorId="32FFB1C9" wp14:editId="01FE6971">
+            <wp:extent cx="4572000" cy="2284349"/>
+            <wp:effectExtent l="0" t="0" r="0" b="1905"/>
+            <wp:docPr id="1390889902" name="图片 1"/>
+            <wp:cNvGraphicFramePr>
+              <a:graphicFrameLocks xmlns:a="http://schemas.openxmlformats.org/drawingml/2006/main" noChangeAspect="1"/>
+            </wp:cNvGraphicFramePr>
+            <a:graphic xmlns:a="http://schemas.openxmlformats.org/drawingml/2006/main">
+              <a:graphicData uri="http://schemas.openxmlformats.org/drawingml/2006/picture">
+                <pic:pic xmlns:pic="http://schemas.openxmlformats.org/drawingml/2006/picture">
+                  <pic:nvPicPr>
+                    <pic:cNvPr id="0" name="Picture 1"/>
+                    <pic:cNvPicPr>
+                      <a:picLocks noChangeAspect="1" noChangeArrowheads="1"/>
+                    </pic:cNvPicPr>
+                  </pic:nvPicPr>
+                  <pic:blipFill>
+                    <a:blip r:embed="rId12">
+                      <a:extLst>
+                        <a:ext uri="{28A0092B-C50C-407E-A947-70E740481C1C}">
+                          <a14:useLocalDpi xmlns:a14="http://schemas.microsoft.com/office/drawing/2010/main" val="0"/>
+                        </a:ext>
+                      </a:extLst>
+                    </a:blip>
+                    <a:srcRect/>
+                    <a:stretch>
+                      <a:fillRect/>
+                    </a:stretch>
+                  </pic:blipFill>
+                  <pic:spPr bwMode="auto">
+                    <a:xfrm>
+                      <a:off x="0" y="0"/>
+                      <a:ext cx="4575875" cy="2286285"/>
+                    </a:xfrm>
+                    <a:prstGeom prst="rect">
+                      <a:avLst/>
+                    </a:prstGeom>
+                    <a:noFill/>
+                    <a:ln>
+                      <a:noFill/>
+                    </a:ln>
+                  </pic:spPr>
+                </pic:pic>
+              </a:graphicData>
+            </a:graphic>
+          </wp:inline>
+        </w:drawing>
+      </w:r>
+    </w:p>
+    <w:p>
+      <w:pPr>
+        <w:rPr>
+          <w:rFonts w:hint="eastAsia"/>
+        </w:rPr>
+      </w:pPr>
+    </w:p>
+    <w:p>
+      <w:pPr>
+        <w:pStyle w:val="3"/>
+        <w:rPr>
+          <w:rFonts w:hint="eastAsia"/>
+        </w:rPr>
+      </w:pPr>
+      <w:r>
+        <w:rPr>
+          <w:rFonts w:hint="eastAsia"/>
+        </w:rPr>
+        <w:t>基础配置</w:t>
       </w:r>
     </w:p>
     <w:p>
@@ -718,48 +1099,30 @@
     </w:p>
     <w:p>
       <w:pPr>
-        <w:widowControl/>
-        <w:adjustRightInd w:val="0"/>
+        <w:pStyle w:val="4"/>
         <w:snapToGrid w:val="0"/>
-        <w:spacing w:after="200"/>
-        <w:jc w:val="left"/>
-        <w:rPr>
-          <w:rFonts w:ascii="Tahoma" w:eastAsia="微软雅黑" w:hAnsi="Tahoma"/>
-          <w:b/>
-          <w:bCs/>
-          <w:kern w:val="0"/>
-          <w:sz w:val="22"/>
-        </w:rPr>
-      </w:pPr>
-      <w:r>
-        <w:rPr>
-          <w:rFonts w:ascii="Tahoma" w:eastAsia="微软雅黑" w:hAnsi="Tahoma"/>
-          <w:b/>
-          <w:bCs/>
-          <w:kern w:val="0"/>
-          <w:sz w:val="22"/>
+        <w:spacing w:before="120" w:after="120" w:line="240" w:lineRule="auto"/>
+        <w:rPr>
+          <w:rFonts w:ascii="微软雅黑" w:eastAsia="微软雅黑" w:hAnsi="微软雅黑" w:hint="eastAsia"/>
+          <w:sz w:val="22"/>
+          <w:szCs w:val="22"/>
+        </w:rPr>
+      </w:pPr>
+      <w:r>
+        <w:rPr>
+          <w:rFonts w:ascii="微软雅黑" w:eastAsia="微软雅黑" w:hAnsi="微软雅黑"/>
+          <w:sz w:val="22"/>
+          <w:szCs w:val="22"/>
         </w:rPr>
         <w:t>1</w:t>
       </w:r>
       <w:r>
         <w:rPr>
-          <w:rFonts w:ascii="Tahoma" w:eastAsia="微软雅黑" w:hAnsi="Tahoma" w:hint="eastAsia"/>
-          <w:b/>
-          <w:bCs/>
-          <w:kern w:val="0"/>
-          <w:sz w:val="22"/>
-        </w:rPr>
-        <w:t>）</w:t>
-      </w:r>
-      <w:r>
-        <w:rPr>
-          <w:rFonts w:ascii="Tahoma" w:eastAsia="微软雅黑" w:hAnsi="Tahoma" w:hint="eastAsia"/>
-          <w:b/>
-          <w:bCs/>
-          <w:kern w:val="0"/>
-          <w:sz w:val="22"/>
-        </w:rPr>
-        <w:t>地图背景设计</w:t>
+          <w:rFonts w:ascii="微软雅黑" w:eastAsia="微软雅黑" w:hAnsi="微软雅黑" w:hint="eastAsia"/>
+          <w:sz w:val="22"/>
+          <w:szCs w:val="22"/>
+        </w:rPr>
+        <w:t>）地图背景设计</w:t>
       </w:r>
     </w:p>
     <w:p>
@@ -780,31 +1143,7 @@
           <w:kern w:val="0"/>
           <w:sz w:val="22"/>
         </w:rPr>
-        <w:t>地图就是一个大背景铺在</w:t>
-      </w:r>
-      <w:r>
-        <w:rPr>
-          <w:rFonts w:ascii="Tahoma" w:eastAsia="微软雅黑" w:hAnsi="Tahoma" w:hint="eastAsia"/>
-          <w:kern w:val="0"/>
-          <w:sz w:val="22"/>
-        </w:rPr>
-        <w:t>地图层级</w:t>
-      </w:r>
-      <w:r>
-        <w:rPr>
-          <w:rFonts w:ascii="Tahoma" w:eastAsia="微软雅黑" w:hAnsi="Tahoma" w:hint="eastAsia"/>
-          <w:kern w:val="0"/>
-          <w:sz w:val="22"/>
-        </w:rPr>
-        <w:t>下层。</w:t>
-      </w:r>
-      <w:r>
-        <w:rPr>
-          <w:rFonts w:ascii="Tahoma" w:eastAsia="微软雅黑" w:hAnsi="Tahoma" w:hint="eastAsia"/>
-          <w:kern w:val="0"/>
-          <w:sz w:val="22"/>
-        </w:rPr>
-        <w:t>（位移</w:t>
+        <w:t>地图就是一个大背景铺在地图层级下层。（位移</w:t>
       </w:r>
       <w:proofErr w:type="gramStart"/>
       <w:r>
@@ -844,6 +1183,8 @@
     <w:p>
       <w:pPr>
         <w:widowControl/>
+        <w:adjustRightInd w:val="0"/>
+        <w:snapToGrid w:val="0"/>
         <w:jc w:val="center"/>
         <w:rPr>
           <w:rFonts w:ascii="宋体" w:eastAsia="宋体" w:hAnsi="宋体" w:cs="宋体" w:hint="eastAsia"/>
@@ -861,9 +1202,9 @@
           <w:szCs w:val="24"/>
         </w:rPr>
         <w:drawing>
-          <wp:inline distT="0" distB="0" distL="0" distR="0" wp14:anchorId="07DA16A8" wp14:editId="6C9785A3">
+          <wp:inline distT="0" distB="0" distL="0" distR="0" wp14:anchorId="49395DF8" wp14:editId="538D90AB">
             <wp:extent cx="1180634" cy="1271954"/>
-            <wp:effectExtent l="0" t="0" r="635" b="4445"/>
+            <wp:effectExtent l="19050" t="19050" r="19685" b="23495"/>
             <wp:docPr id="1659147788" name="图片 5"/>
             <wp:cNvGraphicFramePr>
               <a:graphicFrameLocks xmlns:a="http://schemas.openxmlformats.org/drawingml/2006/main" noChangeAspect="1"/>
@@ -878,7 +1219,7 @@
                     </pic:cNvPicPr>
                   </pic:nvPicPr>
                   <pic:blipFill>
-                    <a:blip r:embed="rId11">
+                    <a:blip r:embed="rId13">
                       <a:extLst>
                         <a:ext uri="{28A0092B-C50C-407E-A947-70E740481C1C}">
                           <a14:useLocalDpi xmlns:a14="http://schemas.microsoft.com/office/drawing/2010/main" val="0"/>
@@ -900,7 +1241,9 @@
                     </a:prstGeom>
                     <a:noFill/>
                     <a:ln>
-                      <a:noFill/>
+                      <a:solidFill>
+                        <a:schemeClr val="tx1"/>
+                      </a:solidFill>
                     </a:ln>
                   </pic:spPr>
                 </pic:pic>
@@ -912,48 +1255,30 @@
     </w:p>
     <w:p>
       <w:pPr>
-        <w:widowControl/>
-        <w:adjustRightInd w:val="0"/>
+        <w:pStyle w:val="4"/>
         <w:snapToGrid w:val="0"/>
-        <w:spacing w:after="200"/>
-        <w:jc w:val="left"/>
-        <w:rPr>
-          <w:rFonts w:ascii="Tahoma" w:eastAsia="微软雅黑" w:hAnsi="Tahoma"/>
-          <w:b/>
-          <w:bCs/>
-          <w:kern w:val="0"/>
-          <w:sz w:val="22"/>
-        </w:rPr>
-      </w:pPr>
-      <w:r>
-        <w:rPr>
-          <w:rFonts w:ascii="Tahoma" w:eastAsia="微软雅黑" w:hAnsi="Tahoma"/>
-          <w:b/>
-          <w:bCs/>
-          <w:kern w:val="0"/>
-          <w:sz w:val="22"/>
+        <w:spacing w:before="120" w:after="120" w:line="240" w:lineRule="auto"/>
+        <w:rPr>
+          <w:rFonts w:ascii="微软雅黑" w:eastAsia="微软雅黑" w:hAnsi="微软雅黑" w:hint="eastAsia"/>
+          <w:sz w:val="22"/>
+          <w:szCs w:val="22"/>
+        </w:rPr>
+      </w:pPr>
+      <w:r>
+        <w:rPr>
+          <w:rFonts w:ascii="微软雅黑" w:eastAsia="微软雅黑" w:hAnsi="微软雅黑"/>
+          <w:sz w:val="22"/>
+          <w:szCs w:val="22"/>
         </w:rPr>
         <w:t>2</w:t>
       </w:r>
       <w:r>
         <w:rPr>
-          <w:rFonts w:ascii="Tahoma" w:eastAsia="微软雅黑" w:hAnsi="Tahoma" w:hint="eastAsia"/>
-          <w:b/>
-          <w:bCs/>
-          <w:kern w:val="0"/>
-          <w:sz w:val="22"/>
-        </w:rPr>
-        <w:t>）</w:t>
-      </w:r>
-      <w:r>
-        <w:rPr>
-          <w:rFonts w:ascii="Tahoma" w:eastAsia="微软雅黑" w:hAnsi="Tahoma" w:hint="eastAsia"/>
-          <w:b/>
-          <w:bCs/>
-          <w:kern w:val="0"/>
-          <w:sz w:val="22"/>
-        </w:rPr>
-        <w:t>事件行走图设计</w:t>
+          <w:rFonts w:ascii="微软雅黑" w:eastAsia="微软雅黑" w:hAnsi="微软雅黑" w:hint="eastAsia"/>
+          <w:sz w:val="22"/>
+          <w:szCs w:val="22"/>
+        </w:rPr>
+        <w:t>）事件行走图设计</w:t>
       </w:r>
     </w:p>
     <w:p>
@@ -990,15 +1315,7 @@
           <w:kern w:val="0"/>
           <w:sz w:val="22"/>
         </w:rPr>
-        <w:t>事件</w:t>
-      </w:r>
-      <w:r>
-        <w:rPr>
-          <w:rFonts w:ascii="Tahoma" w:eastAsia="微软雅黑" w:hAnsi="Tahoma" w:hint="eastAsia"/>
-          <w:kern w:val="0"/>
-          <w:sz w:val="22"/>
-        </w:rPr>
-        <w:t>行走图</w:t>
+        <w:t>事件行走图</w:t>
       </w:r>
       <w:r>
         <w:rPr>
@@ -1014,39 +1331,7 @@
           <w:kern w:val="0"/>
           <w:sz w:val="22"/>
         </w:rPr>
-        <w:t>要比一般</w:t>
-      </w:r>
-      <w:r>
-        <w:rPr>
-          <w:rFonts w:ascii="Tahoma" w:eastAsia="微软雅黑" w:hAnsi="Tahoma" w:hint="eastAsia"/>
-          <w:kern w:val="0"/>
-          <w:sz w:val="22"/>
-        </w:rPr>
-        <w:t>的</w:t>
-      </w:r>
-      <w:r>
-        <w:rPr>
-          <w:rFonts w:ascii="Tahoma" w:eastAsia="微软雅黑" w:hAnsi="Tahoma" w:hint="eastAsia"/>
-          <w:kern w:val="0"/>
-          <w:sz w:val="22"/>
-        </w:rPr>
-        <w:t>大三倍，需要自己专门画</w:t>
-      </w:r>
-      <w:r>
-        <w:rPr>
-          <w:rFonts w:ascii="Tahoma" w:eastAsia="微软雅黑" w:hAnsi="Tahoma" w:hint="eastAsia"/>
-          <w:kern w:val="0"/>
-          <w:sz w:val="22"/>
-        </w:rPr>
-        <w:t>新的</w:t>
-      </w:r>
-      <w:r>
-        <w:rPr>
-          <w:rFonts w:ascii="Tahoma" w:eastAsia="微软雅黑" w:hAnsi="Tahoma" w:hint="eastAsia"/>
-          <w:kern w:val="0"/>
-          <w:sz w:val="22"/>
-        </w:rPr>
-        <w:t>高清图。</w:t>
+        <w:t>要比一般的大三倍，需要自己专门画新的高清图。</w:t>
       </w:r>
     </w:p>
     <w:p>
@@ -1069,7 +1354,7 @@
           <w:szCs w:val="24"/>
         </w:rPr>
         <w:drawing>
-          <wp:inline distT="0" distB="0" distL="0" distR="0" wp14:anchorId="25558BE1" wp14:editId="486B0CBC">
+          <wp:inline distT="0" distB="0" distL="0" distR="0" wp14:anchorId="26803BF8" wp14:editId="20895856">
             <wp:extent cx="1363980" cy="1150620"/>
             <wp:effectExtent l="0" t="0" r="7620" b="0"/>
             <wp:docPr id="1621156546" name="图片 2"/>
@@ -1086,7 +1371,7 @@
                     </pic:cNvPicPr>
                   </pic:nvPicPr>
                   <pic:blipFill>
-                    <a:blip r:embed="rId12">
+                    <a:blip r:embed="rId14">
                       <a:extLst>
                         <a:ext uri="{28A0092B-C50C-407E-A947-70E740481C1C}">
                           <a14:useLocalDpi xmlns:a14="http://schemas.microsoft.com/office/drawing/2010/main" val="0"/>
@@ -1126,7 +1411,7 @@
           <w:szCs w:val="24"/>
         </w:rPr>
         <w:drawing>
-          <wp:inline distT="0" distB="0" distL="0" distR="0" wp14:anchorId="1B3669D0" wp14:editId="6BC7D71F">
+          <wp:inline distT="0" distB="0" distL="0" distR="0" wp14:anchorId="500E9A68" wp14:editId="5B466657">
             <wp:extent cx="533400" cy="525780"/>
             <wp:effectExtent l="0" t="0" r="0" b="7620"/>
             <wp:docPr id="625401280" name="图片 3"/>
@@ -1143,7 +1428,7 @@
                     </pic:cNvPicPr>
                   </pic:nvPicPr>
                   <pic:blipFill>
-                    <a:blip r:embed="rId13">
+                    <a:blip r:embed="rId15">
                       <a:extLst>
                         <a:ext uri="{28A0092B-C50C-407E-A947-70E740481C1C}">
                           <a14:useLocalDpi xmlns:a14="http://schemas.microsoft.com/office/drawing/2010/main" val="0"/>
@@ -1177,6 +1462,271 @@
     </w:p>
     <w:p>
       <w:pPr>
+        <w:pStyle w:val="4"/>
+        <w:snapToGrid w:val="0"/>
+        <w:spacing w:before="120" w:after="120" w:line="240" w:lineRule="auto"/>
+        <w:rPr>
+          <w:rFonts w:ascii="微软雅黑" w:eastAsia="微软雅黑" w:hAnsi="微软雅黑" w:hint="eastAsia"/>
+          <w:sz w:val="22"/>
+          <w:szCs w:val="22"/>
+        </w:rPr>
+      </w:pPr>
+      <w:r>
+        <w:rPr>
+          <w:rFonts w:ascii="微软雅黑" w:eastAsia="微软雅黑" w:hAnsi="微软雅黑"/>
+          <w:sz w:val="22"/>
+          <w:szCs w:val="22"/>
+        </w:rPr>
+        <w:lastRenderedPageBreak/>
+        <w:t>3</w:t>
+      </w:r>
+      <w:r>
+        <w:rPr>
+          <w:rFonts w:ascii="微软雅黑" w:eastAsia="微软雅黑" w:hAnsi="微软雅黑" w:hint="eastAsia"/>
+          <w:sz w:val="22"/>
+          <w:szCs w:val="22"/>
+        </w:rPr>
+        <w:t>）动画序列设计</w:t>
+      </w:r>
+    </w:p>
+    <w:p>
+      <w:pPr>
+        <w:widowControl/>
+        <w:adjustRightInd w:val="0"/>
+        <w:snapToGrid w:val="0"/>
+        <w:jc w:val="left"/>
+        <w:rPr>
+          <w:rFonts w:ascii="Tahoma" w:eastAsia="微软雅黑" w:hAnsi="Tahoma"/>
+          <w:kern w:val="0"/>
+          <w:sz w:val="22"/>
+        </w:rPr>
+      </w:pPr>
+      <w:r>
+        <w:rPr>
+          <w:rFonts w:ascii="Tahoma" w:eastAsia="微软雅黑" w:hAnsi="Tahoma" w:hint="eastAsia"/>
+          <w:kern w:val="0"/>
+          <w:sz w:val="22"/>
+        </w:rPr>
+        <w:t>房间内的玩家使用了</w:t>
+      </w:r>
+      <w:r>
+        <w:rPr>
+          <w:rFonts w:ascii="Tahoma" w:eastAsia="微软雅黑" w:hAnsi="Tahoma" w:hint="eastAsia"/>
+          <w:kern w:val="0"/>
+          <w:sz w:val="22"/>
+        </w:rPr>
+        <w:t xml:space="preserve"> </w:t>
+      </w:r>
+      <w:proofErr w:type="gramStart"/>
+      <w:r>
+        <w:rPr>
+          <w:rFonts w:ascii="Tahoma" w:eastAsia="微软雅黑" w:hAnsi="Tahoma" w:hint="eastAsia"/>
+          <w:kern w:val="0"/>
+          <w:sz w:val="22"/>
+        </w:rPr>
+        <w:t>二方向</w:t>
+      </w:r>
+      <w:proofErr w:type="gramEnd"/>
+      <w:r>
+        <w:rPr>
+          <w:rFonts w:ascii="Tahoma" w:eastAsia="微软雅黑" w:hAnsi="Tahoma" w:hint="eastAsia"/>
+          <w:kern w:val="0"/>
+          <w:sz w:val="22"/>
+        </w:rPr>
+        <w:t>行走图</w:t>
+      </w:r>
+      <w:r>
+        <w:rPr>
+          <w:rFonts w:ascii="Tahoma" w:eastAsia="微软雅黑" w:hAnsi="Tahoma" w:hint="eastAsia"/>
+          <w:kern w:val="0"/>
+          <w:sz w:val="22"/>
+        </w:rPr>
+        <w:t xml:space="preserve"> </w:t>
+      </w:r>
+      <w:r>
+        <w:rPr>
+          <w:rFonts w:ascii="Tahoma" w:eastAsia="微软雅黑" w:hAnsi="Tahoma" w:hint="eastAsia"/>
+          <w:kern w:val="0"/>
+          <w:sz w:val="22"/>
+        </w:rPr>
+        <w:t>。</w:t>
+      </w:r>
+    </w:p>
+    <w:p>
+      <w:pPr>
+        <w:widowControl/>
+        <w:adjustRightInd w:val="0"/>
+        <w:snapToGrid w:val="0"/>
+        <w:jc w:val="left"/>
+        <w:rPr>
+          <w:rFonts w:ascii="Tahoma" w:eastAsia="微软雅黑" w:hAnsi="Tahoma"/>
+          <w:kern w:val="0"/>
+          <w:sz w:val="22"/>
+        </w:rPr>
+      </w:pPr>
+      <w:r>
+        <w:rPr>
+          <w:rFonts w:ascii="Tahoma" w:eastAsia="微软雅黑" w:hAnsi="Tahoma" w:hint="eastAsia"/>
+          <w:kern w:val="0"/>
+          <w:sz w:val="22"/>
+        </w:rPr>
+        <w:t>玩家行走图</w:t>
+      </w:r>
+      <w:r>
+        <w:rPr>
+          <w:rFonts w:ascii="Tahoma" w:eastAsia="微软雅黑" w:hAnsi="Tahoma" w:hint="eastAsia"/>
+          <w:kern w:val="0"/>
+          <w:sz w:val="22"/>
+        </w:rPr>
+        <w:t xml:space="preserve"> </w:t>
+      </w:r>
+      <w:r>
+        <w:rPr>
+          <w:rFonts w:ascii="Tahoma" w:eastAsia="微软雅黑" w:hAnsi="Tahoma" w:hint="eastAsia"/>
+          <w:kern w:val="0"/>
+          <w:sz w:val="22"/>
+        </w:rPr>
+        <w:t>静止、移动、跳跃时，要根据标签来播放不同的</w:t>
+      </w:r>
+      <w:r>
+        <w:rPr>
+          <w:rFonts w:ascii="Tahoma" w:eastAsia="微软雅黑" w:hAnsi="Tahoma" w:hint="eastAsia"/>
+          <w:kern w:val="0"/>
+          <w:sz w:val="22"/>
+        </w:rPr>
+        <w:t>GIF</w:t>
+      </w:r>
+      <w:r>
+        <w:rPr>
+          <w:rFonts w:ascii="Tahoma" w:eastAsia="微软雅黑" w:hAnsi="Tahoma" w:hint="eastAsia"/>
+          <w:kern w:val="0"/>
+          <w:sz w:val="22"/>
+        </w:rPr>
+        <w:t>动作。</w:t>
+      </w:r>
+    </w:p>
+    <w:p>
+      <w:pPr>
+        <w:widowControl/>
+        <w:adjustRightInd w:val="0"/>
+        <w:snapToGrid w:val="0"/>
+        <w:jc w:val="left"/>
+        <w:rPr>
+          <w:rFonts w:ascii="Tahoma" w:eastAsia="微软雅黑" w:hAnsi="Tahoma"/>
+          <w:kern w:val="0"/>
+          <w:sz w:val="22"/>
+        </w:rPr>
+      </w:pPr>
+      <w:proofErr w:type="gramStart"/>
+      <w:r>
+        <w:rPr>
+          <w:rFonts w:ascii="Tahoma" w:eastAsia="微软雅黑" w:hAnsi="Tahoma" w:hint="eastAsia"/>
+          <w:kern w:val="0"/>
+          <w:sz w:val="22"/>
+        </w:rPr>
+        <w:t>详细去</w:t>
+      </w:r>
+      <w:proofErr w:type="gramEnd"/>
+      <w:r>
+        <w:rPr>
+          <w:rFonts w:ascii="Tahoma" w:eastAsia="微软雅黑" w:hAnsi="Tahoma" w:hint="eastAsia"/>
+          <w:kern w:val="0"/>
+          <w:sz w:val="22"/>
+        </w:rPr>
+        <w:t>看看：“</w:t>
+      </w:r>
+      <w:r>
+        <w:rPr>
+          <w:rFonts w:ascii="Tahoma" w:eastAsia="微软雅黑" w:hAnsi="Tahoma" w:hint="eastAsia"/>
+          <w:color w:val="0070C0"/>
+          <w:kern w:val="0"/>
+          <w:sz w:val="22"/>
+        </w:rPr>
+        <w:t>7</w:t>
+      </w:r>
+      <w:r>
+        <w:rPr>
+          <w:rFonts w:ascii="Tahoma" w:eastAsia="微软雅黑" w:hAnsi="Tahoma"/>
+          <w:color w:val="0070C0"/>
+          <w:kern w:val="0"/>
+          <w:sz w:val="22"/>
+        </w:rPr>
+        <w:t>.</w:t>
+      </w:r>
+      <w:r>
+        <w:rPr>
+          <w:rFonts w:ascii="Tahoma" w:eastAsia="微软雅黑" w:hAnsi="Tahoma" w:hint="eastAsia"/>
+          <w:color w:val="0070C0"/>
+          <w:kern w:val="0"/>
+          <w:sz w:val="22"/>
+        </w:rPr>
+        <w:t>行走图</w:t>
+      </w:r>
+      <w:r>
+        <w:rPr>
+          <w:rFonts w:ascii="Tahoma" w:eastAsia="微软雅黑" w:hAnsi="Tahoma" w:hint="eastAsia"/>
+          <w:color w:val="0070C0"/>
+          <w:kern w:val="0"/>
+          <w:sz w:val="22"/>
+        </w:rPr>
+        <w:t xml:space="preserve"> </w:t>
+      </w:r>
+      <w:r>
+        <w:rPr>
+          <w:rFonts w:ascii="Tahoma" w:eastAsia="微软雅黑" w:hAnsi="Tahoma"/>
+          <w:color w:val="0070C0"/>
+          <w:kern w:val="0"/>
+          <w:sz w:val="22"/>
+        </w:rPr>
+        <w:t xml:space="preserve">&gt; </w:t>
+      </w:r>
+      <w:r>
+        <w:rPr>
+          <w:rFonts w:ascii="Tahoma" w:eastAsia="微软雅黑" w:hAnsi="Tahoma" w:hint="eastAsia"/>
+          <w:color w:val="0070C0"/>
+          <w:kern w:val="0"/>
+          <w:sz w:val="22"/>
+        </w:rPr>
+        <w:t>关于行走图</w:t>
+      </w:r>
+      <w:r>
+        <w:rPr>
+          <w:rFonts w:ascii="Tahoma" w:eastAsia="微软雅黑" w:hAnsi="Tahoma"/>
+          <w:color w:val="0070C0"/>
+          <w:kern w:val="0"/>
+          <w:sz w:val="22"/>
+        </w:rPr>
+        <w:t>GIF</w:t>
+      </w:r>
+      <w:r>
+        <w:rPr>
+          <w:rFonts w:ascii="Tahoma" w:eastAsia="微软雅黑" w:hAnsi="Tahoma"/>
+          <w:color w:val="0070C0"/>
+          <w:kern w:val="0"/>
+          <w:sz w:val="22"/>
+        </w:rPr>
+        <w:t>动画序列</w:t>
+      </w:r>
+      <w:r>
+        <w:rPr>
+          <w:rFonts w:ascii="Tahoma" w:eastAsia="微软雅黑" w:hAnsi="Tahoma"/>
+          <w:color w:val="0070C0"/>
+          <w:kern w:val="0"/>
+          <w:sz w:val="22"/>
+        </w:rPr>
+        <w:t>.docx</w:t>
+      </w:r>
+      <w:r>
+        <w:rPr>
+          <w:rFonts w:ascii="Tahoma" w:eastAsia="微软雅黑" w:hAnsi="Tahoma" w:hint="eastAsia"/>
+          <w:kern w:val="0"/>
+          <w:sz w:val="22"/>
+        </w:rPr>
+        <w:t>”。</w:t>
+      </w:r>
+    </w:p>
+    <w:p>
+      <w:pPr>
         <w:widowControl/>
         <w:adjustRightInd w:val="0"/>
         <w:snapToGrid w:val="0"/>
@@ -1184,41 +1734,55 @@
         <w:jc w:val="left"/>
         <w:rPr>
           <w:rFonts w:ascii="Tahoma" w:eastAsia="微软雅黑" w:hAnsi="Tahoma"/>
-          <w:b/>
-          <w:bCs/>
-          <w:kern w:val="0"/>
-          <w:sz w:val="22"/>
-        </w:rPr>
-      </w:pPr>
-      <w:r>
-        <w:rPr>
-          <w:rFonts w:ascii="Tahoma" w:eastAsia="微软雅黑" w:hAnsi="Tahoma"/>
-          <w:b/>
-          <w:bCs/>
-          <w:kern w:val="0"/>
-          <w:sz w:val="22"/>
-        </w:rPr>
-        <w:t>3</w:t>
-      </w:r>
-      <w:r>
-        <w:rPr>
-          <w:rFonts w:ascii="Tahoma" w:eastAsia="微软雅黑" w:hAnsi="Tahoma" w:hint="eastAsia"/>
-          <w:b/>
-          <w:bCs/>
-          <w:kern w:val="0"/>
-          <w:sz w:val="22"/>
+          <w:kern w:val="0"/>
+          <w:sz w:val="22"/>
+        </w:rPr>
+      </w:pPr>
+    </w:p>
+    <w:p>
+      <w:pPr>
+        <w:pStyle w:val="4"/>
+        <w:snapToGrid w:val="0"/>
+        <w:spacing w:before="120" w:after="120" w:line="240" w:lineRule="auto"/>
+        <w:rPr>
+          <w:rFonts w:ascii="微软雅黑" w:eastAsia="微软雅黑" w:hAnsi="微软雅黑" w:hint="eastAsia"/>
+          <w:sz w:val="22"/>
+          <w:szCs w:val="22"/>
+        </w:rPr>
+      </w:pPr>
+      <w:r>
+        <w:rPr>
+          <w:rFonts w:ascii="微软雅黑" w:eastAsia="微软雅黑" w:hAnsi="微软雅黑"/>
+          <w:sz w:val="22"/>
+          <w:szCs w:val="22"/>
+        </w:rPr>
+        <w:t>4</w:t>
+      </w:r>
+      <w:r>
+        <w:rPr>
+          <w:rFonts w:ascii="微软雅黑" w:eastAsia="微软雅黑" w:hAnsi="微软雅黑" w:hint="eastAsia"/>
+          <w:sz w:val="22"/>
+          <w:szCs w:val="22"/>
         </w:rPr>
         <w:t>）</w:t>
       </w:r>
-      <w:r>
-        <w:rPr>
-          <w:rFonts w:ascii="Tahoma" w:eastAsia="微软雅黑" w:hAnsi="Tahoma" w:hint="eastAsia"/>
-          <w:b/>
-          <w:bCs/>
-          <w:kern w:val="0"/>
-          <w:sz w:val="22"/>
-        </w:rPr>
-        <w:t>动画序列设计</w:t>
+      <w:proofErr w:type="gramStart"/>
+      <w:r>
+        <w:rPr>
+          <w:rFonts w:ascii="微软雅黑" w:eastAsia="微软雅黑" w:hAnsi="微软雅黑" w:hint="eastAsia"/>
+          <w:sz w:val="22"/>
+          <w:szCs w:val="22"/>
+        </w:rPr>
+        <w:t>图块与</w:t>
+      </w:r>
+      <w:proofErr w:type="gramEnd"/>
+      <w:r>
+        <w:rPr>
+          <w:rFonts w:ascii="微软雅黑" w:eastAsia="微软雅黑" w:hAnsi="微软雅黑" w:hint="eastAsia"/>
+          <w:sz w:val="22"/>
+          <w:szCs w:val="22"/>
+        </w:rPr>
+        <w:t>可通行设计</w:t>
       </w:r>
     </w:p>
     <w:p>
@@ -1233,22 +1797,6 @@
           <w:sz w:val="22"/>
         </w:rPr>
       </w:pPr>
-      <w:r>
-        <w:rPr>
-          <w:rFonts w:ascii="Tahoma" w:eastAsia="微软雅黑" w:hAnsi="Tahoma" w:hint="eastAsia"/>
-          <w:kern w:val="0"/>
-          <w:sz w:val="22"/>
-        </w:rPr>
-        <w:t>房间内的玩家使用了</w:t>
-      </w:r>
-      <w:r>
-        <w:rPr>
-          <w:rFonts w:ascii="Tahoma" w:eastAsia="微软雅黑" w:hAnsi="Tahoma" w:hint="eastAsia"/>
-          <w:kern w:val="0"/>
-          <w:sz w:val="22"/>
-        </w:rPr>
-        <w:t xml:space="preserve"> </w:t>
-      </w:r>
       <w:proofErr w:type="gramStart"/>
       <w:r>
         <w:rPr>
@@ -1256,7 +1804,7 @@
           <w:kern w:val="0"/>
           <w:sz w:val="22"/>
         </w:rPr>
-        <w:t>二方向</w:t>
+        <w:t>图块在</w:t>
       </w:r>
       <w:proofErr w:type="gramEnd"/>
       <w:r>
@@ -1265,375 +1813,7 @@
           <w:kern w:val="0"/>
           <w:sz w:val="22"/>
         </w:rPr>
-        <w:t>行走图</w:t>
-      </w:r>
-      <w:r>
-        <w:rPr>
-          <w:rFonts w:ascii="Tahoma" w:eastAsia="微软雅黑" w:hAnsi="Tahoma" w:hint="eastAsia"/>
-          <w:kern w:val="0"/>
-          <w:sz w:val="22"/>
-        </w:rPr>
-        <w:t xml:space="preserve"> </w:t>
-      </w:r>
-      <w:r>
-        <w:rPr>
-          <w:rFonts w:ascii="Tahoma" w:eastAsia="微软雅黑" w:hAnsi="Tahoma" w:hint="eastAsia"/>
-          <w:kern w:val="0"/>
-          <w:sz w:val="22"/>
-        </w:rPr>
-        <w:t>。</w:t>
-      </w:r>
-    </w:p>
-    <w:p>
-      <w:pPr>
-        <w:widowControl/>
-        <w:adjustRightInd w:val="0"/>
-        <w:snapToGrid w:val="0"/>
-        <w:jc w:val="left"/>
-        <w:rPr>
-          <w:rFonts w:ascii="Tahoma" w:eastAsia="微软雅黑" w:hAnsi="Tahoma"/>
-          <w:kern w:val="0"/>
-          <w:sz w:val="22"/>
-        </w:rPr>
-      </w:pPr>
-      <w:r>
-        <w:rPr>
-          <w:rFonts w:ascii="Tahoma" w:eastAsia="微软雅黑" w:hAnsi="Tahoma" w:hint="eastAsia"/>
-          <w:kern w:val="0"/>
-          <w:sz w:val="22"/>
-        </w:rPr>
-        <w:t>玩家</w:t>
-      </w:r>
-      <w:r>
-        <w:rPr>
-          <w:rFonts w:ascii="Tahoma" w:eastAsia="微软雅黑" w:hAnsi="Tahoma" w:hint="eastAsia"/>
-          <w:kern w:val="0"/>
-          <w:sz w:val="22"/>
-        </w:rPr>
-        <w:t>行走图</w:t>
-      </w:r>
-      <w:r>
-        <w:rPr>
-          <w:rFonts w:ascii="Tahoma" w:eastAsia="微软雅黑" w:hAnsi="Tahoma" w:hint="eastAsia"/>
-          <w:kern w:val="0"/>
-          <w:sz w:val="22"/>
-        </w:rPr>
-        <w:t xml:space="preserve"> </w:t>
-      </w:r>
-      <w:r>
-        <w:rPr>
-          <w:rFonts w:ascii="Tahoma" w:eastAsia="微软雅黑" w:hAnsi="Tahoma" w:hint="eastAsia"/>
-          <w:kern w:val="0"/>
-          <w:sz w:val="22"/>
-        </w:rPr>
-        <w:t>静止、</w:t>
-      </w:r>
-      <w:r>
-        <w:rPr>
-          <w:rFonts w:ascii="Tahoma" w:eastAsia="微软雅黑" w:hAnsi="Tahoma" w:hint="eastAsia"/>
-          <w:kern w:val="0"/>
-          <w:sz w:val="22"/>
-        </w:rPr>
-        <w:t>移动、</w:t>
-      </w:r>
-      <w:r>
-        <w:rPr>
-          <w:rFonts w:ascii="Tahoma" w:eastAsia="微软雅黑" w:hAnsi="Tahoma" w:hint="eastAsia"/>
-          <w:kern w:val="0"/>
-          <w:sz w:val="22"/>
-        </w:rPr>
-        <w:t>跳跃时</w:t>
-      </w:r>
-      <w:r>
-        <w:rPr>
-          <w:rFonts w:ascii="Tahoma" w:eastAsia="微软雅黑" w:hAnsi="Tahoma" w:hint="eastAsia"/>
-          <w:kern w:val="0"/>
-          <w:sz w:val="22"/>
-        </w:rPr>
-        <w:t>，要</w:t>
-      </w:r>
-      <w:r>
-        <w:rPr>
-          <w:rFonts w:ascii="Tahoma" w:eastAsia="微软雅黑" w:hAnsi="Tahoma" w:hint="eastAsia"/>
-          <w:kern w:val="0"/>
-          <w:sz w:val="22"/>
-        </w:rPr>
-        <w:t>根据标签来</w:t>
-      </w:r>
-      <w:r>
-        <w:rPr>
-          <w:rFonts w:ascii="Tahoma" w:eastAsia="微软雅黑" w:hAnsi="Tahoma" w:hint="eastAsia"/>
-          <w:kern w:val="0"/>
-          <w:sz w:val="22"/>
-        </w:rPr>
-        <w:t>播放不同的</w:t>
-      </w:r>
-      <w:r>
-        <w:rPr>
-          <w:rFonts w:ascii="Tahoma" w:eastAsia="微软雅黑" w:hAnsi="Tahoma" w:hint="eastAsia"/>
-          <w:kern w:val="0"/>
-          <w:sz w:val="22"/>
-        </w:rPr>
-        <w:t>GIF</w:t>
-      </w:r>
-      <w:r>
-        <w:rPr>
-          <w:rFonts w:ascii="Tahoma" w:eastAsia="微软雅黑" w:hAnsi="Tahoma" w:hint="eastAsia"/>
-          <w:kern w:val="0"/>
-          <w:sz w:val="22"/>
-        </w:rPr>
-        <w:t>动作。</w:t>
-      </w:r>
-    </w:p>
-    <w:p>
-      <w:pPr>
-        <w:widowControl/>
-        <w:adjustRightInd w:val="0"/>
-        <w:snapToGrid w:val="0"/>
-        <w:jc w:val="left"/>
-        <w:rPr>
-          <w:rFonts w:ascii="Tahoma" w:eastAsia="微软雅黑" w:hAnsi="Tahoma"/>
-          <w:kern w:val="0"/>
-          <w:sz w:val="22"/>
-        </w:rPr>
-      </w:pPr>
-      <w:proofErr w:type="gramStart"/>
-      <w:r>
-        <w:rPr>
-          <w:rFonts w:ascii="Tahoma" w:eastAsia="微软雅黑" w:hAnsi="Tahoma" w:hint="eastAsia"/>
-          <w:kern w:val="0"/>
-          <w:sz w:val="22"/>
-        </w:rPr>
-        <w:t>详细去</w:t>
-      </w:r>
-      <w:proofErr w:type="gramEnd"/>
-      <w:r>
-        <w:rPr>
-          <w:rFonts w:ascii="Tahoma" w:eastAsia="微软雅黑" w:hAnsi="Tahoma" w:hint="eastAsia"/>
-          <w:kern w:val="0"/>
-          <w:sz w:val="22"/>
-        </w:rPr>
-        <w:t>看看：“</w:t>
-      </w:r>
-      <w:r>
-        <w:rPr>
-          <w:rFonts w:ascii="Tahoma" w:eastAsia="微软雅黑" w:hAnsi="Tahoma" w:hint="eastAsia"/>
-          <w:color w:val="0070C0"/>
-          <w:kern w:val="0"/>
-          <w:sz w:val="22"/>
-        </w:rPr>
-        <w:t>7</w:t>
-      </w:r>
-      <w:r>
-        <w:rPr>
-          <w:rFonts w:ascii="Tahoma" w:eastAsia="微软雅黑" w:hAnsi="Tahoma"/>
-          <w:color w:val="0070C0"/>
-          <w:kern w:val="0"/>
-          <w:sz w:val="22"/>
-        </w:rPr>
-        <w:t>.</w:t>
-      </w:r>
-      <w:r>
-        <w:rPr>
-          <w:rFonts w:ascii="Tahoma" w:eastAsia="微软雅黑" w:hAnsi="Tahoma" w:hint="eastAsia"/>
-          <w:color w:val="0070C0"/>
-          <w:kern w:val="0"/>
-          <w:sz w:val="22"/>
-        </w:rPr>
-        <w:t>行走图</w:t>
-      </w:r>
-      <w:r>
-        <w:rPr>
-          <w:rFonts w:ascii="Tahoma" w:eastAsia="微软雅黑" w:hAnsi="Tahoma" w:hint="eastAsia"/>
-          <w:color w:val="0070C0"/>
-          <w:kern w:val="0"/>
-          <w:sz w:val="22"/>
-        </w:rPr>
-        <w:t xml:space="preserve"> </w:t>
-      </w:r>
-      <w:r>
-        <w:rPr>
-          <w:rFonts w:ascii="Tahoma" w:eastAsia="微软雅黑" w:hAnsi="Tahoma"/>
-          <w:color w:val="0070C0"/>
-          <w:kern w:val="0"/>
-          <w:sz w:val="22"/>
-        </w:rPr>
-        <w:t xml:space="preserve">&gt; </w:t>
-      </w:r>
-      <w:r>
-        <w:rPr>
-          <w:rFonts w:ascii="Tahoma" w:eastAsia="微软雅黑" w:hAnsi="Tahoma" w:hint="eastAsia"/>
-          <w:color w:val="0070C0"/>
-          <w:kern w:val="0"/>
-          <w:sz w:val="22"/>
-        </w:rPr>
-        <w:t>关于行走图</w:t>
-      </w:r>
-      <w:r>
-        <w:rPr>
-          <w:rFonts w:ascii="Tahoma" w:eastAsia="微软雅黑" w:hAnsi="Tahoma"/>
-          <w:color w:val="0070C0"/>
-          <w:kern w:val="0"/>
-          <w:sz w:val="22"/>
-        </w:rPr>
-        <w:t>GIF</w:t>
-      </w:r>
-      <w:r>
-        <w:rPr>
-          <w:rFonts w:ascii="Tahoma" w:eastAsia="微软雅黑" w:hAnsi="Tahoma"/>
-          <w:color w:val="0070C0"/>
-          <w:kern w:val="0"/>
-          <w:sz w:val="22"/>
-        </w:rPr>
-        <w:t>动画序列</w:t>
-      </w:r>
-      <w:r>
-        <w:rPr>
-          <w:rFonts w:ascii="Tahoma" w:eastAsia="微软雅黑" w:hAnsi="Tahoma"/>
-          <w:color w:val="0070C0"/>
-          <w:kern w:val="0"/>
-          <w:sz w:val="22"/>
-        </w:rPr>
-        <w:t>.docx</w:t>
-      </w:r>
-      <w:r>
-        <w:rPr>
-          <w:rFonts w:ascii="Tahoma" w:eastAsia="微软雅黑" w:hAnsi="Tahoma" w:hint="eastAsia"/>
-          <w:kern w:val="0"/>
-          <w:sz w:val="22"/>
-        </w:rPr>
-        <w:t>”。</w:t>
-      </w:r>
-    </w:p>
-    <w:p>
-      <w:pPr>
-        <w:widowControl/>
-        <w:adjustRightInd w:val="0"/>
-        <w:snapToGrid w:val="0"/>
-        <w:spacing w:after="200"/>
-        <w:jc w:val="left"/>
-        <w:rPr>
-          <w:rFonts w:ascii="Tahoma" w:eastAsia="微软雅黑" w:hAnsi="Tahoma"/>
-          <w:kern w:val="0"/>
-          <w:sz w:val="22"/>
-        </w:rPr>
-      </w:pPr>
-    </w:p>
-    <w:p>
-      <w:pPr>
-        <w:widowControl/>
-        <w:adjustRightInd w:val="0"/>
-        <w:snapToGrid w:val="0"/>
-        <w:spacing w:after="200"/>
-        <w:jc w:val="left"/>
-        <w:rPr>
-          <w:rFonts w:ascii="Tahoma" w:eastAsia="微软雅黑" w:hAnsi="Tahoma"/>
-          <w:b/>
-          <w:bCs/>
-          <w:kern w:val="0"/>
-          <w:sz w:val="22"/>
-        </w:rPr>
-      </w:pPr>
-      <w:r>
-        <w:rPr>
-          <w:rFonts w:ascii="Tahoma" w:eastAsia="微软雅黑" w:hAnsi="Tahoma"/>
-          <w:b/>
-          <w:bCs/>
-          <w:kern w:val="0"/>
-          <w:sz w:val="22"/>
-        </w:rPr>
-        <w:t>4</w:t>
-      </w:r>
-      <w:r>
-        <w:rPr>
-          <w:rFonts w:ascii="Tahoma" w:eastAsia="微软雅黑" w:hAnsi="Tahoma" w:hint="eastAsia"/>
-          <w:b/>
-          <w:bCs/>
-          <w:kern w:val="0"/>
-          <w:sz w:val="22"/>
-        </w:rPr>
-        <w:t>）</w:t>
-      </w:r>
-      <w:proofErr w:type="gramStart"/>
-      <w:r>
-        <w:rPr>
-          <w:rFonts w:ascii="Tahoma" w:eastAsia="微软雅黑" w:hAnsi="Tahoma" w:hint="eastAsia"/>
-          <w:b/>
-          <w:bCs/>
-          <w:kern w:val="0"/>
-          <w:sz w:val="22"/>
-        </w:rPr>
-        <w:t>图块</w:t>
-      </w:r>
-      <w:r>
-        <w:rPr>
-          <w:rFonts w:ascii="Tahoma" w:eastAsia="微软雅黑" w:hAnsi="Tahoma" w:hint="eastAsia"/>
-          <w:b/>
-          <w:bCs/>
-          <w:kern w:val="0"/>
-          <w:sz w:val="22"/>
-        </w:rPr>
-        <w:t>与</w:t>
-      </w:r>
-      <w:proofErr w:type="gramEnd"/>
-      <w:r>
-        <w:rPr>
-          <w:rFonts w:ascii="Tahoma" w:eastAsia="微软雅黑" w:hAnsi="Tahoma" w:hint="eastAsia"/>
-          <w:b/>
-          <w:bCs/>
-          <w:kern w:val="0"/>
-          <w:sz w:val="22"/>
-        </w:rPr>
-        <w:t>可通行</w:t>
-      </w:r>
-      <w:r>
-        <w:rPr>
-          <w:rFonts w:ascii="Tahoma" w:eastAsia="微软雅黑" w:hAnsi="Tahoma" w:hint="eastAsia"/>
-          <w:b/>
-          <w:bCs/>
-          <w:kern w:val="0"/>
-          <w:sz w:val="22"/>
-        </w:rPr>
-        <w:t>设计</w:t>
-      </w:r>
-    </w:p>
-    <w:p>
-      <w:pPr>
-        <w:widowControl/>
-        <w:adjustRightInd w:val="0"/>
-        <w:snapToGrid w:val="0"/>
-        <w:jc w:val="left"/>
-        <w:rPr>
-          <w:rFonts w:ascii="Tahoma" w:eastAsia="微软雅黑" w:hAnsi="Tahoma"/>
-          <w:kern w:val="0"/>
-          <w:sz w:val="22"/>
-        </w:rPr>
-      </w:pPr>
-      <w:proofErr w:type="gramStart"/>
-      <w:r>
-        <w:rPr>
-          <w:rFonts w:ascii="Tahoma" w:eastAsia="微软雅黑" w:hAnsi="Tahoma" w:hint="eastAsia"/>
-          <w:kern w:val="0"/>
-          <w:sz w:val="22"/>
-        </w:rPr>
-        <w:t>图块在</w:t>
-      </w:r>
-      <w:proofErr w:type="gramEnd"/>
-      <w:r>
-        <w:rPr>
-          <w:rFonts w:ascii="Tahoma" w:eastAsia="微软雅黑" w:hAnsi="Tahoma" w:hint="eastAsia"/>
-          <w:kern w:val="0"/>
-          <w:sz w:val="22"/>
-        </w:rPr>
-        <w:t>该地图中只用于铺可通行性设置</w:t>
-      </w:r>
-      <w:r>
-        <w:rPr>
-          <w:rFonts w:ascii="Tahoma" w:eastAsia="微软雅黑" w:hAnsi="Tahoma" w:hint="eastAsia"/>
-          <w:kern w:val="0"/>
-          <w:sz w:val="22"/>
-        </w:rPr>
-        <w:t>。</w:t>
+        <w:t>该地图中只用于铺可通行性设置。</w:t>
       </w:r>
     </w:p>
     <w:p>
@@ -1658,7 +1838,7 @@
           <w:szCs w:val="24"/>
         </w:rPr>
         <w:drawing>
-          <wp:inline distT="0" distB="0" distL="0" distR="0" wp14:anchorId="065C9067" wp14:editId="5A19F439">
+          <wp:inline distT="0" distB="0" distL="0" distR="0" wp14:anchorId="36D0FA49" wp14:editId="0A1EA4D4">
             <wp:extent cx="1298874" cy="1318260"/>
             <wp:effectExtent l="0" t="0" r="0" b="0"/>
             <wp:docPr id="347957259" name="图片 6"/>
@@ -1675,7 +1855,7 @@
                     </pic:cNvPicPr>
                   </pic:nvPicPr>
                   <pic:blipFill>
-                    <a:blip r:embed="rId14">
+                    <a:blip r:embed="rId16">
                       <a:extLst>
                         <a:ext uri="{28A0092B-C50C-407E-A947-70E740481C1C}">
                           <a14:useLocalDpi xmlns:a14="http://schemas.microsoft.com/office/drawing/2010/main" val="0"/>
@@ -1710,8 +1890,9 @@
     <w:p>
       <w:pPr>
         <w:widowControl/>
-        <w:rPr>
-          <w:rFonts w:ascii="宋体" w:eastAsia="宋体" w:hAnsi="宋体" w:cs="宋体" w:hint="eastAsia"/>
+        <w:jc w:val="left"/>
+        <w:rPr>
+          <w:rFonts w:ascii="宋体" w:eastAsia="宋体" w:hAnsi="宋体" w:cs="宋体"/>
           <w:kern w:val="0"/>
           <w:sz w:val="24"/>
           <w:szCs w:val="24"/>
@@ -1729,781 +1910,228 @@
           <w:szCs w:val="24"/>
         </w:rPr>
       </w:pPr>
-      <w:r>
-        <w:rPr>
-          <w:rFonts w:ascii="宋体" w:eastAsia="宋体" w:hAnsi="宋体" w:cs="宋体"/>
+    </w:p>
+    <w:p>
+      <w:pPr>
+        <w:pStyle w:val="3"/>
+        <w:rPr>
+          <w:rFonts w:hint="eastAsia"/>
+        </w:rPr>
+      </w:pPr>
+      <w:r>
+        <w:rPr>
+          <w:rFonts w:hint="eastAsia"/>
+        </w:rPr>
+        <w:t>房间</w:t>
+      </w:r>
+      <w:r>
+        <w:rPr>
+          <w:rFonts w:hint="eastAsia"/>
+        </w:rPr>
+        <w:t>绘制</w:t>
+      </w:r>
+    </w:p>
+    <w:p>
+      <w:pPr>
+        <w:pStyle w:val="4"/>
+        <w:snapToGrid w:val="0"/>
+        <w:spacing w:before="120" w:after="120" w:line="240" w:lineRule="auto"/>
+        <w:rPr>
+          <w:rFonts w:ascii="微软雅黑" w:eastAsia="微软雅黑" w:hAnsi="微软雅黑" w:hint="eastAsia"/>
+          <w:sz w:val="22"/>
+          <w:szCs w:val="22"/>
+        </w:rPr>
+      </w:pPr>
+      <w:r>
+        <w:rPr>
+          <w:rFonts w:ascii="微软雅黑" w:eastAsia="微软雅黑" w:hAnsi="微软雅黑" w:hint="eastAsia"/>
+          <w:sz w:val="22"/>
+          <w:szCs w:val="22"/>
+        </w:rPr>
+        <w:t>1）</w:t>
+      </w:r>
+      <w:r>
+        <w:rPr>
+          <w:rFonts w:ascii="微软雅黑" w:eastAsia="微软雅黑" w:hAnsi="微软雅黑" w:hint="eastAsia"/>
+          <w:sz w:val="22"/>
+          <w:szCs w:val="22"/>
+        </w:rPr>
+        <w:t>素材准备</w:t>
+      </w:r>
+    </w:p>
+    <w:p>
+      <w:pPr>
+        <w:widowControl/>
+        <w:snapToGrid w:val="0"/>
+        <w:rPr>
+          <w:rFonts w:ascii="Tahoma" w:eastAsia="微软雅黑" w:hAnsi="Tahoma"/>
+          <w:kern w:val="0"/>
+          <w:sz w:val="22"/>
+        </w:rPr>
+      </w:pPr>
+      <w:r>
+        <w:rPr>
+          <w:rFonts w:ascii="Tahoma" w:eastAsia="微软雅黑" w:hAnsi="Tahoma" w:hint="eastAsia"/>
+          <w:kern w:val="0"/>
+          <w:sz w:val="22"/>
+        </w:rPr>
+        <w:t>这个房间是作者我用</w:t>
+      </w:r>
+      <w:r>
+        <w:rPr>
+          <w:rFonts w:ascii="Tahoma" w:eastAsia="微软雅黑" w:hAnsi="Tahoma" w:hint="eastAsia"/>
+          <w:kern w:val="0"/>
+          <w:sz w:val="22"/>
+        </w:rPr>
+        <w:t>Ai</w:t>
+      </w:r>
+      <w:r>
+        <w:rPr>
+          <w:rFonts w:ascii="Tahoma" w:eastAsia="微软雅黑" w:hAnsi="Tahoma" w:hint="eastAsia"/>
+          <w:kern w:val="0"/>
+          <w:sz w:val="22"/>
+        </w:rPr>
+        <w:t>矢量图画出来的。</w:t>
+      </w:r>
+    </w:p>
+    <w:p>
+      <w:pPr>
+        <w:widowControl/>
+        <w:snapToGrid w:val="0"/>
+        <w:rPr>
+          <w:rFonts w:ascii="Tahoma" w:eastAsia="微软雅黑" w:hAnsi="Tahoma"/>
+          <w:kern w:val="0"/>
+          <w:sz w:val="22"/>
+        </w:rPr>
+      </w:pPr>
+      <w:r>
+        <w:rPr>
+          <w:rFonts w:ascii="Tahoma" w:eastAsia="微软雅黑" w:hAnsi="Tahoma" w:hint="eastAsia"/>
+          <w:kern w:val="0"/>
+          <w:sz w:val="22"/>
+        </w:rPr>
+        <w:t>只要能确保</w:t>
+      </w:r>
+      <w:r>
+        <w:rPr>
+          <w:rFonts w:ascii="Tahoma" w:eastAsia="微软雅黑" w:hAnsi="Tahoma" w:hint="eastAsia"/>
+          <w:kern w:val="0"/>
+          <w:sz w:val="22"/>
+        </w:rPr>
+        <w:t xml:space="preserve"> </w:t>
+      </w:r>
+      <w:r>
+        <w:rPr>
+          <w:rFonts w:ascii="Tahoma" w:eastAsia="微软雅黑" w:hAnsi="Tahoma" w:hint="eastAsia"/>
+          <w:kern w:val="0"/>
+          <w:sz w:val="22"/>
+        </w:rPr>
+        <w:t>房间</w:t>
+      </w:r>
+      <w:r>
+        <w:rPr>
+          <w:rFonts w:ascii="Tahoma" w:eastAsia="微软雅黑" w:hAnsi="Tahoma" w:hint="eastAsia"/>
+          <w:kern w:val="0"/>
+          <w:sz w:val="22"/>
+        </w:rPr>
+        <w:t>构图</w:t>
+      </w:r>
+      <w:r>
+        <w:rPr>
+          <w:rFonts w:ascii="Tahoma" w:eastAsia="微软雅黑" w:hAnsi="Tahoma" w:hint="eastAsia"/>
+          <w:kern w:val="0"/>
+          <w:sz w:val="22"/>
+        </w:rPr>
+        <w:t xml:space="preserve"> </w:t>
+      </w:r>
+      <w:r>
+        <w:rPr>
+          <w:rFonts w:ascii="Tahoma" w:eastAsia="微软雅黑" w:hAnsi="Tahoma" w:hint="eastAsia"/>
+          <w:kern w:val="0"/>
+          <w:sz w:val="22"/>
+        </w:rPr>
+        <w:t>具备基本的</w:t>
+      </w:r>
+      <w:r>
+        <w:rPr>
+          <w:rFonts w:ascii="Tahoma" w:eastAsia="微软雅黑" w:hAnsi="Tahoma" w:hint="eastAsia"/>
+          <w:kern w:val="0"/>
+          <w:sz w:val="22"/>
+        </w:rPr>
+        <w:t>透视，</w:t>
+      </w:r>
+      <w:r>
+        <w:rPr>
+          <w:rFonts w:ascii="Tahoma" w:eastAsia="微软雅黑" w:hAnsi="Tahoma" w:hint="eastAsia"/>
+          <w:kern w:val="0"/>
+          <w:sz w:val="22"/>
+        </w:rPr>
+        <w:t>那么在地图中，玩家的感受就是</w:t>
+      </w:r>
+      <w:r>
+        <w:rPr>
+          <w:rFonts w:ascii="Tahoma" w:eastAsia="微软雅黑" w:hAnsi="Tahoma" w:hint="eastAsia"/>
+          <w:kern w:val="0"/>
+          <w:sz w:val="22"/>
+        </w:rPr>
+        <w:t>2</w:t>
+      </w:r>
+      <w:r>
+        <w:rPr>
+          <w:rFonts w:ascii="Tahoma" w:eastAsia="微软雅黑" w:hAnsi="Tahoma"/>
+          <w:kern w:val="0"/>
+          <w:sz w:val="22"/>
+        </w:rPr>
+        <w:t>.5</w:t>
+      </w:r>
+      <w:r>
+        <w:rPr>
+          <w:rFonts w:ascii="Tahoma" w:eastAsia="微软雅黑" w:hAnsi="Tahoma" w:hint="eastAsia"/>
+          <w:kern w:val="0"/>
+          <w:sz w:val="22"/>
+        </w:rPr>
+        <w:t>d</w:t>
+      </w:r>
+      <w:r>
+        <w:rPr>
+          <w:rFonts w:ascii="Tahoma" w:eastAsia="微软雅黑" w:hAnsi="Tahoma" w:hint="eastAsia"/>
+          <w:kern w:val="0"/>
+          <w:sz w:val="22"/>
+        </w:rPr>
+        <w:t>效果</w:t>
+      </w:r>
+      <w:r>
+        <w:rPr>
+          <w:rFonts w:ascii="Tahoma" w:eastAsia="微软雅黑" w:hAnsi="Tahoma" w:hint="eastAsia"/>
+          <w:kern w:val="0"/>
+          <w:sz w:val="22"/>
+        </w:rPr>
+        <w:t>。</w:t>
+      </w:r>
+    </w:p>
+    <w:p>
+      <w:pPr>
+        <w:widowControl/>
+        <w:jc w:val="center"/>
+        <w:rPr>
+          <w:rFonts w:ascii="宋体" w:eastAsia="宋体" w:hAnsi="宋体" w:cs="宋体" w:hint="eastAsia"/>
           <w:kern w:val="0"/>
           <w:sz w:val="24"/>
           <w:szCs w:val="24"/>
         </w:rPr>
-        <w:br w:type="page"/>
-      </w:r>
-    </w:p>
-    <w:p>
-      <w:pPr>
-        <w:pStyle w:val="2"/>
-        <w:rPr>
-          <w:rFonts w:hint="eastAsia"/>
-        </w:rPr>
-      </w:pPr>
-      <w:r>
-        <w:rPr>
-          <w:rFonts w:hint="eastAsia"/>
-        </w:rPr>
-        <w:lastRenderedPageBreak/>
-        <w:t>动画序列小房间</w:t>
-      </w:r>
-      <w:r>
-        <w:rPr>
-          <w:rFonts w:hint="eastAsia"/>
-        </w:rPr>
-        <w:t>-</w:t>
-      </w:r>
-      <w:r>
-        <w:rPr>
-          <w:rFonts w:hint="eastAsia"/>
-        </w:rPr>
-        <w:t>设计</w:t>
-      </w:r>
-    </w:p>
-    <w:p>
-      <w:pPr>
-        <w:pStyle w:val="3"/>
-        <w:rPr>
-          <w:rFonts w:hint="eastAsia"/>
-          <w:sz w:val="28"/>
-        </w:rPr>
-      </w:pPr>
-      <w:r>
-        <w:rPr>
-          <w:rFonts w:hint="eastAsia"/>
-          <w:sz w:val="28"/>
-        </w:rPr>
-        <w:t>设计</w:t>
-      </w:r>
-      <w:r>
-        <w:rPr>
-          <w:rFonts w:hint="eastAsia"/>
-          <w:sz w:val="28"/>
-        </w:rPr>
-        <w:t>简介</w:t>
-      </w:r>
-    </w:p>
-    <w:p>
-      <w:pPr>
-        <w:pStyle w:val="4"/>
-        <w:rPr>
-          <w:rFonts w:hint="eastAsia"/>
-        </w:rPr>
-      </w:pPr>
-      <w:r>
-        <w:rPr>
-          <w:rFonts w:hint="eastAsia"/>
-        </w:rPr>
-        <w:t>1）</w:t>
-      </w:r>
-      <w:r>
-        <w:rPr>
-          <w:rFonts w:hint="eastAsia"/>
-        </w:rPr>
-        <w:t>灵感来源</w:t>
-      </w:r>
-    </w:p>
-    <w:p>
-      <w:pPr>
-        <w:widowControl/>
-        <w:snapToGrid w:val="0"/>
-        <w:jc w:val="left"/>
-        <w:rPr>
-          <w:rFonts w:ascii="Tahoma" w:eastAsia="微软雅黑" w:hAnsi="Tahoma"/>
-          <w:kern w:val="0"/>
-          <w:sz w:val="22"/>
-        </w:rPr>
-      </w:pPr>
-      <w:r>
-        <w:rPr>
-          <w:rFonts w:ascii="Tahoma" w:eastAsia="微软雅黑" w:hAnsi="Tahoma" w:hint="eastAsia"/>
-          <w:kern w:val="0"/>
-          <w:sz w:val="22"/>
-        </w:rPr>
-        <w:t>2</w:t>
-      </w:r>
-      <w:r>
-        <w:rPr>
-          <w:rFonts w:ascii="Tahoma" w:eastAsia="微软雅黑" w:hAnsi="Tahoma"/>
-          <w:kern w:val="0"/>
-          <w:sz w:val="22"/>
-        </w:rPr>
-        <w:t>02</w:t>
-      </w:r>
-      <w:r>
-        <w:rPr>
-          <w:rFonts w:ascii="Tahoma" w:eastAsia="微软雅黑" w:hAnsi="Tahoma"/>
-          <w:kern w:val="0"/>
-          <w:sz w:val="22"/>
-        </w:rPr>
-        <w:t>3</w:t>
-      </w:r>
-      <w:r>
-        <w:rPr>
-          <w:rFonts w:ascii="Tahoma" w:eastAsia="微软雅黑" w:hAnsi="Tahoma" w:hint="eastAsia"/>
-          <w:kern w:val="0"/>
-          <w:sz w:val="22"/>
-        </w:rPr>
-        <w:t>年</w:t>
-      </w:r>
-      <w:r>
-        <w:rPr>
-          <w:rFonts w:ascii="Tahoma" w:eastAsia="微软雅黑" w:hAnsi="Tahoma"/>
-          <w:kern w:val="0"/>
-          <w:sz w:val="22"/>
-        </w:rPr>
-        <w:t>4</w:t>
-      </w:r>
-      <w:r>
-        <w:rPr>
-          <w:rFonts w:ascii="Tahoma" w:eastAsia="微软雅黑" w:hAnsi="Tahoma" w:hint="eastAsia"/>
-          <w:kern w:val="0"/>
-          <w:sz w:val="22"/>
-        </w:rPr>
-        <w:t>月</w:t>
-      </w:r>
-      <w:r>
-        <w:rPr>
-          <w:rFonts w:ascii="Tahoma" w:eastAsia="微软雅黑" w:hAnsi="Tahoma"/>
-          <w:kern w:val="0"/>
-          <w:sz w:val="22"/>
-        </w:rPr>
-        <w:t>17</w:t>
-      </w:r>
-      <w:r>
-        <w:rPr>
-          <w:rFonts w:ascii="Tahoma" w:eastAsia="微软雅黑" w:hAnsi="Tahoma" w:hint="eastAsia"/>
-          <w:kern w:val="0"/>
-          <w:sz w:val="22"/>
-        </w:rPr>
-        <w:t>日</w:t>
-      </w:r>
-      <w:r>
-        <w:rPr>
-          <w:rFonts w:ascii="Tahoma" w:eastAsia="微软雅黑" w:hAnsi="Tahoma" w:hint="eastAsia"/>
-          <w:kern w:val="0"/>
-          <w:sz w:val="22"/>
-        </w:rPr>
-        <w:t>，</w:t>
-      </w:r>
-      <w:r>
-        <w:rPr>
-          <w:rFonts w:ascii="Tahoma" w:eastAsia="微软雅黑" w:hAnsi="Tahoma" w:hint="eastAsia"/>
-          <w:kern w:val="0"/>
-          <w:sz w:val="22"/>
-        </w:rPr>
-        <w:t>我在</w:t>
-      </w:r>
-      <w:r>
-        <w:rPr>
-          <w:rFonts w:ascii="Tahoma" w:eastAsia="微软雅黑" w:hAnsi="Tahoma" w:hint="eastAsia"/>
-          <w:kern w:val="0"/>
-          <w:sz w:val="22"/>
-        </w:rPr>
-        <w:t>b</w:t>
-      </w:r>
-      <w:r>
-        <w:rPr>
-          <w:rFonts w:ascii="Tahoma" w:eastAsia="微软雅黑" w:hAnsi="Tahoma" w:hint="eastAsia"/>
-          <w:kern w:val="0"/>
-          <w:sz w:val="22"/>
-        </w:rPr>
-        <w:t>站到处逛，碰巧看见了一个东方</w:t>
-      </w:r>
-      <w:r>
-        <w:rPr>
-          <w:rFonts w:ascii="Tahoma" w:eastAsia="微软雅黑" w:hAnsi="Tahoma" w:hint="eastAsia"/>
-          <w:kern w:val="0"/>
-          <w:sz w:val="22"/>
-        </w:rPr>
-        <w:t>解谜</w:t>
-      </w:r>
-      <w:r>
-        <w:rPr>
-          <w:rFonts w:ascii="Tahoma" w:eastAsia="微软雅黑" w:hAnsi="Tahoma" w:hint="eastAsia"/>
-          <w:kern w:val="0"/>
-          <w:sz w:val="22"/>
-        </w:rPr>
-        <w:t>游戏</w:t>
-      </w:r>
-      <w:r>
-        <w:rPr>
-          <w:rFonts w:ascii="Tahoma" w:eastAsia="微软雅黑" w:hAnsi="Tahoma" w:hint="eastAsia"/>
-          <w:kern w:val="0"/>
-          <w:sz w:val="22"/>
-        </w:rPr>
-        <w:t>（名字很长如下图）。</w:t>
-      </w:r>
-    </w:p>
-    <w:p>
-      <w:pPr>
-        <w:widowControl/>
-        <w:jc w:val="center"/>
-        <w:rPr>
-          <w:rFonts w:ascii="宋体" w:eastAsia="宋体" w:hAnsi="宋体" w:cs="宋体" w:hint="eastAsia"/>
+      </w:pPr>
+      <w:r>
+        <w:rPr>
+          <w:rFonts w:ascii="宋体" w:eastAsia="宋体" w:hAnsi="宋体" w:cs="宋体"/>
+          <w:noProof/>
           <w:kern w:val="0"/>
           <w:sz w:val="24"/>
           <w:szCs w:val="24"/>
         </w:rPr>
-      </w:pPr>
-      <w:r>
-        <w:rPr>
-          <w:rFonts w:ascii="宋体" w:eastAsia="宋体" w:hAnsi="宋体" w:cs="宋体"/>
-          <w:noProof/>
-          <w:kern w:val="0"/>
-          <w:sz w:val="24"/>
-          <w:szCs w:val="24"/>
-        </w:rPr>
         <w:drawing>
-          <wp:inline distT="0" distB="0" distL="0" distR="0" wp14:anchorId="6932D234" wp14:editId="6D357148">
-            <wp:extent cx="3497580" cy="723900"/>
-            <wp:effectExtent l="0" t="0" r="7620" b="0"/>
-            <wp:docPr id="167891201" name="图片 7"/>
-            <wp:cNvGraphicFramePr>
-              <a:graphicFrameLocks xmlns:a="http://schemas.openxmlformats.org/drawingml/2006/main" noChangeAspect="1"/>
-            </wp:cNvGraphicFramePr>
-            <a:graphic xmlns:a="http://schemas.openxmlformats.org/drawingml/2006/main">
-              <a:graphicData uri="http://schemas.openxmlformats.org/drawingml/2006/picture">
-                <pic:pic xmlns:pic="http://schemas.openxmlformats.org/drawingml/2006/picture">
-                  <pic:nvPicPr>
-                    <pic:cNvPr id="0" name="Picture 16"/>
-                    <pic:cNvPicPr>
-                      <a:picLocks noChangeAspect="1" noChangeArrowheads="1"/>
-                    </pic:cNvPicPr>
-                  </pic:nvPicPr>
-                  <pic:blipFill>
-                    <a:blip r:embed="rId15">
-                      <a:extLst>
-                        <a:ext uri="{28A0092B-C50C-407E-A947-70E740481C1C}">
-                          <a14:useLocalDpi xmlns:a14="http://schemas.microsoft.com/office/drawing/2010/main" val="0"/>
-                        </a:ext>
-                      </a:extLst>
-                    </a:blip>
-                    <a:srcRect/>
-                    <a:stretch>
-                      <a:fillRect/>
-                    </a:stretch>
-                  </pic:blipFill>
-                  <pic:spPr bwMode="auto">
-                    <a:xfrm>
-                      <a:off x="0" y="0"/>
-                      <a:ext cx="3497580" cy="723900"/>
-                    </a:xfrm>
-                    <a:prstGeom prst="rect">
-                      <a:avLst/>
-                    </a:prstGeom>
-                    <a:noFill/>
-                    <a:ln>
-                      <a:noFill/>
-                    </a:ln>
-                  </pic:spPr>
-                </pic:pic>
-              </a:graphicData>
-            </a:graphic>
-          </wp:inline>
-        </w:drawing>
-      </w:r>
-    </w:p>
-    <w:p>
-      <w:pPr>
-        <w:widowControl/>
-        <w:snapToGrid w:val="0"/>
-        <w:jc w:val="left"/>
-        <w:rPr>
-          <w:rFonts w:ascii="Tahoma" w:eastAsia="微软雅黑" w:hAnsi="Tahoma"/>
-          <w:kern w:val="0"/>
-          <w:sz w:val="22"/>
-        </w:rPr>
-      </w:pPr>
-      <w:r>
-        <w:rPr>
-          <w:rFonts w:ascii="Tahoma" w:eastAsia="微软雅黑" w:hAnsi="Tahoma" w:hint="eastAsia"/>
-          <w:kern w:val="0"/>
-          <w:sz w:val="22"/>
-        </w:rPr>
-        <w:t>大部分</w:t>
-      </w:r>
-      <w:r>
-        <w:rPr>
-          <w:rFonts w:ascii="Tahoma" w:eastAsia="微软雅黑" w:hAnsi="Tahoma" w:hint="eastAsia"/>
-          <w:kern w:val="0"/>
-          <w:sz w:val="22"/>
-        </w:rPr>
-        <w:t>场景</w:t>
-      </w:r>
-      <w:r>
-        <w:rPr>
-          <w:rFonts w:ascii="Tahoma" w:eastAsia="微软雅黑" w:hAnsi="Tahoma" w:hint="eastAsia"/>
-          <w:kern w:val="0"/>
-          <w:sz w:val="22"/>
-        </w:rPr>
-        <w:t>都</w:t>
-      </w:r>
-      <w:r>
-        <w:rPr>
-          <w:rFonts w:ascii="Tahoma" w:eastAsia="微软雅黑" w:hAnsi="Tahoma" w:hint="eastAsia"/>
-          <w:kern w:val="0"/>
-          <w:sz w:val="22"/>
-        </w:rPr>
-        <w:t>是一个简单的房间，</w:t>
-      </w:r>
-    </w:p>
-    <w:p>
-      <w:pPr>
-        <w:widowControl/>
-        <w:snapToGrid w:val="0"/>
-        <w:jc w:val="left"/>
-        <w:rPr>
-          <w:rFonts w:ascii="Tahoma" w:eastAsia="微软雅黑" w:hAnsi="Tahoma"/>
-          <w:kern w:val="0"/>
-          <w:sz w:val="22"/>
-        </w:rPr>
-      </w:pPr>
-      <w:r>
-        <w:rPr>
-          <w:rFonts w:ascii="Tahoma" w:eastAsia="微软雅黑" w:hAnsi="Tahoma" w:hint="eastAsia"/>
-          <w:kern w:val="0"/>
-          <w:sz w:val="22"/>
-        </w:rPr>
-        <w:t>正是由于足够简单，于是作者我就想模仿了</w:t>
-      </w:r>
-      <w:r>
-        <w:rPr>
-          <w:rFonts w:ascii="Tahoma" w:eastAsia="微软雅黑" w:hAnsi="Tahoma" w:hint="eastAsia"/>
-          <w:kern w:val="0"/>
-          <w:sz w:val="22"/>
-        </w:rPr>
-        <w:t>。</w:t>
-      </w:r>
-    </w:p>
-    <w:p>
-      <w:pPr>
-        <w:widowControl/>
-        <w:snapToGrid w:val="0"/>
-        <w:jc w:val="left"/>
-        <w:rPr>
-          <w:rFonts w:ascii="Tahoma" w:eastAsia="微软雅黑" w:hAnsi="Tahoma"/>
-          <w:kern w:val="0"/>
-          <w:sz w:val="22"/>
-        </w:rPr>
-      </w:pPr>
-      <w:r>
-        <w:rPr>
-          <w:rFonts w:ascii="Tahoma" w:eastAsia="微软雅黑" w:hAnsi="Tahoma" w:hint="eastAsia"/>
-          <w:kern w:val="0"/>
-          <w:sz w:val="22"/>
-        </w:rPr>
-        <w:t>（</w:t>
-      </w:r>
-      <w:r>
-        <w:rPr>
-          <w:rFonts w:ascii="Tahoma" w:eastAsia="微软雅黑" w:hAnsi="Tahoma" w:hint="eastAsia"/>
-          <w:kern w:val="0"/>
-          <w:sz w:val="22"/>
-        </w:rPr>
-        <w:t>另外</w:t>
-      </w:r>
-      <w:r>
-        <w:rPr>
-          <w:rFonts w:ascii="Tahoma" w:eastAsia="微软雅黑" w:hAnsi="Tahoma" w:hint="eastAsia"/>
-          <w:kern w:val="0"/>
-          <w:sz w:val="22"/>
-        </w:rPr>
-        <w:t>，</w:t>
-      </w:r>
-      <w:r>
-        <w:rPr>
-          <w:rFonts w:ascii="Tahoma" w:eastAsia="微软雅黑" w:hAnsi="Tahoma" w:hint="eastAsia"/>
-          <w:kern w:val="0"/>
-          <w:sz w:val="22"/>
-        </w:rPr>
-        <w:t>也</w:t>
-      </w:r>
-      <w:r>
-        <w:rPr>
-          <w:rFonts w:ascii="Tahoma" w:eastAsia="微软雅黑" w:hAnsi="Tahoma" w:hint="eastAsia"/>
-          <w:kern w:val="0"/>
-          <w:sz w:val="22"/>
-        </w:rPr>
-        <w:t>是因为最近</w:t>
-      </w:r>
-      <w:r>
-        <w:rPr>
-          <w:rFonts w:ascii="Tahoma" w:eastAsia="微软雅黑" w:hAnsi="Tahoma" w:hint="eastAsia"/>
-          <w:kern w:val="0"/>
-          <w:sz w:val="22"/>
-        </w:rPr>
-        <w:t>9</w:t>
-      </w:r>
-      <w:r>
-        <w:rPr>
-          <w:rFonts w:ascii="Tahoma" w:eastAsia="微软雅黑" w:hAnsi="Tahoma" w:hint="eastAsia"/>
-          <w:kern w:val="0"/>
-          <w:sz w:val="22"/>
-        </w:rPr>
-        <w:t>月</w:t>
-      </w:r>
-      <w:r>
-        <w:rPr>
-          <w:rFonts w:ascii="Tahoma" w:eastAsia="微软雅黑" w:hAnsi="Tahoma" w:hint="eastAsia"/>
-          <w:kern w:val="0"/>
-          <w:sz w:val="22"/>
-        </w:rPr>
-        <w:t>2</w:t>
-      </w:r>
-      <w:r>
-        <w:rPr>
-          <w:rFonts w:ascii="Tahoma" w:eastAsia="微软雅黑" w:hAnsi="Tahoma"/>
-          <w:kern w:val="0"/>
-          <w:sz w:val="22"/>
-        </w:rPr>
-        <w:t>4</w:t>
-      </w:r>
-      <w:r>
-        <w:rPr>
-          <w:rFonts w:ascii="Tahoma" w:eastAsia="微软雅黑" w:hAnsi="Tahoma" w:hint="eastAsia"/>
-          <w:kern w:val="0"/>
-          <w:sz w:val="22"/>
-        </w:rPr>
-        <w:t>日完成了</w:t>
-      </w:r>
-      <w:proofErr w:type="gramStart"/>
-      <w:r>
-        <w:rPr>
-          <w:rFonts w:ascii="Tahoma" w:eastAsia="微软雅黑" w:hAnsi="Tahoma" w:hint="eastAsia"/>
-          <w:kern w:val="0"/>
-          <w:sz w:val="22"/>
-        </w:rPr>
-        <w:t>二方向</w:t>
-      </w:r>
-      <w:proofErr w:type="gramEnd"/>
-      <w:r>
-        <w:rPr>
-          <w:rFonts w:ascii="Tahoma" w:eastAsia="微软雅黑" w:hAnsi="Tahoma" w:hint="eastAsia"/>
-          <w:kern w:val="0"/>
-          <w:sz w:val="22"/>
-        </w:rPr>
-        <w:t>行走图，所以打算画房间了）</w:t>
-      </w:r>
-    </w:p>
-    <w:p>
-      <w:pPr>
-        <w:widowControl/>
-        <w:snapToGrid w:val="0"/>
-        <w:jc w:val="center"/>
-        <w:rPr>
-          <w:rFonts w:ascii="Tahoma" w:eastAsia="微软雅黑" w:hAnsi="Tahoma"/>
-          <w:kern w:val="0"/>
-          <w:sz w:val="22"/>
-        </w:rPr>
-      </w:pPr>
-      <w:r>
-        <w:rPr>
-          <w:noProof/>
-        </w:rPr>
-        <w:drawing>
-          <wp:inline distT="0" distB="0" distL="0" distR="0" wp14:anchorId="29A8E113" wp14:editId="4BF4681A">
-            <wp:extent cx="4785899" cy="2667797"/>
-            <wp:effectExtent l="0" t="0" r="0" b="0"/>
-            <wp:docPr id="1117085372" name="图片 9"/>
-            <wp:cNvGraphicFramePr>
-              <a:graphicFrameLocks xmlns:a="http://schemas.openxmlformats.org/drawingml/2006/main" noChangeAspect="1"/>
-            </wp:cNvGraphicFramePr>
-            <a:graphic xmlns:a="http://schemas.openxmlformats.org/drawingml/2006/main">
-              <a:graphicData uri="http://schemas.openxmlformats.org/drawingml/2006/picture">
-                <pic:pic xmlns:pic="http://schemas.openxmlformats.org/drawingml/2006/picture">
-                  <pic:nvPicPr>
-                    <pic:cNvPr id="0" name="Picture 20"/>
-                    <pic:cNvPicPr>
-                      <a:picLocks noChangeAspect="1" noChangeArrowheads="1"/>
-                    </pic:cNvPicPr>
-                  </pic:nvPicPr>
-                  <pic:blipFill>
-                    <a:blip r:embed="rId16">
-                      <a:extLst>
-                        <a:ext uri="{28A0092B-C50C-407E-A947-70E740481C1C}">
-                          <a14:useLocalDpi xmlns:a14="http://schemas.microsoft.com/office/drawing/2010/main" val="0"/>
-                        </a:ext>
-                      </a:extLst>
-                    </a:blip>
-                    <a:srcRect/>
-                    <a:stretch>
-                      <a:fillRect/>
-                    </a:stretch>
-                  </pic:blipFill>
-                  <pic:spPr bwMode="auto">
-                    <a:xfrm>
-                      <a:off x="0" y="0"/>
-                      <a:ext cx="4798825" cy="2675003"/>
-                    </a:xfrm>
-                    <a:prstGeom prst="rect">
-                      <a:avLst/>
-                    </a:prstGeom>
-                    <a:noFill/>
-                    <a:ln>
-                      <a:noFill/>
-                    </a:ln>
-                  </pic:spPr>
-                </pic:pic>
-              </a:graphicData>
-            </a:graphic>
-          </wp:inline>
-        </w:drawing>
-      </w:r>
-    </w:p>
-    <w:p>
-      <w:pPr>
-        <w:widowControl/>
-        <w:snapToGrid w:val="0"/>
-        <w:rPr>
-          <w:rFonts w:ascii="Tahoma" w:eastAsia="微软雅黑" w:hAnsi="Tahoma"/>
-          <w:kern w:val="0"/>
-          <w:sz w:val="22"/>
-        </w:rPr>
-      </w:pPr>
-    </w:p>
-    <w:p>
-      <w:pPr>
-        <w:widowControl/>
-        <w:jc w:val="left"/>
-        <w:rPr>
-          <w:rFonts w:ascii="Tahoma" w:eastAsia="微软雅黑" w:hAnsi="Tahoma"/>
-          <w:kern w:val="0"/>
-          <w:sz w:val="22"/>
-        </w:rPr>
-      </w:pPr>
-      <w:r>
-        <w:rPr>
-          <w:rFonts w:ascii="Tahoma" w:eastAsia="微软雅黑" w:hAnsi="Tahoma"/>
-          <w:kern w:val="0"/>
-          <w:sz w:val="22"/>
-        </w:rPr>
-        <w:br w:type="page"/>
-      </w:r>
-    </w:p>
-    <w:p>
-      <w:pPr>
-        <w:pStyle w:val="3"/>
-        <w:rPr>
-          <w:rFonts w:hint="eastAsia"/>
-          <w:sz w:val="28"/>
-        </w:rPr>
-      </w:pPr>
-      <w:r>
-        <w:rPr>
-          <w:rFonts w:hint="eastAsia"/>
-          <w:sz w:val="28"/>
-        </w:rPr>
-        <w:lastRenderedPageBreak/>
-        <w:t>房间</w:t>
-      </w:r>
-      <w:r>
-        <w:rPr>
-          <w:rFonts w:hint="eastAsia"/>
-          <w:sz w:val="28"/>
-        </w:rPr>
-        <w:t>绘制</w:t>
-      </w:r>
-    </w:p>
-    <w:p>
-      <w:pPr>
-        <w:pStyle w:val="4"/>
-        <w:rPr>
-          <w:rFonts w:hint="eastAsia"/>
-        </w:rPr>
-      </w:pPr>
-      <w:r>
-        <w:rPr>
-          <w:rFonts w:hint="eastAsia"/>
-        </w:rPr>
-        <w:t>1）</w:t>
-      </w:r>
-      <w:r>
-        <w:rPr>
-          <w:rFonts w:hint="eastAsia"/>
-        </w:rPr>
-        <w:t>素材准备</w:t>
-      </w:r>
-    </w:p>
-    <w:p>
-      <w:pPr>
-        <w:widowControl/>
-        <w:snapToGrid w:val="0"/>
-        <w:rPr>
-          <w:rFonts w:ascii="Tahoma" w:eastAsia="微软雅黑" w:hAnsi="Tahoma"/>
-          <w:kern w:val="0"/>
-          <w:sz w:val="22"/>
-        </w:rPr>
-      </w:pPr>
-      <w:r>
-        <w:rPr>
-          <w:rFonts w:ascii="Tahoma" w:eastAsia="微软雅黑" w:hAnsi="Tahoma" w:hint="eastAsia"/>
-          <w:kern w:val="0"/>
-          <w:sz w:val="22"/>
-        </w:rPr>
-        <w:t>这个房间是作者我用</w:t>
-      </w:r>
-      <w:r>
-        <w:rPr>
-          <w:rFonts w:ascii="Tahoma" w:eastAsia="微软雅黑" w:hAnsi="Tahoma" w:hint="eastAsia"/>
-          <w:kern w:val="0"/>
-          <w:sz w:val="22"/>
-        </w:rPr>
-        <w:t>Ai</w:t>
-      </w:r>
-      <w:r>
-        <w:rPr>
-          <w:rFonts w:ascii="Tahoma" w:eastAsia="微软雅黑" w:hAnsi="Tahoma" w:hint="eastAsia"/>
-          <w:kern w:val="0"/>
-          <w:sz w:val="22"/>
-        </w:rPr>
-        <w:t>矢量图画出来的。</w:t>
-      </w:r>
-    </w:p>
-    <w:p>
-      <w:pPr>
-        <w:widowControl/>
-        <w:snapToGrid w:val="0"/>
-        <w:rPr>
-          <w:rFonts w:ascii="Tahoma" w:eastAsia="微软雅黑" w:hAnsi="Tahoma"/>
-          <w:kern w:val="0"/>
-          <w:sz w:val="22"/>
-        </w:rPr>
-      </w:pPr>
-      <w:r>
-        <w:rPr>
-          <w:rFonts w:ascii="Tahoma" w:eastAsia="微软雅黑" w:hAnsi="Tahoma" w:hint="eastAsia"/>
-          <w:kern w:val="0"/>
-          <w:sz w:val="22"/>
-        </w:rPr>
-        <w:t>只要能确保</w:t>
-      </w:r>
-      <w:r>
-        <w:rPr>
-          <w:rFonts w:ascii="Tahoma" w:eastAsia="微软雅黑" w:hAnsi="Tahoma" w:hint="eastAsia"/>
-          <w:kern w:val="0"/>
-          <w:sz w:val="22"/>
-        </w:rPr>
-        <w:t xml:space="preserve"> </w:t>
-      </w:r>
-      <w:r>
-        <w:rPr>
-          <w:rFonts w:ascii="Tahoma" w:eastAsia="微软雅黑" w:hAnsi="Tahoma" w:hint="eastAsia"/>
-          <w:kern w:val="0"/>
-          <w:sz w:val="22"/>
-        </w:rPr>
-        <w:t>房间</w:t>
-      </w:r>
-      <w:r>
-        <w:rPr>
-          <w:rFonts w:ascii="Tahoma" w:eastAsia="微软雅黑" w:hAnsi="Tahoma" w:hint="eastAsia"/>
-          <w:kern w:val="0"/>
-          <w:sz w:val="22"/>
-        </w:rPr>
-        <w:t>构图</w:t>
-      </w:r>
-      <w:r>
-        <w:rPr>
-          <w:rFonts w:ascii="Tahoma" w:eastAsia="微软雅黑" w:hAnsi="Tahoma" w:hint="eastAsia"/>
-          <w:kern w:val="0"/>
-          <w:sz w:val="22"/>
-        </w:rPr>
-        <w:t xml:space="preserve"> </w:t>
-      </w:r>
-      <w:r>
-        <w:rPr>
-          <w:rFonts w:ascii="Tahoma" w:eastAsia="微软雅黑" w:hAnsi="Tahoma" w:hint="eastAsia"/>
-          <w:kern w:val="0"/>
-          <w:sz w:val="22"/>
-        </w:rPr>
-        <w:t>具备基本的</w:t>
-      </w:r>
-      <w:r>
-        <w:rPr>
-          <w:rFonts w:ascii="Tahoma" w:eastAsia="微软雅黑" w:hAnsi="Tahoma" w:hint="eastAsia"/>
-          <w:kern w:val="0"/>
-          <w:sz w:val="22"/>
-        </w:rPr>
-        <w:t>透视，</w:t>
-      </w:r>
-      <w:r>
-        <w:rPr>
-          <w:rFonts w:ascii="Tahoma" w:eastAsia="微软雅黑" w:hAnsi="Tahoma" w:hint="eastAsia"/>
-          <w:kern w:val="0"/>
-          <w:sz w:val="22"/>
-        </w:rPr>
-        <w:t>那么在地图中，玩家的感受就是</w:t>
-      </w:r>
-      <w:r>
-        <w:rPr>
-          <w:rFonts w:ascii="Tahoma" w:eastAsia="微软雅黑" w:hAnsi="Tahoma" w:hint="eastAsia"/>
-          <w:kern w:val="0"/>
-          <w:sz w:val="22"/>
-        </w:rPr>
-        <w:t>2</w:t>
-      </w:r>
-      <w:r>
-        <w:rPr>
-          <w:rFonts w:ascii="Tahoma" w:eastAsia="微软雅黑" w:hAnsi="Tahoma"/>
-          <w:kern w:val="0"/>
-          <w:sz w:val="22"/>
-        </w:rPr>
-        <w:t>.5</w:t>
-      </w:r>
-      <w:r>
-        <w:rPr>
-          <w:rFonts w:ascii="Tahoma" w:eastAsia="微软雅黑" w:hAnsi="Tahoma" w:hint="eastAsia"/>
-          <w:kern w:val="0"/>
-          <w:sz w:val="22"/>
-        </w:rPr>
-        <w:t>d</w:t>
-      </w:r>
-      <w:r>
-        <w:rPr>
-          <w:rFonts w:ascii="Tahoma" w:eastAsia="微软雅黑" w:hAnsi="Tahoma" w:hint="eastAsia"/>
-          <w:kern w:val="0"/>
-          <w:sz w:val="22"/>
-        </w:rPr>
-        <w:t>效果</w:t>
-      </w:r>
-      <w:r>
-        <w:rPr>
-          <w:rFonts w:ascii="Tahoma" w:eastAsia="微软雅黑" w:hAnsi="Tahoma" w:hint="eastAsia"/>
-          <w:kern w:val="0"/>
-          <w:sz w:val="22"/>
-        </w:rPr>
-        <w:t>。</w:t>
-      </w:r>
-    </w:p>
-    <w:p>
-      <w:pPr>
-        <w:widowControl/>
-        <w:jc w:val="center"/>
-        <w:rPr>
-          <w:rFonts w:ascii="宋体" w:eastAsia="宋体" w:hAnsi="宋体" w:cs="宋体" w:hint="eastAsia"/>
-          <w:kern w:val="0"/>
-          <w:sz w:val="24"/>
-          <w:szCs w:val="24"/>
-        </w:rPr>
-      </w:pPr>
-      <w:r>
-        <w:rPr>
-          <w:rFonts w:ascii="宋体" w:eastAsia="宋体" w:hAnsi="宋体" w:cs="宋体"/>
-          <w:noProof/>
-          <w:kern w:val="0"/>
-          <w:sz w:val="24"/>
-          <w:szCs w:val="24"/>
-        </w:rPr>
-        <w:drawing>
-          <wp:inline distT="0" distB="0" distL="0" distR="0" wp14:anchorId="475E738F" wp14:editId="619FBD62">
-            <wp:extent cx="5274310" cy="2389505"/>
-            <wp:effectExtent l="0" t="0" r="2540" b="0"/>
+          <wp:inline distT="0" distB="0" distL="0" distR="0" wp14:anchorId="475E738F" wp14:editId="4F01E241">
+            <wp:extent cx="4692637" cy="2125980"/>
+            <wp:effectExtent l="0" t="0" r="0" b="7620"/>
             <wp:docPr id="548088087" name="图片 10"/>
             <wp:cNvGraphicFramePr>
               <a:graphicFrameLocks xmlns:a="http://schemas.openxmlformats.org/drawingml/2006/main" noChangeAspect="1"/>
@@ -2533,7 +2161,7 @@
                   <pic:spPr bwMode="auto">
                     <a:xfrm>
                       <a:off x="0" y="0"/>
-                      <a:ext cx="5274310" cy="2389505"/>
+                      <a:ext cx="4699692" cy="2129176"/>
                     </a:xfrm>
                     <a:prstGeom prst="rect">
                       <a:avLst/>
@@ -2553,6 +2181,65 @@
     <w:p>
       <w:pPr>
         <w:widowControl/>
+        <w:jc w:val="left"/>
+        <w:rPr>
+          <w:rFonts w:ascii="Tahoma" w:eastAsia="微软雅黑" w:hAnsi="Tahoma"/>
+          <w:kern w:val="0"/>
+          <w:sz w:val="22"/>
+        </w:rPr>
+      </w:pPr>
+    </w:p>
+    <w:p>
+      <w:pPr>
+        <w:pStyle w:val="4"/>
+        <w:snapToGrid w:val="0"/>
+        <w:spacing w:before="120" w:after="120" w:line="240" w:lineRule="auto"/>
+        <w:rPr>
+          <w:rFonts w:ascii="微软雅黑" w:eastAsia="微软雅黑" w:hAnsi="微软雅黑" w:hint="eastAsia"/>
+          <w:sz w:val="22"/>
+          <w:szCs w:val="22"/>
+        </w:rPr>
+      </w:pPr>
+      <w:bookmarkStart w:id="0" w:name="_2）可通行图块填涂"/>
+      <w:bookmarkEnd w:id="0"/>
+      <w:r>
+        <w:rPr>
+          <w:rFonts w:ascii="微软雅黑" w:eastAsia="微软雅黑" w:hAnsi="微软雅黑" w:hint="eastAsia"/>
+          <w:sz w:val="22"/>
+          <w:szCs w:val="22"/>
+        </w:rPr>
+        <w:t>2）</w:t>
+      </w:r>
+      <w:r>
+        <w:rPr>
+          <w:rFonts w:ascii="微软雅黑" w:eastAsia="微软雅黑" w:hAnsi="微软雅黑" w:hint="eastAsia"/>
+          <w:sz w:val="22"/>
+          <w:szCs w:val="22"/>
+        </w:rPr>
+        <w:t>可</w:t>
+      </w:r>
+      <w:proofErr w:type="gramStart"/>
+      <w:r>
+        <w:rPr>
+          <w:rFonts w:ascii="微软雅黑" w:eastAsia="微软雅黑" w:hAnsi="微软雅黑" w:hint="eastAsia"/>
+          <w:sz w:val="22"/>
+          <w:szCs w:val="22"/>
+        </w:rPr>
+        <w:t>通行</w:t>
+      </w:r>
+      <w:r>
+        <w:rPr>
+          <w:rFonts w:ascii="微软雅黑" w:eastAsia="微软雅黑" w:hAnsi="微软雅黑" w:hint="eastAsia"/>
+          <w:sz w:val="22"/>
+          <w:szCs w:val="22"/>
+        </w:rPr>
+        <w:t>图块填涂</w:t>
+      </w:r>
+      <w:proofErr w:type="gramEnd"/>
+    </w:p>
+    <w:p>
+      <w:pPr>
+        <w:widowControl/>
         <w:snapToGrid w:val="0"/>
         <w:jc w:val="left"/>
         <w:rPr>
@@ -2561,62 +2248,40 @@
           <w:sz w:val="22"/>
         </w:rPr>
       </w:pPr>
-    </w:p>
-    <w:p>
-      <w:pPr>
-        <w:widowControl/>
-        <w:jc w:val="left"/>
-        <w:rPr>
-          <w:rFonts w:ascii="Tahoma" w:eastAsia="微软雅黑" w:hAnsi="Tahoma"/>
-          <w:kern w:val="0"/>
-          <w:sz w:val="22"/>
-        </w:rPr>
-      </w:pPr>
-      <w:r>
-        <w:rPr>
-          <w:rFonts w:ascii="Tahoma" w:eastAsia="微软雅黑" w:hAnsi="Tahoma"/>
-          <w:kern w:val="0"/>
-          <w:sz w:val="22"/>
-        </w:rPr>
-        <w:br w:type="page"/>
-      </w:r>
-    </w:p>
-    <w:p>
-      <w:pPr>
-        <w:pStyle w:val="4"/>
-        <w:rPr>
-          <w:rFonts w:hint="eastAsia"/>
-        </w:rPr>
-      </w:pPr>
-      <w:bookmarkStart w:id="0" w:name="_2）可通行图块填涂"/>
-      <w:bookmarkEnd w:id="0"/>
-      <w:r>
-        <w:rPr>
-          <w:rFonts w:hint="eastAsia"/>
-        </w:rPr>
-        <w:lastRenderedPageBreak/>
-        <w:t>2）</w:t>
-      </w:r>
-      <w:r>
-        <w:rPr>
-          <w:rFonts w:hint="eastAsia"/>
-        </w:rPr>
-        <w:t>可</w:t>
+      <w:r>
+        <w:rPr>
+          <w:rFonts w:ascii="Tahoma" w:eastAsia="微软雅黑" w:hAnsi="Tahoma" w:hint="eastAsia"/>
+          <w:kern w:val="0"/>
+          <w:sz w:val="22"/>
+        </w:rPr>
+        <w:t>先用</w:t>
+      </w:r>
+      <w:r>
+        <w:rPr>
+          <w:rFonts w:ascii="Tahoma" w:eastAsia="微软雅黑" w:hAnsi="Tahoma" w:hint="eastAsia"/>
+          <w:kern w:val="0"/>
+          <w:sz w:val="22"/>
+        </w:rPr>
+        <w:t>下图的</w:t>
       </w:r>
       <w:proofErr w:type="gramStart"/>
       <w:r>
         <w:rPr>
-          <w:rFonts w:hint="eastAsia"/>
-        </w:rPr>
-        <w:t>通行</w:t>
-      </w:r>
-      <w:r>
-        <w:rPr>
-          <w:rFonts w:hint="eastAsia"/>
-        </w:rPr>
-        <w:t>图块填涂</w:t>
+          <w:rFonts w:ascii="Tahoma" w:eastAsia="微软雅黑" w:hAnsi="Tahoma" w:hint="eastAsia"/>
+          <w:kern w:val="0"/>
+          <w:sz w:val="22"/>
+        </w:rPr>
+        <w:t>图块铺</w:t>
       </w:r>
       <w:proofErr w:type="gramEnd"/>
+      <w:r>
+        <w:rPr>
+          <w:rFonts w:ascii="Tahoma" w:eastAsia="微软雅黑" w:hAnsi="Tahoma" w:hint="eastAsia"/>
+          <w:kern w:val="0"/>
+          <w:sz w:val="22"/>
+        </w:rPr>
+        <w:t>满地图，</w:t>
+      </w:r>
     </w:p>
     <w:p>
       <w:pPr>
@@ -2635,52 +2300,6 @@
           <w:kern w:val="0"/>
           <w:sz w:val="22"/>
         </w:rPr>
-        <w:t>先用</w:t>
-      </w:r>
-      <w:r>
-        <w:rPr>
-          <w:rFonts w:ascii="Tahoma" w:eastAsia="微软雅黑" w:hAnsi="Tahoma" w:hint="eastAsia"/>
-          <w:kern w:val="0"/>
-          <w:sz w:val="22"/>
-        </w:rPr>
-        <w:t>下图的</w:t>
-      </w:r>
-      <w:proofErr w:type="gramStart"/>
-      <w:r>
-        <w:rPr>
-          <w:rFonts w:ascii="Tahoma" w:eastAsia="微软雅黑" w:hAnsi="Tahoma" w:hint="eastAsia"/>
-          <w:kern w:val="0"/>
-          <w:sz w:val="22"/>
-        </w:rPr>
-        <w:t>图块铺</w:t>
-      </w:r>
-      <w:proofErr w:type="gramEnd"/>
-      <w:r>
-        <w:rPr>
-          <w:rFonts w:ascii="Tahoma" w:eastAsia="微软雅黑" w:hAnsi="Tahoma" w:hint="eastAsia"/>
-          <w:kern w:val="0"/>
-          <w:sz w:val="22"/>
-        </w:rPr>
-        <w:t>满地图，</w:t>
-      </w:r>
-    </w:p>
-    <w:p>
-      <w:pPr>
-        <w:widowControl/>
-        <w:snapToGrid w:val="0"/>
-        <w:jc w:val="left"/>
-        <w:rPr>
-          <w:rFonts w:ascii="Tahoma" w:eastAsia="微软雅黑" w:hAnsi="Tahoma"/>
-          <w:kern w:val="0"/>
-          <w:sz w:val="22"/>
-        </w:rPr>
-      </w:pPr>
-      <w:r>
-        <w:rPr>
-          <w:rFonts w:ascii="Tahoma" w:eastAsia="微软雅黑" w:hAnsi="Tahoma" w:hint="eastAsia"/>
-          <w:kern w:val="0"/>
-          <w:sz w:val="22"/>
-        </w:rPr>
         <w:t>然后</w:t>
       </w:r>
       <w:r>
@@ -2736,6 +2355,7 @@
           <w:kern w:val="0"/>
           <w:sz w:val="22"/>
         </w:rPr>
+        <w:lastRenderedPageBreak/>
         <w:drawing>
           <wp:inline distT="0" distB="0" distL="0" distR="0" wp14:anchorId="1A2676C4" wp14:editId="0EFE3FF2">
             <wp:extent cx="2598420" cy="1684020"/>
@@ -2825,7 +2445,7 @@
           <w:sz w:val="22"/>
         </w:rPr>
         <w:drawing>
-          <wp:inline distT="0" distB="0" distL="0" distR="0" wp14:anchorId="25E52105" wp14:editId="589EDD61">
+          <wp:inline distT="0" distB="0" distL="0" distR="0" wp14:anchorId="25E52105" wp14:editId="63AF0C6F">
             <wp:extent cx="2628900" cy="1620828"/>
             <wp:effectExtent l="0" t="0" r="0" b="0"/>
             <wp:docPr id="87103591" name="图片 12"/>
@@ -3032,7 +2652,7 @@
                     </pic:cNvPicPr>
                   </pic:nvPicPr>
                   <pic:blipFill>
-                    <a:blip r:embed="rId14">
+                    <a:blip r:embed="rId16">
                       <a:extLst>
                         <a:ext uri="{28A0092B-C50C-407E-A947-70E740481C1C}">
                           <a14:useLocalDpi xmlns:a14="http://schemas.microsoft.com/office/drawing/2010/main" val="0"/>
@@ -3141,7 +2761,7 @@
           <w:szCs w:val="24"/>
         </w:rPr>
         <w:drawing>
-          <wp:inline distT="0" distB="0" distL="0" distR="0" wp14:anchorId="57AB0DD6" wp14:editId="07C98278">
+          <wp:inline distT="0" distB="0" distL="0" distR="0" wp14:anchorId="57AB0DD6" wp14:editId="1B0681D2">
             <wp:extent cx="2371090" cy="1768754"/>
             <wp:effectExtent l="0" t="0" r="0" b="3175"/>
             <wp:docPr id="983056349" name="图片 14"/>
@@ -3235,19 +2855,31 @@
           <w:rFonts w:hint="eastAsia"/>
         </w:rPr>
         <w:lastRenderedPageBreak/>
+        <w:t>===</w:t>
+      </w:r>
+      <w:r>
+        <w:rPr>
+          <w:rFonts w:hint="eastAsia"/>
+        </w:rPr>
         <w:t>动画序列小房间</w:t>
       </w:r>
       <w:r>
         <w:rPr>
           <w:rFonts w:hint="eastAsia"/>
         </w:rPr>
+        <w:t xml:space="preserve"> </w:t>
+      </w:r>
+      <w:r>
+        <w:rPr>
+          <w:rFonts w:hint="eastAsia"/>
+        </w:rPr>
         <w:t>-</w:t>
       </w:r>
       <w:r>
         <w:rPr>
           <w:rFonts w:hint="eastAsia"/>
         </w:rPr>
-        <w:t>细节问题</w:t>
+        <w:t xml:space="preserve"> 注意事项===</w:t>
       </w:r>
     </w:p>
     <w:p>
@@ -3255,27 +2887,23 @@
         <w:pStyle w:val="3"/>
         <w:rPr>
           <w:rFonts w:hint="eastAsia"/>
-          <w:sz w:val="28"/>
         </w:rPr>
       </w:pPr>
       <w:r>
         <w:rPr>
           <w:rFonts w:hint="eastAsia"/>
-          <w:sz w:val="28"/>
         </w:rPr>
         <w:t>如何</w:t>
       </w:r>
       <w:r>
         <w:rPr>
           <w:rFonts w:hint="eastAsia"/>
-          <w:sz w:val="28"/>
         </w:rPr>
         <w:t>找出</w:t>
       </w:r>
       <w:r>
         <w:rPr>
           <w:rFonts w:hint="eastAsia"/>
-          <w:sz w:val="28"/>
         </w:rPr>
         <w:t>可通行的图块</w:t>
       </w:r>
@@ -3564,7 +3192,7 @@
           <w:sz w:val="22"/>
         </w:rPr>
         <w:drawing>
-          <wp:inline distT="0" distB="0" distL="0" distR="0" wp14:anchorId="64BD1F0B" wp14:editId="0E0C4541">
+          <wp:inline distT="0" distB="0" distL="0" distR="0" wp14:anchorId="64BD1F0B" wp14:editId="648D47C0">
             <wp:extent cx="2628900" cy="1620828"/>
             <wp:effectExtent l="0" t="0" r="0" b="0"/>
             <wp:docPr id="957115732" name="图片 957115732"/>
@@ -4235,22 +3863,23 @@
     <w:uiPriority w:val="9"/>
     <w:unhideWhenUsed/>
     <w:qFormat/>
-    <w:rsid w:val="00AA0818"/>
+    <w:rsid w:val="00C50245"/>
     <w:pPr>
       <w:keepNext/>
       <w:keepLines/>
-      <w:spacing w:before="260" w:after="260" w:line="416" w:lineRule="auto"/>
+      <w:spacing w:before="120" w:after="120" w:line="415" w:lineRule="auto"/>
       <w:outlineLvl w:val="2"/>
     </w:pPr>
     <w:rPr>
       <w:b/>
       <w:bCs/>
-      <w:sz w:val="32"/>
-      <w:szCs w:val="32"/>
+      <w:sz w:val="28"/>
+      <w:szCs w:val="28"/>
     </w:rPr>
   </w:style>
   <w:style w:type="paragraph" w:styleId="4">
     <w:name w:val="heading 4"/>
+    <w:aliases w:val="第三层条,第四层,(１)黑小三,36标题4,标题 4 Char Char,1.1.1.1,1.1.1.1标题 4,H4,h4,PIM 4,第四层1 Char,第四层1,四级标题,四级,bullet,bl,bb,论文标题 3,论文标题3,四级标题 Char,36标题 4,第三层条1.1,1.1.1.1 标题 4,第三层条1,第三层条2,第三层条3,第三层条4,第三层条5,第三层条6,第三层条7,第三层条8,第三层条9,第三层条10,第三层条11,第三层条12,第三层条13,标题 4-lzg"/>
     <w:basedOn w:val="a"/>
     <w:next w:val="a"/>
     <w:link w:val="40"/>
@@ -4525,12 +4154,12 @@
     <w:basedOn w:val="a0"/>
     <w:link w:val="3"/>
     <w:uiPriority w:val="9"/>
-    <w:rsid w:val="00AA0818"/>
+    <w:rsid w:val="00C50245"/>
     <w:rPr>
       <w:b/>
       <w:bCs/>
-      <w:sz w:val="32"/>
-      <w:szCs w:val="32"/>
+      <w:sz w:val="28"/>
+      <w:szCs w:val="28"/>
     </w:rPr>
   </w:style>
   <w:style w:type="paragraph" w:styleId="af1">
@@ -4557,6 +4186,7 @@
   </w:style>
   <w:style w:type="character" w:customStyle="1" w:styleId="40">
     <w:name w:val="标题 4 字符"/>
+    <w:aliases w:val="第三层条 字符,第四层 字符,(１)黑小三 字符,36标题4 字符,标题 4 Char Char 字符,1.1.1.1 字符,1.1.1.1标题 4 字符,H4 字符,h4 字符,PIM 4 字符,第四层1 Char 字符,第四层1 字符,四级标题 字符,四级 字符,bullet 字符,bl 字符,bb 字符,论文标题 3 字符,论文标题3 字符,四级标题 Char 字符,36标题 4 字符,第三层条1.1 字符,1.1.1.1 标题 4 字符,第三层条1 字符,第三层条2 字符"/>
     <w:basedOn w:val="a0"/>
     <w:link w:val="4"/>
     <w:uiPriority w:val="9"/>
